--- a/src/Tests/Inputs/labels/11/input.docx
+++ b/src/Tests/Inputs/labels/11/input.docx
@@ -1,6 +1,6 @@
 
 <file path=word/document.xml><?xml version="1.0" encoding="utf-8"?>
-<w:document xmlns:wpc="http://schemas.microsoft.com/office/word/2010/wordprocessingCanvas" xmlns:cx="http://schemas.microsoft.com/office/drawing/2014/chartex" xmlns:cx1="http://schemas.microsoft.com/office/drawing/2015/9/8/chartex" xmlns:cx2="http://schemas.microsoft.com/office/drawing/2015/10/21/chartex" xmlns:cx3="http://schemas.microsoft.com/office/drawing/2016/5/9/chartex" xmlns:cx4="http://schemas.microsoft.com/office/drawing/2016/5/10/chartex" xmlns:cx5="http://schemas.microsoft.com/office/drawing/2016/5/11/chartex" xmlns:cx6="http://schemas.microsoft.com/office/drawing/2016/5/12/chartex" xmlns:cx7="http://schemas.microsoft.com/office/drawing/2016/5/13/chartex" xmlns:cx8="http://schemas.microsoft.com/office/drawing/2016/5/14/chartex" xmlns:mc="http://schemas.openxmlformats.org/markup-compatibility/2006" xmlns:aink="http://schemas.microsoft.com/office/drawing/2016/ink" xmlns:am3d="http://schemas.microsoft.com/office/drawing/2017/model3d" xmlns:o="urn:schemas-microsoft-com:office:office" xmlns:r="http://schemas.openxmlformats.org/officeDocument/2006/relationships" xmlns:m="http://schemas.openxmlformats.org/officeDocument/2006/math" xmlns:v="urn:schemas-microsoft-com:vml" xmlns:wp14="http://schemas.microsoft.com/office/word/2010/wordprocessingDrawing" xmlns:wp="http://schemas.openxmlformats.org/drawingml/2006/wordprocessingDrawing" xmlns:w10="urn:schemas-microsoft-com:office:word" xmlns:w="http://schemas.openxmlformats.org/wordprocessingml/2006/main" xmlns:w14="http://schemas.microsoft.com/office/word/2010/wordml" xmlns:w15="http://schemas.microsoft.com/office/word/2012/wordml" xmlns:w16cex="http://schemas.microsoft.com/office/word/2018/wordml/cex" xmlns:w16cid="http://schemas.microsoft.com/office/word/2016/wordml/cid" xmlns:w16="http://schemas.microsoft.com/office/word/2018/wordml" xmlns:w16se="http://schemas.microsoft.com/office/word/2015/wordml/symex" xmlns:wpg="http://schemas.microsoft.com/office/word/2010/wordprocessingGroup" xmlns:wpi="http://schemas.microsoft.com/office/word/2010/wordprocessingInk" xmlns:wne="http://schemas.microsoft.com/office/word/2006/wordml" xmlns:wps="http://schemas.microsoft.com/office/word/2010/wordprocessingShape" mc:Ignorable="w14 w15 w16se w16cid w16 w16cex wp14">
+<w:document xmlns:a="http://schemas.openxmlformats.org/drawingml/2006/main" xmlns:a16="http://schemas.microsoft.com/office/drawing/2014/main" xmlns:adec="http://schemas.microsoft.com/office/drawing/2017/decorative" xmlns:pic="http://schemas.openxmlformats.org/drawingml/2006/picture" xmlns:a14="http://schemas.microsoft.com/office/drawing/2010/main" xmlns:asvg="http://schemas.microsoft.com/office/drawing/2016/SVG/main" xmlns:wpc="http://schemas.microsoft.com/office/word/2010/wordprocessingCanvas" xmlns:cx="http://schemas.microsoft.com/office/drawing/2014/chartex" xmlns:cx1="http://schemas.microsoft.com/office/drawing/2015/9/8/chartex" xmlns:cx2="http://schemas.microsoft.com/office/drawing/2015/10/21/chartex" xmlns:cx3="http://schemas.microsoft.com/office/drawing/2016/5/9/chartex" xmlns:cx4="http://schemas.microsoft.com/office/drawing/2016/5/10/chartex" xmlns:cx5="http://schemas.microsoft.com/office/drawing/2016/5/11/chartex" xmlns:cx6="http://schemas.microsoft.com/office/drawing/2016/5/12/chartex" xmlns:cx7="http://schemas.microsoft.com/office/drawing/2016/5/13/chartex" xmlns:cx8="http://schemas.microsoft.com/office/drawing/2016/5/14/chartex" xmlns:mc="http://schemas.openxmlformats.org/markup-compatibility/2006" xmlns:aink="http://schemas.microsoft.com/office/drawing/2016/ink" xmlns:am3d="http://schemas.microsoft.com/office/drawing/2017/model3d" xmlns:o="urn:schemas-microsoft-com:office:office" xmlns:r="http://schemas.openxmlformats.org/officeDocument/2006/relationships" xmlns:m="http://schemas.openxmlformats.org/officeDocument/2006/math" xmlns:v="urn:schemas-microsoft-com:vml" xmlns:wp14="http://schemas.microsoft.com/office/word/2010/wordprocessingDrawing" xmlns:wp="http://schemas.openxmlformats.org/drawingml/2006/wordprocessingDrawing" xmlns:w10="urn:schemas-microsoft-com:office:word" xmlns:w="http://schemas.openxmlformats.org/wordprocessingml/2006/main" xmlns:w14="http://schemas.microsoft.com/office/word/2010/wordml" xmlns:w15="http://schemas.microsoft.com/office/word/2012/wordml" xmlns:w16cex="http://schemas.microsoft.com/office/word/2018/wordml/cex" xmlns:w16cid="http://schemas.microsoft.com/office/word/2016/wordml/cid" xmlns:w16="http://schemas.microsoft.com/office/word/2018/wordml" xmlns:w16se="http://schemas.microsoft.com/office/word/2015/wordml/symex" xmlns:wpg="http://schemas.microsoft.com/office/word/2010/wordprocessingGroup" xmlns:wpi="http://schemas.microsoft.com/office/word/2010/wordprocessingInk" xmlns:wne="http://schemas.microsoft.com/office/word/2006/wordml" xmlns:wps="http://schemas.microsoft.com/office/word/2010/wordprocessingShape" mc:Ignorable="w14 w15 w16se w16cid w16 w16cex wp14">
   <w:body>
     <w:p>
       <w:pPr>
@@ -20,7 +20,7 @@
         <mc:AlternateContent>
           <mc:Choice Requires="wpg">
             <w:drawing>
-              <wp:anchor distT="0" distB="0" distL="114300" distR="114300" simplePos="0" relativeHeight="251658240" behindDoc="1" locked="1" layoutInCell="1" allowOverlap="1" wp14:anchorId="0C97B808" wp14:editId="6E3F4EE0">
+              <wp:anchor distT="0" distB="0" distL="114300" distR="114300" simplePos="0" relativeHeight="251658240" behindDoc="1" locked="1" layoutInCell="1" allowOverlap="1" wp14:editId="6E3F4EE0" wp14:anchorId="0C97B808">
                 <wp:simplePos x="0" y="0"/>
                 <wp:positionH relativeFrom="column">
                   <wp:posOffset>-176530</wp:posOffset>
@@ -103,7 +103,7 @@
                               </w:pPr>
                               <w:r>
                                 <w:rPr>
-                                  <w:rFonts w:ascii="Trebuchet MS" w:eastAsia="STXinwei" w:hAnsi="Trebuchet MS" w:cs="Tahoma"/>
+                                  <w:rFonts w:ascii="Trebuchet MS" w:hAnsi="Trebuchet MS" w:eastAsia="STXinwei" w:cs="Tahoma"/>
                                   <w:color w:val="FFFFFF"/>
                                   <w:kern w:val="24"/>
                                   <w:szCs w:val="20"/>
@@ -166,7 +166,7 @@
                               </w:pPr>
                               <w:r>
                                 <w:rPr>
-                                  <w:rFonts w:ascii="Trebuchet MS" w:eastAsia="STXinwei" w:hAnsi="Trebuchet MS" w:cs="Tahoma"/>
+                                  <w:rFonts w:ascii="Trebuchet MS" w:hAnsi="Trebuchet MS" w:eastAsia="STXinwei" w:cs="Tahoma"/>
                                   <w:color w:val="FFFFFF"/>
                                   <w:kern w:val="24"/>
                                   <w:szCs w:val="20"/>
@@ -229,7 +229,7 @@
                               </w:pPr>
                               <w:r>
                                 <w:rPr>
-                                  <w:rFonts w:ascii="Trebuchet MS" w:eastAsia="STXinwei" w:hAnsi="Trebuchet MS" w:cs="Tahoma"/>
+                                  <w:rFonts w:ascii="Trebuchet MS" w:hAnsi="Trebuchet MS" w:eastAsia="STXinwei" w:cs="Tahoma"/>
                                   <w:color w:val="FFFFFF"/>
                                   <w:kern w:val="24"/>
                                   <w:szCs w:val="20"/>
@@ -292,7 +292,7 @@
                               </w:pPr>
                               <w:r>
                                 <w:rPr>
-                                  <w:rFonts w:ascii="Trebuchet MS" w:eastAsia="STXinwei" w:hAnsi="Trebuchet MS" w:cs="Tahoma"/>
+                                  <w:rFonts w:ascii="Trebuchet MS" w:hAnsi="Trebuchet MS" w:eastAsia="STXinwei" w:cs="Tahoma"/>
                                   <w:color w:val="FFFFFF"/>
                                   <w:kern w:val="24"/>
                                   <w:szCs w:val="20"/>
@@ -355,7 +355,7 @@
                               </w:pPr>
                               <w:r>
                                 <w:rPr>
-                                  <w:rFonts w:ascii="Trebuchet MS" w:eastAsia="STXinwei" w:hAnsi="Trebuchet MS" w:cs="Tahoma"/>
+                                  <w:rFonts w:ascii="Trebuchet MS" w:hAnsi="Trebuchet MS" w:eastAsia="STXinwei" w:cs="Tahoma"/>
                                   <w:color w:val="FFFFFF"/>
                                   <w:kern w:val="24"/>
                                   <w:szCs w:val="20"/>
@@ -418,7 +418,7 @@
                               </w:pPr>
                               <w:r>
                                 <w:rPr>
-                                  <w:rFonts w:ascii="Trebuchet MS" w:eastAsia="STXinwei" w:hAnsi="Trebuchet MS" w:cs="Tahoma"/>
+                                  <w:rFonts w:ascii="Trebuchet MS" w:hAnsi="Trebuchet MS" w:eastAsia="STXinwei" w:cs="Tahoma"/>
                                   <w:color w:val="FFFFFF"/>
                                   <w:kern w:val="24"/>
                                   <w:szCs w:val="20"/>
@@ -481,7 +481,7 @@
                               </w:pPr>
                               <w:r>
                                 <w:rPr>
-                                  <w:rFonts w:ascii="Trebuchet MS" w:eastAsia="STXinwei" w:hAnsi="Trebuchet MS" w:cs="Tahoma"/>
+                                  <w:rFonts w:ascii="Trebuchet MS" w:hAnsi="Trebuchet MS" w:eastAsia="STXinwei" w:cs="Tahoma"/>
                                   <w:color w:val="FFFFFF"/>
                                   <w:kern w:val="24"/>
                                   <w:szCs w:val="20"/>
@@ -544,7 +544,7 @@
                               </w:pPr>
                               <w:r>
                                 <w:rPr>
-                                  <w:rFonts w:ascii="Trebuchet MS" w:eastAsia="STXinwei" w:hAnsi="Trebuchet MS" w:cs="Tahoma"/>
+                                  <w:rFonts w:ascii="Trebuchet MS" w:hAnsi="Trebuchet MS" w:eastAsia="STXinwei" w:cs="Tahoma"/>
                                   <w:color w:val="FFFFFF"/>
                                   <w:kern w:val="24"/>
                                   <w:szCs w:val="20"/>
@@ -607,7 +607,7 @@
                               </w:pPr>
                               <w:r>
                                 <w:rPr>
-                                  <w:rFonts w:ascii="Trebuchet MS" w:eastAsia="STXinwei" w:hAnsi="Trebuchet MS" w:cs="Tahoma"/>
+                                  <w:rFonts w:ascii="Trebuchet MS" w:hAnsi="Trebuchet MS" w:eastAsia="STXinwei" w:cs="Tahoma"/>
                                   <w:color w:val="FFFFFF"/>
                                   <w:kern w:val="24"/>
                                   <w:szCs w:val="20"/>
@@ -670,7 +670,7 @@
                               </w:pPr>
                               <w:r>
                                 <w:rPr>
-                                  <w:rFonts w:ascii="Trebuchet MS" w:eastAsia="STXinwei" w:hAnsi="Trebuchet MS" w:cs="Tahoma"/>
+                                  <w:rFonts w:ascii="Trebuchet MS" w:hAnsi="Trebuchet MS" w:eastAsia="STXinwei" w:cs="Tahoma"/>
                                   <w:color w:val="FFFFFF"/>
                                   <w:kern w:val="24"/>
                                   <w:szCs w:val="20"/>
@@ -733,7 +733,7 @@
                               </w:pPr>
                               <w:r>
                                 <w:rPr>
-                                  <w:rFonts w:ascii="Trebuchet MS" w:eastAsia="STXinwei" w:hAnsi="Trebuchet MS" w:cs="Tahoma"/>
+                                  <w:rFonts w:ascii="Trebuchet MS" w:hAnsi="Trebuchet MS" w:eastAsia="STXinwei" w:cs="Tahoma"/>
                                   <w:color w:val="FFFFFF"/>
                                   <w:kern w:val="24"/>
                                   <w:szCs w:val="20"/>
@@ -796,7 +796,7 @@
                               </w:pPr>
                               <w:r>
                                 <w:rPr>
-                                  <w:rFonts w:ascii="Trebuchet MS" w:eastAsia="STXinwei" w:hAnsi="Trebuchet MS" w:cs="Tahoma"/>
+                                  <w:rFonts w:ascii="Trebuchet MS" w:hAnsi="Trebuchet MS" w:eastAsia="STXinwei" w:cs="Tahoma"/>
                                   <w:color w:val="FFFFFF"/>
                                   <w:kern w:val="24"/>
                                   <w:szCs w:val="20"/>
@@ -859,7 +859,7 @@
                               </w:pPr>
                               <w:r>
                                 <w:rPr>
-                                  <w:rFonts w:ascii="Trebuchet MS" w:eastAsia="STXinwei" w:hAnsi="Trebuchet MS" w:cs="Tahoma"/>
+                                  <w:rFonts w:ascii="Trebuchet MS" w:hAnsi="Trebuchet MS" w:eastAsia="STXinwei" w:cs="Tahoma"/>
                                   <w:color w:val="FFFFFF"/>
                                   <w:kern w:val="24"/>
                                   <w:szCs w:val="20"/>
@@ -922,7 +922,7 @@
                               </w:pPr>
                               <w:r>
                                 <w:rPr>
-                                  <w:rFonts w:ascii="Trebuchet MS" w:eastAsia="STXinwei" w:hAnsi="Trebuchet MS" w:cs="Tahoma"/>
+                                  <w:rFonts w:ascii="Trebuchet MS" w:hAnsi="Trebuchet MS" w:eastAsia="STXinwei" w:cs="Tahoma"/>
                                   <w:color w:val="FFFFFF"/>
                                   <w:kern w:val="24"/>
                                   <w:szCs w:val="20"/>
@@ -985,7 +985,7 @@
                               </w:pPr>
                               <w:r>
                                 <w:rPr>
-                                  <w:rFonts w:ascii="Trebuchet MS" w:eastAsia="STXinwei" w:hAnsi="Trebuchet MS" w:cs="Tahoma"/>
+                                  <w:rFonts w:ascii="Trebuchet MS" w:hAnsi="Trebuchet MS" w:eastAsia="STXinwei" w:cs="Tahoma"/>
                                   <w:color w:val="FFFFFF"/>
                                   <w:kern w:val="24"/>
                                   <w:szCs w:val="20"/>
@@ -1633,7 +1633,7 @@
                               </w:pPr>
                               <w:r>
                                 <w:rPr>
-                                  <w:rFonts w:ascii="Trebuchet MS" w:eastAsia="STXinwei" w:hAnsi="Trebuchet MS" w:cs="Tahoma"/>
+                                  <w:rFonts w:ascii="Trebuchet MS" w:hAnsi="Trebuchet MS" w:eastAsia="STXinwei" w:cs="Tahoma"/>
                                   <w:color w:val="FFFFFF"/>
                                   <w:kern w:val="24"/>
                                   <w:szCs w:val="20"/>
@@ -1696,7 +1696,7 @@
                               </w:pPr>
                               <w:r>
                                 <w:rPr>
-                                  <w:rFonts w:ascii="Trebuchet MS" w:eastAsia="STXinwei" w:hAnsi="Trebuchet MS" w:cs="Tahoma"/>
+                                  <w:rFonts w:ascii="Trebuchet MS" w:hAnsi="Trebuchet MS" w:eastAsia="STXinwei" w:cs="Tahoma"/>
                                   <w:color w:val="FFFFFF"/>
                                   <w:kern w:val="24"/>
                                   <w:szCs w:val="20"/>
@@ -1759,7 +1759,7 @@
                               </w:pPr>
                               <w:r>
                                 <w:rPr>
-                                  <w:rFonts w:ascii="Trebuchet MS" w:eastAsia="STXinwei" w:hAnsi="Trebuchet MS" w:cs="Tahoma"/>
+                                  <w:rFonts w:ascii="Trebuchet MS" w:hAnsi="Trebuchet MS" w:eastAsia="STXinwei" w:cs="Tahoma"/>
                                   <w:color w:val="FFFFFF"/>
                                   <w:kern w:val="24"/>
                                   <w:szCs w:val="20"/>
@@ -1822,7 +1822,7 @@
                               </w:pPr>
                               <w:r>
                                 <w:rPr>
-                                  <w:rFonts w:ascii="Trebuchet MS" w:eastAsia="STXinwei" w:hAnsi="Trebuchet MS" w:cs="Tahoma"/>
+                                  <w:rFonts w:ascii="Trebuchet MS" w:hAnsi="Trebuchet MS" w:eastAsia="STXinwei" w:cs="Tahoma"/>
                                   <w:color w:val="FFFFFF"/>
                                   <w:kern w:val="24"/>
                                   <w:szCs w:val="20"/>
@@ -1885,7 +1885,7 @@
                               </w:pPr>
                               <w:r>
                                 <w:rPr>
-                                  <w:rFonts w:ascii="Trebuchet MS" w:eastAsia="STXinwei" w:hAnsi="Trebuchet MS" w:cs="Tahoma"/>
+                                  <w:rFonts w:ascii="Trebuchet MS" w:hAnsi="Trebuchet MS" w:eastAsia="STXinwei" w:cs="Tahoma"/>
                                   <w:color w:val="FFFFFF"/>
                                   <w:kern w:val="24"/>
                                   <w:szCs w:val="20"/>
@@ -1948,7 +1948,7 @@
                               </w:pPr>
                               <w:r>
                                 <w:rPr>
-                                  <w:rFonts w:ascii="Trebuchet MS" w:eastAsia="STXinwei" w:hAnsi="Trebuchet MS" w:cs="Tahoma"/>
+                                  <w:rFonts w:ascii="Trebuchet MS" w:hAnsi="Trebuchet MS" w:eastAsia="STXinwei" w:cs="Tahoma"/>
                                   <w:color w:val="FFFFFF"/>
                                   <w:kern w:val="24"/>
                                   <w:szCs w:val="20"/>
@@ -2011,7 +2011,7 @@
                               </w:pPr>
                               <w:r>
                                 <w:rPr>
-                                  <w:rFonts w:ascii="Trebuchet MS" w:eastAsia="STXinwei" w:hAnsi="Trebuchet MS" w:cs="Tahoma"/>
+                                  <w:rFonts w:ascii="Trebuchet MS" w:hAnsi="Trebuchet MS" w:eastAsia="STXinwei" w:cs="Tahoma"/>
                                   <w:color w:val="FFFFFF"/>
                                   <w:kern w:val="24"/>
                                   <w:szCs w:val="20"/>
@@ -2074,7 +2074,7 @@
                               </w:pPr>
                               <w:r>
                                 <w:rPr>
-                                  <w:rFonts w:ascii="Trebuchet MS" w:eastAsia="STXinwei" w:hAnsi="Trebuchet MS" w:cs="Tahoma"/>
+                                  <w:rFonts w:ascii="Trebuchet MS" w:hAnsi="Trebuchet MS" w:eastAsia="STXinwei" w:cs="Tahoma"/>
                                   <w:color w:val="FFFFFF"/>
                                   <w:kern w:val="24"/>
                                   <w:szCs w:val="20"/>
@@ -2137,7 +2137,7 @@
                               </w:pPr>
                               <w:r>
                                 <w:rPr>
-                                  <w:rFonts w:ascii="Trebuchet MS" w:eastAsia="STXinwei" w:hAnsi="Trebuchet MS" w:cs="Tahoma"/>
+                                  <w:rFonts w:ascii="Trebuchet MS" w:hAnsi="Trebuchet MS" w:eastAsia="STXinwei" w:cs="Tahoma"/>
                                   <w:color w:val="FFFFFF"/>
                                   <w:kern w:val="24"/>
                                   <w:szCs w:val="20"/>
@@ -2200,7 +2200,7 @@
                               </w:pPr>
                               <w:r>
                                 <w:rPr>
-                                  <w:rFonts w:ascii="Trebuchet MS" w:eastAsia="STXinwei" w:hAnsi="Trebuchet MS" w:cs="Tahoma"/>
+                                  <w:rFonts w:ascii="Trebuchet MS" w:hAnsi="Trebuchet MS" w:eastAsia="STXinwei" w:cs="Tahoma"/>
                                   <w:color w:val="FFFFFF"/>
                                   <w:kern w:val="24"/>
                                   <w:szCs w:val="20"/>
@@ -2263,7 +2263,7 @@
                               </w:pPr>
                               <w:r>
                                 <w:rPr>
-                                  <w:rFonts w:ascii="Trebuchet MS" w:eastAsia="STXinwei" w:hAnsi="Trebuchet MS" w:cs="Tahoma"/>
+                                  <w:rFonts w:ascii="Trebuchet MS" w:hAnsi="Trebuchet MS" w:eastAsia="STXinwei" w:cs="Tahoma"/>
                                   <w:color w:val="FFFFFF"/>
                                   <w:kern w:val="24"/>
                                   <w:szCs w:val="20"/>
@@ -2326,7 +2326,7 @@
                               </w:pPr>
                               <w:r>
                                 <w:rPr>
-                                  <w:rFonts w:ascii="Trebuchet MS" w:eastAsia="STXinwei" w:hAnsi="Trebuchet MS" w:cs="Tahoma"/>
+                                  <w:rFonts w:ascii="Trebuchet MS" w:hAnsi="Trebuchet MS" w:eastAsia="STXinwei" w:cs="Tahoma"/>
                                   <w:color w:val="FFFFFF"/>
                                   <w:kern w:val="24"/>
                                   <w:szCs w:val="20"/>
@@ -2389,7 +2389,7 @@
                               </w:pPr>
                               <w:r>
                                 <w:rPr>
-                                  <w:rFonts w:ascii="Trebuchet MS" w:eastAsia="STXinwei" w:hAnsi="Trebuchet MS" w:cs="Tahoma"/>
+                                  <w:rFonts w:ascii="Trebuchet MS" w:hAnsi="Trebuchet MS" w:eastAsia="STXinwei" w:cs="Tahoma"/>
                                   <w:color w:val="FFFFFF"/>
                                   <w:kern w:val="24"/>
                                   <w:szCs w:val="20"/>
@@ -2452,7 +2452,7 @@
                               </w:pPr>
                               <w:r>
                                 <w:rPr>
-                                  <w:rFonts w:ascii="Trebuchet MS" w:eastAsia="STXinwei" w:hAnsi="Trebuchet MS" w:cs="Tahoma"/>
+                                  <w:rFonts w:ascii="Trebuchet MS" w:hAnsi="Trebuchet MS" w:eastAsia="STXinwei" w:cs="Tahoma"/>
                                   <w:color w:val="FFFFFF"/>
                                   <w:kern w:val="24"/>
                                   <w:szCs w:val="20"/>
@@ -2515,7 +2515,7 @@
                               </w:pPr>
                               <w:r>
                                 <w:rPr>
-                                  <w:rFonts w:ascii="Trebuchet MS" w:eastAsia="STXinwei" w:hAnsi="Trebuchet MS" w:cs="Tahoma"/>
+                                  <w:rFonts w:ascii="Trebuchet MS" w:hAnsi="Trebuchet MS" w:eastAsia="STXinwei" w:cs="Tahoma"/>
                                   <w:color w:val="FFFFFF"/>
                                   <w:kern w:val="24"/>
                                   <w:szCs w:val="20"/>
@@ -3128,8 +3128,8 @@
           </mc:Choice>
           <mc:Fallback>
             <w:pict>
-              <v:group w14:anchorId="0C97B808" id="Group 68" o:spid="_x0000_s1026" style="position:absolute;left:0;text-align:left;margin-left:-13.9pt;margin-top:23.75pt;width:581pt;height:715.65pt;z-index:-251658240;mso-width-relative:margin;mso-height-relative:margin" coordsize="73748,90868" o:gfxdata="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">
-                <v:roundrect id="AutoShape 89" o:spid="_x0000_s1027" style="position:absolute;top:6;width:24041;height:8604;visibility:visible;mso-wrap-style:square;v-text-anchor:middle" arcsize="0" o:gfxdata="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" fillcolor="white [3212]" strokecolor="#f2f2f2 [3052]" strokeweight=".25pt">
+              <v:group id="Group 68" style="position:absolute;left:0;text-align:left;margin-left:-13.9pt;margin-top:23.75pt;width:581pt;height:715.65pt;z-index:-251658240;mso-width-relative:margin;mso-height-relative:margin" coordsize="73748,90868" o:spid="_x0000_s1026" o:gfxdata="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" w14:anchorId="0C97B808">
+                <v:roundrect id="AutoShape 89" style="position:absolute;top:6;width:24041;height:8604;visibility:visible;mso-wrap-style:square;v-text-anchor:middle" o:spid="_x0000_s1027" fillcolor="white [3212]" strokecolor="#f2f2f2 [3052]" strokeweight=".25pt" o:gfxdata="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" arcsize="0">
                   <v:textbox inset="0,0,0,0">
                     <w:txbxContent>
                       <w:p>
@@ -3141,7 +3141,7 @@
                         </w:pPr>
                         <w:r>
                           <w:rPr>
-                            <w:rFonts w:ascii="Trebuchet MS" w:eastAsia="STXinwei" w:hAnsi="Trebuchet MS" w:cs="Tahoma"/>
+                            <w:rFonts w:ascii="Trebuchet MS" w:hAnsi="Trebuchet MS" w:eastAsia="STXinwei" w:cs="Tahoma"/>
                             <w:color w:val="FFFFFF"/>
                             <w:kern w:val="24"/>
                             <w:szCs w:val="20"/>
@@ -3152,7 +3152,7 @@
                     </w:txbxContent>
                   </v:textbox>
                 </v:roundrect>
-                <v:roundrect id="AutoShape 89" o:spid="_x0000_s1028" style="position:absolute;left:24898;width:24041;height:8604;visibility:visible;mso-wrap-style:square;v-text-anchor:middle" arcsize="0" o:gfxdata="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" fillcolor="white [3212]" strokecolor="#f2f2f2 [3052]" strokeweight=".25pt">
+                <v:roundrect id="AutoShape 89" style="position:absolute;left:24898;width:24041;height:8604;visibility:visible;mso-wrap-style:square;v-text-anchor:middle" o:spid="_x0000_s1028" fillcolor="white [3212]" strokecolor="#f2f2f2 [3052]" strokeweight=".25pt" o:gfxdata="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" arcsize="0">
                   <v:textbox inset="0,0,0,0">
                     <w:txbxContent>
                       <w:p>
@@ -3164,7 +3164,7 @@
                         </w:pPr>
                         <w:r>
                           <w:rPr>
-                            <w:rFonts w:ascii="Trebuchet MS" w:eastAsia="STXinwei" w:hAnsi="Trebuchet MS" w:cs="Tahoma"/>
+                            <w:rFonts w:ascii="Trebuchet MS" w:hAnsi="Trebuchet MS" w:eastAsia="STXinwei" w:cs="Tahoma"/>
                             <w:color w:val="FFFFFF"/>
                             <w:kern w:val="24"/>
                             <w:szCs w:val="20"/>
@@ -3175,7 +3175,7 @@
                     </w:txbxContent>
                   </v:textbox>
                 </v:roundrect>
-                <v:roundrect id="AutoShape 89" o:spid="_x0000_s1029" style="position:absolute;left:49612;width:24041;height:8604;visibility:visible;mso-wrap-style:square;v-text-anchor:middle" arcsize="0" o:gfxdata="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" fillcolor="white [3212]" strokecolor="#f2f2f2 [3052]" strokeweight=".25pt">
+                <v:roundrect id="AutoShape 89" style="position:absolute;left:49612;width:24041;height:8604;visibility:visible;mso-wrap-style:square;v-text-anchor:middle" o:spid="_x0000_s1029" fillcolor="white [3212]" strokecolor="#f2f2f2 [3052]" strokeweight=".25pt" o:gfxdata="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" arcsize="0">
                   <v:textbox inset="0,0,0,0">
                     <w:txbxContent>
                       <w:p>
@@ -3187,7 +3187,7 @@
                         </w:pPr>
                         <w:r>
                           <w:rPr>
-                            <w:rFonts w:ascii="Trebuchet MS" w:eastAsia="STXinwei" w:hAnsi="Trebuchet MS" w:cs="Tahoma"/>
+                            <w:rFonts w:ascii="Trebuchet MS" w:hAnsi="Trebuchet MS" w:eastAsia="STXinwei" w:cs="Tahoma"/>
                             <w:color w:val="FFFFFF"/>
                             <w:kern w:val="24"/>
                             <w:szCs w:val="20"/>
@@ -3198,7 +3198,7 @@
                     </w:txbxContent>
                   </v:textbox>
                 </v:roundrect>
-                <v:roundrect id="AutoShape 89" o:spid="_x0000_s1030" style="position:absolute;left:31;top:9144;width:24048;height:8604;visibility:visible;mso-wrap-style:square;v-text-anchor:middle" arcsize="0" o:gfxdata="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" fillcolor="white [3212]" strokecolor="#f2f2f2 [3052]" strokeweight=".25pt">
+                <v:roundrect id="AutoShape 89" style="position:absolute;left:31;top:9144;width:24048;height:8604;visibility:visible;mso-wrap-style:square;v-text-anchor:middle" o:spid="_x0000_s1030" fillcolor="white [3212]" strokecolor="#f2f2f2 [3052]" strokeweight=".25pt" o:gfxdata="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" arcsize="0">
                   <v:textbox inset="0,0,0,0">
                     <w:txbxContent>
                       <w:p>
@@ -3210,7 +3210,7 @@
                         </w:pPr>
                         <w:r>
                           <w:rPr>
-                            <w:rFonts w:ascii="Trebuchet MS" w:eastAsia="STXinwei" w:hAnsi="Trebuchet MS" w:cs="Tahoma"/>
+                            <w:rFonts w:ascii="Trebuchet MS" w:hAnsi="Trebuchet MS" w:eastAsia="STXinwei" w:cs="Tahoma"/>
                             <w:color w:val="FFFFFF"/>
                             <w:kern w:val="24"/>
                             <w:szCs w:val="20"/>
@@ -3221,7 +3221,7 @@
                     </w:txbxContent>
                   </v:textbox>
                 </v:roundrect>
-                <v:roundrect id="AutoShape 89" o:spid="_x0000_s1031" style="position:absolute;left:24898;top:9144;width:24041;height:8604;visibility:visible;mso-wrap-style:square;v-text-anchor:middle" arcsize="0" o:gfxdata="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" fillcolor="white [3212]" strokecolor="#f2f2f2 [3052]" strokeweight=".25pt">
+                <v:roundrect id="AutoShape 89" style="position:absolute;left:24898;top:9144;width:24041;height:8604;visibility:visible;mso-wrap-style:square;v-text-anchor:middle" o:spid="_x0000_s1031" fillcolor="white [3212]" strokecolor="#f2f2f2 [3052]" strokeweight=".25pt" o:gfxdata="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" arcsize="0">
                   <v:textbox inset="0,0,0,0">
                     <w:txbxContent>
                       <w:p>
@@ -3233,7 +3233,7 @@
                         </w:pPr>
                         <w:r>
                           <w:rPr>
-                            <w:rFonts w:ascii="Trebuchet MS" w:eastAsia="STXinwei" w:hAnsi="Trebuchet MS" w:cs="Tahoma"/>
+                            <w:rFonts w:ascii="Trebuchet MS" w:hAnsi="Trebuchet MS" w:eastAsia="STXinwei" w:cs="Tahoma"/>
                             <w:color w:val="FFFFFF"/>
                             <w:kern w:val="24"/>
                             <w:szCs w:val="20"/>
@@ -3244,7 +3244,7 @@
                     </w:txbxContent>
                   </v:textbox>
                 </v:roundrect>
-                <v:roundrect id="AutoShape 89" o:spid="_x0000_s1032" style="position:absolute;left:49663;top:9144;width:24041;height:8604;visibility:visible;mso-wrap-style:square;v-text-anchor:middle" arcsize="0" o:gfxdata="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" fillcolor="white [3212]" strokecolor="#f2f2f2 [3052]" strokeweight=".25pt">
+                <v:roundrect id="AutoShape 89" style="position:absolute;left:49663;top:9144;width:24041;height:8604;visibility:visible;mso-wrap-style:square;v-text-anchor:middle" o:spid="_x0000_s1032" fillcolor="white [3212]" strokecolor="#f2f2f2 [3052]" strokeweight=".25pt" o:gfxdata="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" arcsize="0">
                   <v:textbox inset="0,0,0,0">
                     <w:txbxContent>
                       <w:p>
@@ -3256,7 +3256,7 @@
                         </w:pPr>
                         <w:r>
                           <w:rPr>
-                            <w:rFonts w:ascii="Trebuchet MS" w:eastAsia="STXinwei" w:hAnsi="Trebuchet MS" w:cs="Tahoma"/>
+                            <w:rFonts w:ascii="Trebuchet MS" w:hAnsi="Trebuchet MS" w:eastAsia="STXinwei" w:cs="Tahoma"/>
                             <w:color w:val="FFFFFF"/>
                             <w:kern w:val="24"/>
                             <w:szCs w:val="20"/>
@@ -3267,7 +3267,7 @@
                     </w:txbxContent>
                   </v:textbox>
                 </v:roundrect>
-                <v:roundrect id="AutoShape 89" o:spid="_x0000_s1033" style="position:absolute;left:82;top:18288;width:24035;height:8610;visibility:visible;mso-wrap-style:square;v-text-anchor:middle" arcsize="0" o:gfxdata="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" fillcolor="white [3212]" strokecolor="#f2f2f2 [3052]" strokeweight=".25pt">
+                <v:roundrect id="AutoShape 89" style="position:absolute;left:82;top:18288;width:24035;height:8610;visibility:visible;mso-wrap-style:square;v-text-anchor:middle" o:spid="_x0000_s1033" fillcolor="white [3212]" strokecolor="#f2f2f2 [3052]" strokeweight=".25pt" o:gfxdata="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" arcsize="0">
                   <v:textbox inset="0,0,0,0">
                     <w:txbxContent>
                       <w:p>
@@ -3279,7 +3279,7 @@
                         </w:pPr>
                         <w:r>
                           <w:rPr>
-                            <w:rFonts w:ascii="Trebuchet MS" w:eastAsia="STXinwei" w:hAnsi="Trebuchet MS" w:cs="Tahoma"/>
+                            <w:rFonts w:ascii="Trebuchet MS" w:hAnsi="Trebuchet MS" w:eastAsia="STXinwei" w:cs="Tahoma"/>
                             <w:color w:val="FFFFFF"/>
                             <w:kern w:val="24"/>
                             <w:szCs w:val="20"/>
@@ -3290,7 +3290,7 @@
                     </w:txbxContent>
                   </v:textbox>
                 </v:roundrect>
-                <v:roundrect id="AutoShape 89" o:spid="_x0000_s1034" style="position:absolute;left:24898;top:18288;width:24035;height:8610;visibility:visible;mso-wrap-style:square;v-text-anchor:middle" arcsize="0" o:gfxdata="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" fillcolor="white [3212]" strokecolor="#f2f2f2 [3052]" strokeweight=".25pt">
+                <v:roundrect id="AutoShape 89" style="position:absolute;left:24898;top:18288;width:24035;height:8610;visibility:visible;mso-wrap-style:square;v-text-anchor:middle" o:spid="_x0000_s1034" fillcolor="white [3212]" strokecolor="#f2f2f2 [3052]" strokeweight=".25pt" o:gfxdata="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" arcsize="0">
                   <v:textbox inset="0,0,0,0">
                     <w:txbxContent>
                       <w:p>
@@ -3302,7 +3302,7 @@
                         </w:pPr>
                         <w:r>
                           <w:rPr>
-                            <w:rFonts w:ascii="Trebuchet MS" w:eastAsia="STXinwei" w:hAnsi="Trebuchet MS" w:cs="Tahoma"/>
+                            <w:rFonts w:ascii="Trebuchet MS" w:hAnsi="Trebuchet MS" w:eastAsia="STXinwei" w:cs="Tahoma"/>
                             <w:color w:val="FFFFFF"/>
                             <w:kern w:val="24"/>
                             <w:szCs w:val="20"/>
@@ -3313,7 +3313,7 @@
                     </w:txbxContent>
                   </v:textbox>
                 </v:roundrect>
-                <v:roundrect id="AutoShape 89" o:spid="_x0000_s1035" style="position:absolute;left:49612;top:18288;width:24035;height:8610;visibility:visible;mso-wrap-style:square;v-text-anchor:middle" arcsize="0" o:gfxdata="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" fillcolor="white [3212]" strokecolor="#f2f2f2 [3052]" strokeweight=".25pt">
+                <v:roundrect id="AutoShape 89" style="position:absolute;left:49612;top:18288;width:24035;height:8610;visibility:visible;mso-wrap-style:square;v-text-anchor:middle" o:spid="_x0000_s1035" fillcolor="white [3212]" strokecolor="#f2f2f2 [3052]" strokeweight=".25pt" o:gfxdata="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" arcsize="0">
                   <v:textbox inset="0,0,0,0">
                     <w:txbxContent>
                       <w:p>
@@ -3325,7 +3325,7 @@
                         </w:pPr>
                         <w:r>
                           <w:rPr>
-                            <w:rFonts w:ascii="Trebuchet MS" w:eastAsia="STXinwei" w:hAnsi="Trebuchet MS" w:cs="Tahoma"/>
+                            <w:rFonts w:ascii="Trebuchet MS" w:hAnsi="Trebuchet MS" w:eastAsia="STXinwei" w:cs="Tahoma"/>
                             <w:color w:val="FFFFFF"/>
                             <w:kern w:val="24"/>
                             <w:szCs w:val="20"/>
@@ -3336,7 +3336,7 @@
                     </w:txbxContent>
                   </v:textbox>
                 </v:roundrect>
-                <v:roundrect id="AutoShape 89" o:spid="_x0000_s1036" style="position:absolute;left:31;top:27432;width:24035;height:8610;visibility:visible;mso-wrap-style:square;v-text-anchor:middle" arcsize="0" o:gfxdata="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" fillcolor="white [3212]" strokecolor="#f2f2f2 [3052]" strokeweight=".25pt">
+                <v:roundrect id="AutoShape 89" style="position:absolute;left:31;top:27432;width:24035;height:8610;visibility:visible;mso-wrap-style:square;v-text-anchor:middle" o:spid="_x0000_s1036" fillcolor="white [3212]" strokecolor="#f2f2f2 [3052]" strokeweight=".25pt" o:gfxdata="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" arcsize="0">
                   <v:textbox inset="0,0,0,0">
                     <w:txbxContent>
                       <w:p>
@@ -3348,7 +3348,7 @@
                         </w:pPr>
                         <w:r>
                           <w:rPr>
-                            <w:rFonts w:ascii="Trebuchet MS" w:eastAsia="STXinwei" w:hAnsi="Trebuchet MS" w:cs="Tahoma"/>
+                            <w:rFonts w:ascii="Trebuchet MS" w:hAnsi="Trebuchet MS" w:eastAsia="STXinwei" w:cs="Tahoma"/>
                             <w:color w:val="FFFFFF"/>
                             <w:kern w:val="24"/>
                             <w:szCs w:val="20"/>
@@ -3359,7 +3359,7 @@
                     </w:txbxContent>
                   </v:textbox>
                 </v:roundrect>
-                <v:roundrect id="AutoShape 89" o:spid="_x0000_s1037" style="position:absolute;left:24898;top:27432;width:24035;height:8610;visibility:visible;mso-wrap-style:square;v-text-anchor:middle" arcsize="0" o:gfxdata="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" fillcolor="white [3212]" strokecolor="#f2f2f2 [3052]" strokeweight=".25pt">
+                <v:roundrect id="AutoShape 89" style="position:absolute;left:24898;top:27432;width:24035;height:8610;visibility:visible;mso-wrap-style:square;v-text-anchor:middle" o:spid="_x0000_s1037" fillcolor="white [3212]" strokecolor="#f2f2f2 [3052]" strokeweight=".25pt" o:gfxdata="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" arcsize="0">
                   <v:textbox inset="0,0,0,0">
                     <w:txbxContent>
                       <w:p>
@@ -3371,7 +3371,7 @@
                         </w:pPr>
                         <w:r>
                           <w:rPr>
-                            <w:rFonts w:ascii="Trebuchet MS" w:eastAsia="STXinwei" w:hAnsi="Trebuchet MS" w:cs="Tahoma"/>
+                            <w:rFonts w:ascii="Trebuchet MS" w:hAnsi="Trebuchet MS" w:eastAsia="STXinwei" w:cs="Tahoma"/>
                             <w:color w:val="FFFFFF"/>
                             <w:kern w:val="24"/>
                             <w:szCs w:val="20"/>
@@ -3382,7 +3382,7 @@
                     </w:txbxContent>
                   </v:textbox>
                 </v:roundrect>
-                <v:roundrect id="AutoShape 89" o:spid="_x0000_s1038" style="position:absolute;left:49612;top:27432;width:24035;height:8610;visibility:visible;mso-wrap-style:square;v-text-anchor:middle" arcsize="0" o:gfxdata="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" fillcolor="white [3212]" strokecolor="#f2f2f2 [3052]" strokeweight=".25pt">
+                <v:roundrect id="AutoShape 89" style="position:absolute;left:49612;top:27432;width:24035;height:8610;visibility:visible;mso-wrap-style:square;v-text-anchor:middle" o:spid="_x0000_s1038" fillcolor="white [3212]" strokecolor="#f2f2f2 [3052]" strokeweight=".25pt" o:gfxdata="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" arcsize="0">
                   <v:textbox inset="0,0,0,0">
                     <w:txbxContent>
                       <w:p>
@@ -3394,7 +3394,7 @@
                         </w:pPr>
                         <w:r>
                           <w:rPr>
-                            <w:rFonts w:ascii="Trebuchet MS" w:eastAsia="STXinwei" w:hAnsi="Trebuchet MS" w:cs="Tahoma"/>
+                            <w:rFonts w:ascii="Trebuchet MS" w:hAnsi="Trebuchet MS" w:eastAsia="STXinwei" w:cs="Tahoma"/>
                             <w:color w:val="FFFFFF"/>
                             <w:kern w:val="24"/>
                             <w:szCs w:val="20"/>
@@ -3405,7 +3405,7 @@
                     </w:txbxContent>
                   </v:textbox>
                 </v:roundrect>
-                <v:roundrect id="AutoShape 89" o:spid="_x0000_s1039" style="position:absolute;left:31;top:36518;width:24035;height:8611;visibility:visible;mso-wrap-style:square;v-text-anchor:middle" arcsize="0" o:gfxdata="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" fillcolor="white [3212]" strokecolor="#f2f2f2 [3052]" strokeweight=".25pt">
+                <v:roundrect id="AutoShape 89" style="position:absolute;left:31;top:36518;width:24035;height:8611;visibility:visible;mso-wrap-style:square;v-text-anchor:middle" o:spid="_x0000_s1039" fillcolor="white [3212]" strokecolor="#f2f2f2 [3052]" strokeweight=".25pt" o:gfxdata="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" arcsize="0">
                   <v:textbox inset="0,0,0,0">
                     <w:txbxContent>
                       <w:p>
@@ -3417,7 +3417,7 @@
                         </w:pPr>
                         <w:r>
                           <w:rPr>
-                            <w:rFonts w:ascii="Trebuchet MS" w:eastAsia="STXinwei" w:hAnsi="Trebuchet MS" w:cs="Tahoma"/>
+                            <w:rFonts w:ascii="Trebuchet MS" w:hAnsi="Trebuchet MS" w:eastAsia="STXinwei" w:cs="Tahoma"/>
                             <w:color w:val="FFFFFF"/>
                             <w:kern w:val="24"/>
                             <w:szCs w:val="20"/>
@@ -3428,7 +3428,7 @@
                     </w:txbxContent>
                   </v:textbox>
                 </v:roundrect>
-                <v:roundrect id="AutoShape 89" o:spid="_x0000_s1040" style="position:absolute;left:24949;top:36518;width:24034;height:8611;visibility:visible;mso-wrap-style:square;v-text-anchor:middle" arcsize="0" o:gfxdata="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" fillcolor="white [3212]" strokecolor="#f2f2f2 [3052]" strokeweight=".25pt">
+                <v:roundrect id="AutoShape 89" style="position:absolute;left:24949;top:36518;width:24034;height:8611;visibility:visible;mso-wrap-style:square;v-text-anchor:middle" o:spid="_x0000_s1040" fillcolor="white [3212]" strokecolor="#f2f2f2 [3052]" strokeweight=".25pt" o:gfxdata="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" arcsize="0">
                   <v:textbox inset="0,0,0,0">
                     <w:txbxContent>
                       <w:p>
@@ -3440,7 +3440,7 @@
                         </w:pPr>
                         <w:r>
                           <w:rPr>
-                            <w:rFonts w:ascii="Trebuchet MS" w:eastAsia="STXinwei" w:hAnsi="Trebuchet MS" w:cs="Tahoma"/>
+                            <w:rFonts w:ascii="Trebuchet MS" w:hAnsi="Trebuchet MS" w:eastAsia="STXinwei" w:cs="Tahoma"/>
                             <w:color w:val="FFFFFF"/>
                             <w:kern w:val="24"/>
                             <w:szCs w:val="20"/>
@@ -3451,7 +3451,7 @@
                     </w:txbxContent>
                   </v:textbox>
                 </v:roundrect>
-                <v:roundrect id="AutoShape 89" o:spid="_x0000_s1041" style="position:absolute;left:49663;top:36518;width:24035;height:8611;visibility:visible;mso-wrap-style:square;v-text-anchor:middle" arcsize="0" o:gfxdata="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" fillcolor="white [3212]" strokecolor="#f2f2f2 [3052]" strokeweight=".25pt">
+                <v:roundrect id="AutoShape 89" style="position:absolute;left:49663;top:36518;width:24035;height:8611;visibility:visible;mso-wrap-style:square;v-text-anchor:middle" o:spid="_x0000_s1041" fillcolor="white [3212]" strokecolor="#f2f2f2 [3052]" strokeweight=".25pt" o:gfxdata="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" arcsize="0">
                   <v:textbox inset="0,0,0,0">
                     <w:txbxContent>
                       <w:p>
@@ -3463,7 +3463,7 @@
                         </w:pPr>
                         <w:r>
                           <w:rPr>
-                            <w:rFonts w:ascii="Trebuchet MS" w:eastAsia="STXinwei" w:hAnsi="Trebuchet MS" w:cs="Tahoma"/>
+                            <w:rFonts w:ascii="Trebuchet MS" w:hAnsi="Trebuchet MS" w:eastAsia="STXinwei" w:cs="Tahoma"/>
                             <w:color w:val="FFFFFF"/>
                             <w:kern w:val="24"/>
                             <w:szCs w:val="20"/>
@@ -3474,7 +3474,7 @@
                     </w:txbxContent>
                   </v:textbox>
                 </v:roundrect>
-                <v:shapetype id="_x0000_t75" coordsize="21600,21600" o:spt="75" o:preferrelative="t" path="m@4@5l@4@11@9@11@9@5xe" filled="f" stroked="f">
+                <v:shapetype id="_x0000_t75" coordsize="21600,21600" filled="f" stroked="f" o:spt="75" o:preferrelative="t" path="m@4@5l@4@11@9@11@9@5xe">
                   <v:stroke joinstyle="miter"/>
                   <v:formulas>
                     <v:f eqn="if lineDrawn pixelLineWidth 0"/>
@@ -3490,55 +3490,55 @@
                     <v:f eqn="prod @7 21600 pixelHeight"/>
                     <v:f eqn="sum @10 21600 0"/>
                   </v:formulas>
-                  <v:path o:extrusionok="f" gradientshapeok="t" o:connecttype="rect"/>
+                  <v:path gradientshapeok="t" o:connecttype="rect" o:extrusionok="f"/>
                   <o:lock v:ext="edit" aspectratio="t"/>
                 </v:shapetype>
-                <v:shape id="Graphic 96" o:spid="_x0000_s1042" type="#_x0000_t75" style="position:absolute;left:177;top:31;width:24035;height:8605;rotation:180;visibility:visible;mso-wrap-style:square" o:gfxdata="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">
-                  <v:imagedata r:id="rId14" o:title=""/>
+                <v:shape id="Graphic 96" style="position:absolute;left:177;top:31;width:24035;height:8605;rotation:180;visibility:visible;mso-wrap-style:square" o:spid="_x0000_s1042" type="#_x0000_t75" o:gfxdata="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">
+                  <v:imagedata o:title="" r:id="rId14"/>
                 </v:shape>
-                <v:shape id="Graphic 96" o:spid="_x0000_s1043" type="#_x0000_t75" style="position:absolute;left:177;top:8813;width:24035;height:8605;rotation:180;visibility:visible;mso-wrap-style:square" o:gfxdata="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">
-                  <v:imagedata r:id="rId14" o:title=""/>
+                <v:shape id="Graphic 96" style="position:absolute;left:177;top:8813;width:24035;height:8605;rotation:180;visibility:visible;mso-wrap-style:square" o:spid="_x0000_s1043" type="#_x0000_t75" o:gfxdata="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">
+                  <v:imagedata o:title="" r:id="rId14"/>
                 </v:shape>
-                <v:shape id="Graphic 96" o:spid="_x0000_s1044" type="#_x0000_t75" style="position:absolute;left:177;top:18497;width:24035;height:8604;rotation:180;visibility:visible;mso-wrap-style:square" o:gfxdata="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">
-                  <v:imagedata r:id="rId14" o:title=""/>
+                <v:shape id="Graphic 96" style="position:absolute;left:177;top:18497;width:24035;height:8604;rotation:180;visibility:visible;mso-wrap-style:square" o:spid="_x0000_s1044" type="#_x0000_t75" o:gfxdata="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">
+                  <v:imagedata o:title="" r:id="rId14"/>
                 </v:shape>
-                <v:shape id="Graphic 96" o:spid="_x0000_s1045" type="#_x0000_t75" style="position:absolute;left:177;top:27463;width:24035;height:8605;rotation:180;visibility:visible;mso-wrap-style:square" o:gfxdata="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">
-                  <v:imagedata r:id="rId14" o:title=""/>
+                <v:shape id="Graphic 96" style="position:absolute;left:177;top:27463;width:24035;height:8605;rotation:180;visibility:visible;mso-wrap-style:square" o:spid="_x0000_s1045" type="#_x0000_t75" o:gfxdata="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">
+                  <v:imagedata o:title="" r:id="rId14"/>
                 </v:shape>
-                <v:shape id="Graphic 96" o:spid="_x0000_s1046" type="#_x0000_t75" style="position:absolute;left:177;top:36423;width:24003;height:8598;rotation:180;visibility:visible;mso-wrap-style:square" o:gfxdata="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">
-                  <v:imagedata r:id="rId14" o:title=""/>
+                <v:shape id="Graphic 96" style="position:absolute;left:177;top:36423;width:24003;height:8598;rotation:180;visibility:visible;mso-wrap-style:square" o:spid="_x0000_s1046" type="#_x0000_t75" o:gfxdata="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">
+                  <v:imagedata o:title="" r:id="rId14"/>
                 </v:shape>
-                <v:shape id="Graphic 96" o:spid="_x0000_s1047" type="#_x0000_t75" style="position:absolute;left:24828;top:31;width:24035;height:8605;rotation:180;visibility:visible;mso-wrap-style:square" o:gfxdata="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">
-                  <v:imagedata r:id="rId14" o:title=""/>
+                <v:shape id="Graphic 96" style="position:absolute;left:24828;top:31;width:24035;height:8605;rotation:180;visibility:visible;mso-wrap-style:square" o:spid="_x0000_s1047" type="#_x0000_t75" o:gfxdata="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">
+                  <v:imagedata o:title="" r:id="rId14"/>
                 </v:shape>
-                <v:shape id="Graphic 96" o:spid="_x0000_s1048" type="#_x0000_t75" style="position:absolute;left:24828;top:8813;width:24035;height:8605;rotation:180;visibility:visible;mso-wrap-style:square" o:gfxdata="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">
-                  <v:imagedata r:id="rId14" o:title=""/>
+                <v:shape id="Graphic 96" style="position:absolute;left:24828;top:8813;width:24035;height:8605;rotation:180;visibility:visible;mso-wrap-style:square" o:spid="_x0000_s1048" type="#_x0000_t75" o:gfxdata="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">
+                  <v:imagedata o:title="" r:id="rId14"/>
                 </v:shape>
-                <v:shape id="Graphic 96" o:spid="_x0000_s1049" type="#_x0000_t75" style="position:absolute;left:24828;top:18497;width:24035;height:8604;rotation:180;visibility:visible;mso-wrap-style:square" o:gfxdata="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">
-                  <v:imagedata r:id="rId14" o:title=""/>
+                <v:shape id="Graphic 96" style="position:absolute;left:24828;top:18497;width:24035;height:8604;rotation:180;visibility:visible;mso-wrap-style:square" o:spid="_x0000_s1049" type="#_x0000_t75" o:gfxdata="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">
+                  <v:imagedata o:title="" r:id="rId14"/>
                 </v:shape>
-                <v:shape id="Graphic 96" o:spid="_x0000_s1050" type="#_x0000_t75" style="position:absolute;left:24828;top:27463;width:24035;height:8605;rotation:180;visibility:visible;mso-wrap-style:square" o:gfxdata="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">
-                  <v:imagedata r:id="rId14" o:title=""/>
+                <v:shape id="Graphic 96" style="position:absolute;left:24828;top:27463;width:24035;height:8605;rotation:180;visibility:visible;mso-wrap-style:square" o:spid="_x0000_s1050" type="#_x0000_t75" o:gfxdata="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">
+                  <v:imagedata o:title="" r:id="rId14"/>
                 </v:shape>
-                <v:shape id="Graphic 96" o:spid="_x0000_s1051" type="#_x0000_t75" style="position:absolute;left:24828;top:36423;width:24003;height:8598;rotation:180;visibility:visible;mso-wrap-style:square" o:gfxdata="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">
-                  <v:imagedata r:id="rId14" o:title=""/>
+                <v:shape id="Graphic 96" style="position:absolute;left:24828;top:36423;width:24003;height:8598;rotation:180;visibility:visible;mso-wrap-style:square" o:spid="_x0000_s1051" type="#_x0000_t75" o:gfxdata="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">
+                  <v:imagedata o:title="" r:id="rId14"/>
                 </v:shape>
-                <v:shape id="Graphic 96" o:spid="_x0000_s1052" type="#_x0000_t75" style="position:absolute;left:49714;top:31;width:24034;height:8605;rotation:180;visibility:visible;mso-wrap-style:square" o:gfxdata="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">
-                  <v:imagedata r:id="rId14" o:title=""/>
+                <v:shape id="Graphic 96" style="position:absolute;left:49714;top:31;width:24034;height:8605;rotation:180;visibility:visible;mso-wrap-style:square" o:spid="_x0000_s1052" type="#_x0000_t75" o:gfxdata="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">
+                  <v:imagedata o:title="" r:id="rId14"/>
                 </v:shape>
-                <v:shape id="Graphic 96" o:spid="_x0000_s1053" type="#_x0000_t75" style="position:absolute;left:49714;top:8813;width:24034;height:8605;rotation:180;visibility:visible;mso-wrap-style:square" o:gfxdata="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">
-                  <v:imagedata r:id="rId14" o:title=""/>
+                <v:shape id="Graphic 96" style="position:absolute;left:49714;top:8813;width:24034;height:8605;rotation:180;visibility:visible;mso-wrap-style:square" o:spid="_x0000_s1053" type="#_x0000_t75" o:gfxdata="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">
+                  <v:imagedata o:title="" r:id="rId14"/>
                 </v:shape>
-                <v:shape id="Graphic 96" o:spid="_x0000_s1054" type="#_x0000_t75" style="position:absolute;left:49714;top:18497;width:24034;height:8604;rotation:180;visibility:visible;mso-wrap-style:square" o:gfxdata="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">
-                  <v:imagedata r:id="rId14" o:title=""/>
+                <v:shape id="Graphic 96" style="position:absolute;left:49714;top:18497;width:24034;height:8604;rotation:180;visibility:visible;mso-wrap-style:square" o:spid="_x0000_s1054" type="#_x0000_t75" o:gfxdata="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">
+                  <v:imagedata o:title="" r:id="rId14"/>
                 </v:shape>
-                <v:shape id="Graphic 96" o:spid="_x0000_s1055" type="#_x0000_t75" style="position:absolute;left:49714;top:27463;width:24034;height:8605;rotation:180;visibility:visible;mso-wrap-style:square" o:gfxdata="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">
-                  <v:imagedata r:id="rId14" o:title=""/>
+                <v:shape id="Graphic 96" style="position:absolute;left:49714;top:27463;width:24034;height:8605;rotation:180;visibility:visible;mso-wrap-style:square" o:spid="_x0000_s1055" type="#_x0000_t75" o:gfxdata="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">
+                  <v:imagedata o:title="" r:id="rId14"/>
                 </v:shape>
-                <v:shape id="Graphic 96" o:spid="_x0000_s1056" type="#_x0000_t75" style="position:absolute;left:49714;top:36423;width:24003;height:8598;rotation:180;visibility:visible;mso-wrap-style:square" o:gfxdata="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">
-                  <v:imagedata r:id="rId14" o:title=""/>
+                <v:shape id="Graphic 96" style="position:absolute;left:49714;top:36423;width:24003;height:8598;rotation:180;visibility:visible;mso-wrap-style:square" o:spid="_x0000_s1056" type="#_x0000_t75" o:gfxdata="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">
+                  <v:imagedata o:title="" r:id="rId14"/>
                 </v:shape>
-                <v:roundrect id="AutoShape 89" o:spid="_x0000_s1057" style="position:absolute;left:82;top:45650;width:24035;height:8610;visibility:visible;mso-wrap-style:square;v-text-anchor:middle" arcsize="0" o:gfxdata="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" fillcolor="white [3212]" strokecolor="#f2f2f2 [3052]" strokeweight=".25pt">
+                <v:roundrect id="AutoShape 89" style="position:absolute;left:82;top:45650;width:24035;height:8610;visibility:visible;mso-wrap-style:square;v-text-anchor:middle" o:spid="_x0000_s1057" fillcolor="white [3212]" strokecolor="#f2f2f2 [3052]" strokeweight=".25pt" o:gfxdata="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" arcsize="0">
                   <v:textbox inset="0,0,0,0">
                     <w:txbxContent>
                       <w:p>
@@ -3550,7 +3550,7 @@
                         </w:pPr>
                         <w:r>
                           <w:rPr>
-                            <w:rFonts w:ascii="Trebuchet MS" w:eastAsia="STXinwei" w:hAnsi="Trebuchet MS" w:cs="Tahoma"/>
+                            <w:rFonts w:ascii="Trebuchet MS" w:hAnsi="Trebuchet MS" w:eastAsia="STXinwei" w:cs="Tahoma"/>
                             <w:color w:val="FFFFFF"/>
                             <w:kern w:val="24"/>
                             <w:szCs w:val="20"/>
@@ -3561,7 +3561,7 @@
                     </w:txbxContent>
                   </v:textbox>
                 </v:roundrect>
-                <v:roundrect id="AutoShape 89" o:spid="_x0000_s1058" style="position:absolute;left:24949;top:45650;width:24034;height:8610;visibility:visible;mso-wrap-style:square;v-text-anchor:middle" arcsize="0" o:gfxdata="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" fillcolor="white [3212]" strokecolor="#f2f2f2 [3052]" strokeweight=".25pt">
+                <v:roundrect id="AutoShape 89" style="position:absolute;left:24949;top:45650;width:24034;height:8610;visibility:visible;mso-wrap-style:square;v-text-anchor:middle" o:spid="_x0000_s1058" fillcolor="white [3212]" strokecolor="#f2f2f2 [3052]" strokeweight=".25pt" o:gfxdata="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" arcsize="0">
                   <v:textbox inset="0,0,0,0">
                     <w:txbxContent>
                       <w:p>
@@ -3573,7 +3573,7 @@
                         </w:pPr>
                         <w:r>
                           <w:rPr>
-                            <w:rFonts w:ascii="Trebuchet MS" w:eastAsia="STXinwei" w:hAnsi="Trebuchet MS" w:cs="Tahoma"/>
+                            <w:rFonts w:ascii="Trebuchet MS" w:hAnsi="Trebuchet MS" w:eastAsia="STXinwei" w:cs="Tahoma"/>
                             <w:color w:val="FFFFFF"/>
                             <w:kern w:val="24"/>
                             <w:szCs w:val="20"/>
@@ -3584,7 +3584,7 @@
                     </w:txbxContent>
                   </v:textbox>
                 </v:roundrect>
-                <v:roundrect id="AutoShape 89" o:spid="_x0000_s1059" style="position:absolute;left:49663;top:45650;width:24035;height:8610;visibility:visible;mso-wrap-style:square;v-text-anchor:middle" arcsize="0" o:gfxdata="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" fillcolor="white [3212]" strokecolor="#f2f2f2 [3052]" strokeweight=".25pt">
+                <v:roundrect id="AutoShape 89" style="position:absolute;left:49663;top:45650;width:24035;height:8610;visibility:visible;mso-wrap-style:square;v-text-anchor:middle" o:spid="_x0000_s1059" fillcolor="white [3212]" strokecolor="#f2f2f2 [3052]" strokeweight=".25pt" o:gfxdata="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" arcsize="0">
                   <v:textbox inset="0,0,0,0">
                     <w:txbxContent>
                       <w:p>
@@ -3596,7 +3596,7 @@
                         </w:pPr>
                         <w:r>
                           <w:rPr>
-                            <w:rFonts w:ascii="Trebuchet MS" w:eastAsia="STXinwei" w:hAnsi="Trebuchet MS" w:cs="Tahoma"/>
+                            <w:rFonts w:ascii="Trebuchet MS" w:hAnsi="Trebuchet MS" w:eastAsia="STXinwei" w:cs="Tahoma"/>
                             <w:color w:val="FFFFFF"/>
                             <w:kern w:val="24"/>
                             <w:szCs w:val="20"/>
@@ -3607,7 +3607,7 @@
                     </w:txbxContent>
                   </v:textbox>
                 </v:roundrect>
-                <v:roundrect id="AutoShape 89" o:spid="_x0000_s1060" style="position:absolute;left:31;top:54794;width:24035;height:8610;visibility:visible;mso-wrap-style:square;v-text-anchor:middle" arcsize="0" o:gfxdata="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" fillcolor="white [3212]" strokecolor="#f2f2f2 [3052]" strokeweight=".25pt">
+                <v:roundrect id="AutoShape 89" style="position:absolute;left:31;top:54794;width:24035;height:8610;visibility:visible;mso-wrap-style:square;v-text-anchor:middle" o:spid="_x0000_s1060" fillcolor="white [3212]" strokecolor="#f2f2f2 [3052]" strokeweight=".25pt" o:gfxdata="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" arcsize="0">
                   <v:textbox inset="0,0,0,0">
                     <w:txbxContent>
                       <w:p>
@@ -3619,7 +3619,7 @@
                         </w:pPr>
                         <w:r>
                           <w:rPr>
-                            <w:rFonts w:ascii="Trebuchet MS" w:eastAsia="STXinwei" w:hAnsi="Trebuchet MS" w:cs="Tahoma"/>
+                            <w:rFonts w:ascii="Trebuchet MS" w:hAnsi="Trebuchet MS" w:eastAsia="STXinwei" w:cs="Tahoma"/>
                             <w:color w:val="FFFFFF"/>
                             <w:kern w:val="24"/>
                             <w:szCs w:val="20"/>
@@ -3630,7 +3630,7 @@
                     </w:txbxContent>
                   </v:textbox>
                 </v:roundrect>
-                <v:roundrect id="AutoShape 89" o:spid="_x0000_s1061" style="position:absolute;left:24841;top:54794;width:24034;height:8610;visibility:visible;mso-wrap-style:square;v-text-anchor:middle" arcsize="0" o:gfxdata="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" fillcolor="white [3212]" strokecolor="#f2f2f2 [3052]" strokeweight=".25pt">
+                <v:roundrect id="AutoShape 89" style="position:absolute;left:24841;top:54794;width:24034;height:8610;visibility:visible;mso-wrap-style:square;v-text-anchor:middle" o:spid="_x0000_s1061" fillcolor="white [3212]" strokecolor="#f2f2f2 [3052]" strokeweight=".25pt" o:gfxdata="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" arcsize="0">
                   <v:textbox inset="0,0,0,0">
                     <w:txbxContent>
                       <w:p>
@@ -3642,7 +3642,7 @@
                         </w:pPr>
                         <w:r>
                           <w:rPr>
-                            <w:rFonts w:ascii="Trebuchet MS" w:eastAsia="STXinwei" w:hAnsi="Trebuchet MS" w:cs="Tahoma"/>
+                            <w:rFonts w:ascii="Trebuchet MS" w:hAnsi="Trebuchet MS" w:eastAsia="STXinwei" w:cs="Tahoma"/>
                             <w:color w:val="FFFFFF"/>
                             <w:kern w:val="24"/>
                             <w:szCs w:val="20"/>
@@ -3653,7 +3653,7 @@
                     </w:txbxContent>
                   </v:textbox>
                 </v:roundrect>
-                <v:roundrect id="AutoShape 89" o:spid="_x0000_s1062" style="position:absolute;left:49714;top:54794;width:24034;height:8610;visibility:visible;mso-wrap-style:square;v-text-anchor:middle" arcsize="0" o:gfxdata="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" fillcolor="white [3212]" strokecolor="#f2f2f2 [3052]" strokeweight=".25pt">
+                <v:roundrect id="AutoShape 89" style="position:absolute;left:49714;top:54794;width:24034;height:8610;visibility:visible;mso-wrap-style:square;v-text-anchor:middle" o:spid="_x0000_s1062" fillcolor="white [3212]" strokecolor="#f2f2f2 [3052]" strokeweight=".25pt" o:gfxdata="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" arcsize="0">
                   <v:textbox inset="0,0,0,0">
                     <w:txbxContent>
                       <w:p>
@@ -3665,7 +3665,7 @@
                         </w:pPr>
                         <w:r>
                           <w:rPr>
-                            <w:rFonts w:ascii="Trebuchet MS" w:eastAsia="STXinwei" w:hAnsi="Trebuchet MS" w:cs="Tahoma"/>
+                            <w:rFonts w:ascii="Trebuchet MS" w:hAnsi="Trebuchet MS" w:eastAsia="STXinwei" w:cs="Tahoma"/>
                             <w:color w:val="FFFFFF"/>
                             <w:kern w:val="24"/>
                             <w:szCs w:val="20"/>
@@ -3676,7 +3676,7 @@
                     </w:txbxContent>
                   </v:textbox>
                 </v:roundrect>
-                <v:roundrect id="AutoShape 89" o:spid="_x0000_s1063" style="position:absolute;left:24841;top:63881;width:24034;height:8610;visibility:visible;mso-wrap-style:square;v-text-anchor:middle" arcsize="0" o:gfxdata="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" fillcolor="white [3212]" strokecolor="#f2f2f2 [3052]" strokeweight=".25pt">
+                <v:roundrect id="AutoShape 89" style="position:absolute;left:24841;top:63881;width:24034;height:8610;visibility:visible;mso-wrap-style:square;v-text-anchor:middle" o:spid="_x0000_s1063" fillcolor="white [3212]" strokecolor="#f2f2f2 [3052]" strokeweight=".25pt" o:gfxdata="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" arcsize="0">
                   <v:textbox inset="0,0,0,0">
                     <w:txbxContent>
                       <w:p>
@@ -3688,7 +3688,7 @@
                         </w:pPr>
                         <w:r>
                           <w:rPr>
-                            <w:rFonts w:ascii="Trebuchet MS" w:eastAsia="STXinwei" w:hAnsi="Trebuchet MS" w:cs="Tahoma"/>
+                            <w:rFonts w:ascii="Trebuchet MS" w:hAnsi="Trebuchet MS" w:eastAsia="STXinwei" w:cs="Tahoma"/>
                             <w:color w:val="FFFFFF"/>
                             <w:kern w:val="24"/>
                             <w:szCs w:val="20"/>
@@ -3699,7 +3699,7 @@
                     </w:txbxContent>
                   </v:textbox>
                 </v:roundrect>
-                <v:roundrect id="AutoShape 89" o:spid="_x0000_s1064" style="position:absolute;left:49714;top:63881;width:24034;height:8610;visibility:visible;mso-wrap-style:square;v-text-anchor:middle" arcsize="0" o:gfxdata="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" fillcolor="white [3212]" strokecolor="#f2f2f2 [3052]" strokeweight=".25pt">
+                <v:roundrect id="AutoShape 89" style="position:absolute;left:49714;top:63881;width:24034;height:8610;visibility:visible;mso-wrap-style:square;v-text-anchor:middle" o:spid="_x0000_s1064" fillcolor="white [3212]" strokecolor="#f2f2f2 [3052]" strokeweight=".25pt" o:gfxdata="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" arcsize="0">
                   <v:textbox inset="0,0,0,0">
                     <w:txbxContent>
                       <w:p>
@@ -3711,7 +3711,7 @@
                         </w:pPr>
                         <w:r>
                           <w:rPr>
-                            <w:rFonts w:ascii="Trebuchet MS" w:eastAsia="STXinwei" w:hAnsi="Trebuchet MS" w:cs="Tahoma"/>
+                            <w:rFonts w:ascii="Trebuchet MS" w:hAnsi="Trebuchet MS" w:eastAsia="STXinwei" w:cs="Tahoma"/>
                             <w:color w:val="FFFFFF"/>
                             <w:kern w:val="24"/>
                             <w:szCs w:val="20"/>
@@ -3722,7 +3722,7 @@
                     </w:txbxContent>
                   </v:textbox>
                 </v:roundrect>
-                <v:roundrect id="AutoShape 89" o:spid="_x0000_s1065" style="position:absolute;left:82;top:73025;width:24035;height:8610;visibility:visible;mso-wrap-style:square;v-text-anchor:middle" arcsize="0" o:gfxdata="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" fillcolor="white [3212]" strokecolor="#f2f2f2 [3052]" strokeweight=".25pt">
+                <v:roundrect id="AutoShape 89" style="position:absolute;left:82;top:73025;width:24035;height:8610;visibility:visible;mso-wrap-style:square;v-text-anchor:middle" o:spid="_x0000_s1065" fillcolor="white [3212]" strokecolor="#f2f2f2 [3052]" strokeweight=".25pt" o:gfxdata="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" arcsize="0">
                   <v:textbox inset="0,0,0,0">
                     <w:txbxContent>
                       <w:p>
@@ -3734,7 +3734,7 @@
                         </w:pPr>
                         <w:r>
                           <w:rPr>
-                            <w:rFonts w:ascii="Trebuchet MS" w:eastAsia="STXinwei" w:hAnsi="Trebuchet MS" w:cs="Tahoma"/>
+                            <w:rFonts w:ascii="Trebuchet MS" w:hAnsi="Trebuchet MS" w:eastAsia="STXinwei" w:cs="Tahoma"/>
                             <w:color w:val="FFFFFF"/>
                             <w:kern w:val="24"/>
                             <w:szCs w:val="20"/>
@@ -3745,7 +3745,7 @@
                     </w:txbxContent>
                   </v:textbox>
                 </v:roundrect>
-                <v:roundrect id="AutoShape 89" o:spid="_x0000_s1066" style="position:absolute;left:24949;top:73025;width:24034;height:8610;visibility:visible;mso-wrap-style:square;v-text-anchor:middle" arcsize="0" o:gfxdata="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" fillcolor="white [3212]" strokecolor="#f2f2f2 [3052]" strokeweight=".25pt">
+                <v:roundrect id="AutoShape 89" style="position:absolute;left:24949;top:73025;width:24034;height:8610;visibility:visible;mso-wrap-style:square;v-text-anchor:middle" o:spid="_x0000_s1066" fillcolor="white [3212]" strokecolor="#f2f2f2 [3052]" strokeweight=".25pt" o:gfxdata="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" arcsize="0">
                   <v:textbox inset="0,0,0,0">
                     <w:txbxContent>
                       <w:p>
@@ -3757,7 +3757,7 @@
                         </w:pPr>
                         <w:r>
                           <w:rPr>
-                            <w:rFonts w:ascii="Trebuchet MS" w:eastAsia="STXinwei" w:hAnsi="Trebuchet MS" w:cs="Tahoma"/>
+                            <w:rFonts w:ascii="Trebuchet MS" w:hAnsi="Trebuchet MS" w:eastAsia="STXinwei" w:cs="Tahoma"/>
                             <w:color w:val="FFFFFF"/>
                             <w:kern w:val="24"/>
                             <w:szCs w:val="20"/>
@@ -3768,7 +3768,7 @@
                     </w:txbxContent>
                   </v:textbox>
                 </v:roundrect>
-                <v:roundrect id="AutoShape 89" o:spid="_x0000_s1067" style="position:absolute;left:49663;top:73025;width:24035;height:8610;visibility:visible;mso-wrap-style:square;v-text-anchor:middle" arcsize="0" o:gfxdata="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" fillcolor="white [3212]" strokecolor="#f2f2f2 [3052]" strokeweight=".25pt">
+                <v:roundrect id="AutoShape 89" style="position:absolute;left:49663;top:73025;width:24035;height:8610;visibility:visible;mso-wrap-style:square;v-text-anchor:middle" o:spid="_x0000_s1067" fillcolor="white [3212]" strokecolor="#f2f2f2 [3052]" strokeweight=".25pt" o:gfxdata="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" arcsize="0">
                   <v:textbox inset="0,0,0,0">
                     <w:txbxContent>
                       <w:p>
@@ -3780,7 +3780,7 @@
                         </w:pPr>
                         <w:r>
                           <w:rPr>
-                            <w:rFonts w:ascii="Trebuchet MS" w:eastAsia="STXinwei" w:hAnsi="Trebuchet MS" w:cs="Tahoma"/>
+                            <w:rFonts w:ascii="Trebuchet MS" w:hAnsi="Trebuchet MS" w:eastAsia="STXinwei" w:cs="Tahoma"/>
                             <w:color w:val="FFFFFF"/>
                             <w:kern w:val="24"/>
                             <w:szCs w:val="20"/>
@@ -3791,7 +3791,7 @@
                     </w:txbxContent>
                   </v:textbox>
                 </v:roundrect>
-                <v:roundrect id="AutoShape 89" o:spid="_x0000_s1068" style="position:absolute;left:82;top:82226;width:24035;height:8610;visibility:visible;mso-wrap-style:square;v-text-anchor:middle" arcsize="0" o:gfxdata="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" fillcolor="white [3212]" strokecolor="#f2f2f2 [3052]" strokeweight=".25pt">
+                <v:roundrect id="AutoShape 89" style="position:absolute;left:82;top:82226;width:24035;height:8610;visibility:visible;mso-wrap-style:square;v-text-anchor:middle" o:spid="_x0000_s1068" fillcolor="white [3212]" strokecolor="#f2f2f2 [3052]" strokeweight=".25pt" o:gfxdata="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" arcsize="0">
                   <v:textbox inset="0,0,0,0">
                     <w:txbxContent>
                       <w:p>
@@ -3803,7 +3803,7 @@
                         </w:pPr>
                         <w:r>
                           <w:rPr>
-                            <w:rFonts w:ascii="Trebuchet MS" w:eastAsia="STXinwei" w:hAnsi="Trebuchet MS" w:cs="Tahoma"/>
+                            <w:rFonts w:ascii="Trebuchet MS" w:hAnsi="Trebuchet MS" w:eastAsia="STXinwei" w:cs="Tahoma"/>
                             <w:color w:val="FFFFFF"/>
                             <w:kern w:val="24"/>
                             <w:szCs w:val="20"/>
@@ -3814,7 +3814,7 @@
                     </w:txbxContent>
                   </v:textbox>
                 </v:roundrect>
-                <v:roundrect id="AutoShape 89" o:spid="_x0000_s1069" style="position:absolute;left:24949;top:82226;width:24034;height:8610;visibility:visible;mso-wrap-style:square;v-text-anchor:middle" arcsize="0" o:gfxdata="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" fillcolor="white [3212]" strokecolor="#f2f2f2 [3052]" strokeweight=".25pt">
+                <v:roundrect id="AutoShape 89" style="position:absolute;left:24949;top:82226;width:24034;height:8610;visibility:visible;mso-wrap-style:square;v-text-anchor:middle" o:spid="_x0000_s1069" fillcolor="white [3212]" strokecolor="#f2f2f2 [3052]" strokeweight=".25pt" o:gfxdata="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" arcsize="0">
                   <v:textbox inset="0,0,0,0">
                     <w:txbxContent>
                       <w:p>
@@ -3826,7 +3826,7 @@
                         </w:pPr>
                         <w:r>
                           <w:rPr>
-                            <w:rFonts w:ascii="Trebuchet MS" w:eastAsia="STXinwei" w:hAnsi="Trebuchet MS" w:cs="Tahoma"/>
+                            <w:rFonts w:ascii="Trebuchet MS" w:hAnsi="Trebuchet MS" w:eastAsia="STXinwei" w:cs="Tahoma"/>
                             <w:color w:val="FFFFFF"/>
                             <w:kern w:val="24"/>
                             <w:szCs w:val="20"/>
@@ -3837,7 +3837,7 @@
                     </w:txbxContent>
                   </v:textbox>
                 </v:roundrect>
-                <v:roundrect id="AutoShape 89" o:spid="_x0000_s1070" style="position:absolute;left:49663;top:82226;width:24035;height:8610;visibility:visible;mso-wrap-style:square;v-text-anchor:middle" arcsize="0" o:gfxdata="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" fillcolor="white [3212]" strokecolor="#f2f2f2 [3052]" strokeweight=".25pt">
+                <v:roundrect id="AutoShape 89" style="position:absolute;left:49663;top:82226;width:24035;height:8610;visibility:visible;mso-wrap-style:square;v-text-anchor:middle" o:spid="_x0000_s1070" fillcolor="white [3212]" strokecolor="#f2f2f2 [3052]" strokeweight=".25pt" o:gfxdata="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" arcsize="0">
                   <v:textbox inset="0,0,0,0">
                     <w:txbxContent>
                       <w:p>
@@ -3849,7 +3849,7 @@
                         </w:pPr>
                         <w:r>
                           <w:rPr>
-                            <w:rFonts w:ascii="Trebuchet MS" w:eastAsia="STXinwei" w:hAnsi="Trebuchet MS" w:cs="Tahoma"/>
+                            <w:rFonts w:ascii="Trebuchet MS" w:hAnsi="Trebuchet MS" w:eastAsia="STXinwei" w:cs="Tahoma"/>
                             <w:color w:val="FFFFFF"/>
                             <w:kern w:val="24"/>
                             <w:szCs w:val="20"/>
@@ -3860,7 +3860,7 @@
                     </w:txbxContent>
                   </v:textbox>
                 </v:roundrect>
-                <v:roundrect id="AutoShape 89" o:spid="_x0000_s1071" style="position:absolute;left:31;top:64065;width:24035;height:8610;visibility:visible;mso-wrap-style:square;v-text-anchor:middle" arcsize="0" o:gfxdata="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" fillcolor="white [3212]" strokecolor="#f2f2f2 [3052]" strokeweight=".25pt">
+                <v:roundrect id="AutoShape 89" style="position:absolute;left:31;top:64065;width:24035;height:8610;visibility:visible;mso-wrap-style:square;v-text-anchor:middle" o:spid="_x0000_s1071" fillcolor="white [3212]" strokecolor="#f2f2f2 [3052]" strokeweight=".25pt" o:gfxdata="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" arcsize="0">
                   <v:textbox inset="0,0,0,0">
                     <w:txbxContent>
                       <w:p>
@@ -3872,7 +3872,7 @@
                         </w:pPr>
                         <w:r>
                           <w:rPr>
-                            <w:rFonts w:ascii="Trebuchet MS" w:eastAsia="STXinwei" w:hAnsi="Trebuchet MS" w:cs="Tahoma"/>
+                            <w:rFonts w:ascii="Trebuchet MS" w:hAnsi="Trebuchet MS" w:eastAsia="STXinwei" w:cs="Tahoma"/>
                             <w:color w:val="FFFFFF"/>
                             <w:kern w:val="24"/>
                             <w:szCs w:val="20"/>
@@ -3883,50 +3883,50 @@
                     </w:txbxContent>
                   </v:textbox>
                 </v:roundrect>
-                <v:shape id="Graphic 96" o:spid="_x0000_s1072" type="#_x0000_t75" style="position:absolute;top:45688;width:24034;height:8604;rotation:180;visibility:visible;mso-wrap-style:square" o:gfxdata="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">
-                  <v:imagedata r:id="rId14" o:title=""/>
+                <v:shape id="Graphic 96" style="position:absolute;top:45688;width:24034;height:8604;rotation:180;visibility:visible;mso-wrap-style:square" o:spid="_x0000_s1072" type="#_x0000_t75" o:gfxdata="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">
+                  <v:imagedata o:title="" r:id="rId14"/>
                 </v:shape>
-                <v:shape id="Graphic 96" o:spid="_x0000_s1073" type="#_x0000_t75" style="position:absolute;top:54832;width:24034;height:8604;rotation:180;visibility:visible;mso-wrap-style:square" o:gfxdata="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">
-                  <v:imagedata r:id="rId14" o:title=""/>
+                <v:shape id="Graphic 96" style="position:absolute;top:54832;width:24034;height:8604;rotation:180;visibility:visible;mso-wrap-style:square" o:spid="_x0000_s1073" type="#_x0000_t75" o:gfxdata="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">
+                  <v:imagedata o:title="" r:id="rId14"/>
                 </v:shape>
-                <v:shape id="Graphic 96" o:spid="_x0000_s1074" type="#_x0000_t75" style="position:absolute;left:177;top:64154;width:24035;height:8604;rotation:180;visibility:visible;mso-wrap-style:square" o:gfxdata="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">
-                  <v:imagedata r:id="rId14" o:title=""/>
+                <v:shape id="Graphic 96" style="position:absolute;left:177;top:64154;width:24035;height:8604;rotation:180;visibility:visible;mso-wrap-style:square" o:spid="_x0000_s1074" type="#_x0000_t75" o:gfxdata="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">
+                  <v:imagedata o:title="" r:id="rId14"/>
                 </v:shape>
-                <v:shape id="Graphic 96" o:spid="_x0000_s1075" type="#_x0000_t75" style="position:absolute;left:177;top:73120;width:24035;height:8604;rotation:180;visibility:visible;mso-wrap-style:square" o:gfxdata="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">
-                  <v:imagedata r:id="rId14" o:title=""/>
+                <v:shape id="Graphic 96" style="position:absolute;left:177;top:73120;width:24035;height:8604;rotation:180;visibility:visible;mso-wrap-style:square" o:spid="_x0000_s1075" type="#_x0000_t75" o:gfxdata="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">
+                  <v:imagedata o:title="" r:id="rId14"/>
                 </v:shape>
-                <v:shape id="Graphic 96" o:spid="_x0000_s1076" type="#_x0000_t75" style="position:absolute;left:177;top:82264;width:24035;height:8604;rotation:180;visibility:visible;mso-wrap-style:square" o:gfxdata="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">
-                  <v:imagedata r:id="rId14" o:title=""/>
+                <v:shape id="Graphic 96" style="position:absolute;left:177;top:82264;width:24035;height:8604;rotation:180;visibility:visible;mso-wrap-style:square" o:spid="_x0000_s1076" type="#_x0000_t75" o:gfxdata="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">
+                  <v:imagedata o:title="" r:id="rId14"/>
                 </v:shape>
-                <v:shape id="Graphic 96" o:spid="_x0000_s1077" type="#_x0000_t75" style="position:absolute;left:24650;top:45688;width:24035;height:8604;rotation:180;visibility:visible;mso-wrap-style:square" o:gfxdata="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">
-                  <v:imagedata r:id="rId14" o:title=""/>
+                <v:shape id="Graphic 96" style="position:absolute;left:24650;top:45688;width:24035;height:8604;rotation:180;visibility:visible;mso-wrap-style:square" o:spid="_x0000_s1077" type="#_x0000_t75" o:gfxdata="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">
+                  <v:imagedata o:title="" r:id="rId14"/>
                 </v:shape>
-                <v:shape id="Graphic 96" o:spid="_x0000_s1078" type="#_x0000_t75" style="position:absolute;left:24650;top:54832;width:24035;height:8604;rotation:180;visibility:visible;mso-wrap-style:square" o:gfxdata="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">
-                  <v:imagedata r:id="rId14" o:title=""/>
+                <v:shape id="Graphic 96" style="position:absolute;left:24650;top:54832;width:24035;height:8604;rotation:180;visibility:visible;mso-wrap-style:square" o:spid="_x0000_s1078" type="#_x0000_t75" o:gfxdata="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">
+                  <v:imagedata o:title="" r:id="rId14"/>
                 </v:shape>
-                <v:shape id="Graphic 96" o:spid="_x0000_s1079" type="#_x0000_t75" style="position:absolute;left:24828;top:64154;width:24035;height:8604;rotation:180;visibility:visible;mso-wrap-style:square" o:gfxdata="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">
-                  <v:imagedata r:id="rId14" o:title=""/>
+                <v:shape id="Graphic 96" style="position:absolute;left:24828;top:64154;width:24035;height:8604;rotation:180;visibility:visible;mso-wrap-style:square" o:spid="_x0000_s1079" type="#_x0000_t75" o:gfxdata="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">
+                  <v:imagedata o:title="" r:id="rId14"/>
                 </v:shape>
-                <v:shape id="Graphic 96" o:spid="_x0000_s1080" type="#_x0000_t75" style="position:absolute;left:24828;top:73120;width:24035;height:8604;rotation:180;visibility:visible;mso-wrap-style:square" o:gfxdata="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">
-                  <v:imagedata r:id="rId14" o:title=""/>
+                <v:shape id="Graphic 96" style="position:absolute;left:24828;top:73120;width:24035;height:8604;rotation:180;visibility:visible;mso-wrap-style:square" o:spid="_x0000_s1080" type="#_x0000_t75" o:gfxdata="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">
+                  <v:imagedata o:title="" r:id="rId14"/>
                 </v:shape>
-                <v:shape id="Graphic 96" o:spid="_x0000_s1081" type="#_x0000_t75" style="position:absolute;left:24828;top:82264;width:24035;height:8604;rotation:180;visibility:visible;mso-wrap-style:square" o:gfxdata="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">
-                  <v:imagedata r:id="rId14" o:title=""/>
+                <v:shape id="Graphic 96" style="position:absolute;left:24828;top:82264;width:24035;height:8604;rotation:180;visibility:visible;mso-wrap-style:square" o:spid="_x0000_s1081" type="#_x0000_t75" o:gfxdata="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">
+                  <v:imagedata o:title="" r:id="rId14"/>
                 </v:shape>
-                <v:shape id="Graphic 96" o:spid="_x0000_s1082" type="#_x0000_t75" style="position:absolute;left:49536;top:45688;width:24035;height:8604;rotation:180;visibility:visible;mso-wrap-style:square" o:gfxdata="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">
-                  <v:imagedata r:id="rId14" o:title=""/>
+                <v:shape id="Graphic 96" style="position:absolute;left:49536;top:45688;width:24035;height:8604;rotation:180;visibility:visible;mso-wrap-style:square" o:spid="_x0000_s1082" type="#_x0000_t75" o:gfxdata="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">
+                  <v:imagedata o:title="" r:id="rId14"/>
                 </v:shape>
-                <v:shape id="Graphic 96" o:spid="_x0000_s1083" type="#_x0000_t75" style="position:absolute;left:49536;top:54832;width:24035;height:8604;rotation:180;visibility:visible;mso-wrap-style:square" o:gfxdata="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">
-                  <v:imagedata r:id="rId14" o:title=""/>
+                <v:shape id="Graphic 96" style="position:absolute;left:49536;top:54832;width:24035;height:8604;rotation:180;visibility:visible;mso-wrap-style:square" o:spid="_x0000_s1083" type="#_x0000_t75" o:gfxdata="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">
+                  <v:imagedata o:title="" r:id="rId14"/>
                 </v:shape>
-                <v:shape id="Graphic 96" o:spid="_x0000_s1084" type="#_x0000_t75" style="position:absolute;left:49714;top:64154;width:24034;height:8604;rotation:180;visibility:visible;mso-wrap-style:square" o:gfxdata="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">
-                  <v:imagedata r:id="rId14" o:title=""/>
+                <v:shape id="Graphic 96" style="position:absolute;left:49714;top:64154;width:24034;height:8604;rotation:180;visibility:visible;mso-wrap-style:square" o:spid="_x0000_s1084" type="#_x0000_t75" o:gfxdata="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">
+                  <v:imagedata o:title="" r:id="rId14"/>
                 </v:shape>
-                <v:shape id="Graphic 96" o:spid="_x0000_s1085" type="#_x0000_t75" style="position:absolute;left:49714;top:73120;width:24034;height:8604;rotation:180;visibility:visible;mso-wrap-style:square" o:gfxdata="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">
-                  <v:imagedata r:id="rId14" o:title=""/>
+                <v:shape id="Graphic 96" style="position:absolute;left:49714;top:73120;width:24034;height:8604;rotation:180;visibility:visible;mso-wrap-style:square" o:spid="_x0000_s1085" type="#_x0000_t75" o:gfxdata="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">
+                  <v:imagedata o:title="" r:id="rId14"/>
                 </v:shape>
-                <v:shape id="Graphic 96" o:spid="_x0000_s1086" type="#_x0000_t75" style="position:absolute;left:49714;top:82264;width:24034;height:8604;rotation:180;visibility:visible;mso-wrap-style:square" o:gfxdata="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">
-                  <v:imagedata r:id="rId14" o:title=""/>
+                <v:shape id="Graphic 96" style="position:absolute;left:49714;top:82264;width:24034;height:8604;rotation:180;visibility:visible;mso-wrap-style:square" o:spid="_x0000_s1086" type="#_x0000_t75" o:gfxdata="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">
+                  <v:imagedata o:title="" r:id="rId14"/>
                 </v:shape>
                 <w10:anchorlock/>
               </v:group>
@@ -3957,7 +3957,7 @@
       </w:tblGrid>
       <w:tr>
         <w:trPr>
-          <w:trHeight w:hRule="exact" w:val="1440"/>
+          <w:trHeight w:val="1440" w:hRule="exact"/>
         </w:trPr>
         <w:tc>
           <w:tcPr>
@@ -3966,14 +3966,14 @@
           <w:p>
             <w:pPr>
               <w:pStyle w:val="Name"/>
-              <w:framePr w:hSpace="0" w:wrap="auto" w:vAnchor="margin" w:hAnchor="text" w:yAlign="inline"/>
+              <w:framePr w:hSpace="0" w:wrap="auto" w:hAnchor="text" w:vAnchor="margin" w:yAlign="inline"/>
             </w:pPr>
           </w:p>
-          <w:bookmarkStart w:id="0" w:name="_GoBack"/>
+          <w:bookmarkStart w:name="_GoBack" w:id="0"/>
           <w:p>
             <w:pPr>
               <w:pStyle w:val="Name"/>
-              <w:framePr w:hSpace="0" w:wrap="auto" w:vAnchor="margin" w:hAnchor="text" w:yAlign="inline"/>
+              <w:framePr w:hSpace="0" w:wrap="auto" w:hAnchor="text" w:vAnchor="margin" w:yAlign="inline"/>
             </w:pPr>
             <w:sdt>
               <w:sdtPr>
@@ -4046,13 +4046,13 @@
           <w:p>
             <w:pPr>
               <w:pStyle w:val="Name"/>
-              <w:framePr w:hSpace="0" w:wrap="auto" w:vAnchor="margin" w:hAnchor="text" w:yAlign="inline"/>
+              <w:framePr w:hSpace="0" w:wrap="auto" w:hAnchor="text" w:vAnchor="margin" w:yAlign="inline"/>
             </w:pPr>
           </w:p>
           <w:p>
             <w:pPr>
               <w:pStyle w:val="Name"/>
-              <w:framePr w:hSpace="0" w:wrap="auto" w:vAnchor="margin" w:hAnchor="text" w:yAlign="inline"/>
+              <w:framePr w:hSpace="0" w:wrap="auto" w:hAnchor="text" w:vAnchor="margin" w:yAlign="inline"/>
             </w:pPr>
             <w:sdt>
               <w:sdtPr>
@@ -4094,7 +4094,7 @@
           <w:p>
             <w:pPr>
               <w:pStyle w:val="Name"/>
-              <w:framePr w:hSpace="0" w:wrap="auto" w:vAnchor="margin" w:hAnchor="text" w:yAlign="inline"/>
+              <w:framePr w:hSpace="0" w:wrap="auto" w:hAnchor="text" w:vAnchor="margin" w:yAlign="inline"/>
             </w:pPr>
             <w:sdt>
               <w:sdtPr>
@@ -4128,13 +4128,13 @@
           <w:p>
             <w:pPr>
               <w:pStyle w:val="Name"/>
-              <w:framePr w:hSpace="0" w:wrap="auto" w:vAnchor="margin" w:hAnchor="text" w:yAlign="inline"/>
+              <w:framePr w:hSpace="0" w:wrap="auto" w:hAnchor="text" w:vAnchor="margin" w:yAlign="inline"/>
             </w:pPr>
           </w:p>
           <w:p>
             <w:pPr>
               <w:pStyle w:val="Name"/>
-              <w:framePr w:hSpace="0" w:wrap="auto" w:vAnchor="margin" w:hAnchor="text" w:yAlign="inline"/>
+              <w:framePr w:hSpace="0" w:wrap="auto" w:hAnchor="text" w:vAnchor="margin" w:yAlign="inline"/>
             </w:pPr>
             <w:sdt>
               <w:sdtPr>
@@ -4196,7 +4196,7 @@
       </w:tr>
       <w:tr>
         <w:trPr>
-          <w:trHeight w:hRule="exact" w:val="1440"/>
+          <w:trHeight w:val="1440" w:hRule="exact"/>
         </w:trPr>
         <w:tc>
           <w:tcPr>
@@ -4205,13 +4205,13 @@
           <w:p>
             <w:pPr>
               <w:pStyle w:val="Name"/>
-              <w:framePr w:hSpace="0" w:wrap="auto" w:vAnchor="margin" w:hAnchor="text" w:yAlign="inline"/>
+              <w:framePr w:hSpace="0" w:wrap="auto" w:hAnchor="text" w:vAnchor="margin" w:yAlign="inline"/>
             </w:pPr>
           </w:p>
           <w:p>
             <w:pPr>
               <w:pStyle w:val="Name"/>
-              <w:framePr w:hSpace="0" w:wrap="auto" w:vAnchor="margin" w:hAnchor="text" w:yAlign="inline"/>
+              <w:framePr w:hSpace="0" w:wrap="auto" w:hAnchor="text" w:vAnchor="margin" w:yAlign="inline"/>
             </w:pPr>
             <w:sdt>
               <w:sdtPr>
@@ -4294,13 +4294,13 @@
           <w:p>
             <w:pPr>
               <w:pStyle w:val="Name"/>
-              <w:framePr w:hSpace="0" w:wrap="auto" w:vAnchor="margin" w:hAnchor="text" w:yAlign="inline"/>
+              <w:framePr w:hSpace="0" w:wrap="auto" w:hAnchor="text" w:vAnchor="margin" w:yAlign="inline"/>
             </w:pPr>
           </w:p>
           <w:p>
             <w:pPr>
               <w:pStyle w:val="Name"/>
-              <w:framePr w:hSpace="0" w:wrap="auto" w:vAnchor="margin" w:hAnchor="text" w:yAlign="inline"/>
+              <w:framePr w:hSpace="0" w:wrap="auto" w:hAnchor="text" w:vAnchor="margin" w:yAlign="inline"/>
             </w:pPr>
             <w:sdt>
               <w:sdtPr>
@@ -4383,13 +4383,13 @@
           <w:p>
             <w:pPr>
               <w:pStyle w:val="Name"/>
-              <w:framePr w:hSpace="0" w:wrap="auto" w:vAnchor="margin" w:hAnchor="text" w:yAlign="inline"/>
+              <w:framePr w:hSpace="0" w:wrap="auto" w:hAnchor="text" w:vAnchor="margin" w:yAlign="inline"/>
             </w:pPr>
           </w:p>
           <w:p>
             <w:pPr>
               <w:pStyle w:val="Name"/>
-              <w:framePr w:hSpace="0" w:wrap="auto" w:vAnchor="margin" w:hAnchor="text" w:yAlign="inline"/>
+              <w:framePr w:hSpace="0" w:wrap="auto" w:hAnchor="text" w:vAnchor="margin" w:yAlign="inline"/>
             </w:pPr>
             <w:sdt>
               <w:sdtPr>
@@ -4456,7 +4456,7 @@
       </w:tr>
       <w:tr>
         <w:trPr>
-          <w:trHeight w:hRule="exact" w:val="1440"/>
+          <w:trHeight w:val="1440" w:hRule="exact"/>
         </w:trPr>
         <w:tc>
           <w:tcPr>
@@ -4465,13 +4465,13 @@
           <w:p>
             <w:pPr>
               <w:pStyle w:val="Name"/>
-              <w:framePr w:hSpace="0" w:wrap="auto" w:vAnchor="margin" w:hAnchor="text" w:yAlign="inline"/>
+              <w:framePr w:hSpace="0" w:wrap="auto" w:hAnchor="text" w:vAnchor="margin" w:yAlign="inline"/>
             </w:pPr>
           </w:p>
           <w:p>
             <w:pPr>
               <w:pStyle w:val="Name"/>
-              <w:framePr w:hSpace="0" w:wrap="auto" w:vAnchor="margin" w:hAnchor="text" w:yAlign="inline"/>
+              <w:framePr w:hSpace="0" w:wrap="auto" w:hAnchor="text" w:vAnchor="margin" w:yAlign="inline"/>
             </w:pPr>
             <w:sdt>
               <w:sdtPr>
@@ -4554,13 +4554,13 @@
           <w:p>
             <w:pPr>
               <w:pStyle w:val="Name"/>
-              <w:framePr w:hSpace="0" w:wrap="auto" w:vAnchor="margin" w:hAnchor="text" w:yAlign="inline"/>
+              <w:framePr w:hSpace="0" w:wrap="auto" w:hAnchor="text" w:vAnchor="margin" w:yAlign="inline"/>
             </w:pPr>
           </w:p>
           <w:p>
             <w:pPr>
               <w:pStyle w:val="Name"/>
-              <w:framePr w:hSpace="0" w:wrap="auto" w:vAnchor="margin" w:hAnchor="text" w:yAlign="inline"/>
+              <w:framePr w:hSpace="0" w:wrap="auto" w:hAnchor="text" w:vAnchor="margin" w:yAlign="inline"/>
             </w:pPr>
             <w:sdt>
               <w:sdtPr>
@@ -4643,13 +4643,13 @@
           <w:p>
             <w:pPr>
               <w:pStyle w:val="Name"/>
-              <w:framePr w:hSpace="0" w:wrap="auto" w:vAnchor="margin" w:hAnchor="text" w:yAlign="inline"/>
+              <w:framePr w:hSpace="0" w:wrap="auto" w:hAnchor="text" w:vAnchor="margin" w:yAlign="inline"/>
             </w:pPr>
           </w:p>
           <w:p>
             <w:pPr>
               <w:pStyle w:val="Name"/>
-              <w:framePr w:hSpace="0" w:wrap="auto" w:vAnchor="margin" w:hAnchor="text" w:yAlign="inline"/>
+              <w:framePr w:hSpace="0" w:wrap="auto" w:hAnchor="text" w:vAnchor="margin" w:yAlign="inline"/>
             </w:pPr>
             <w:sdt>
               <w:sdtPr>
@@ -4716,7 +4716,7 @@
       </w:tr>
       <w:tr>
         <w:trPr>
-          <w:trHeight w:hRule="exact" w:val="1440"/>
+          <w:trHeight w:val="1440" w:hRule="exact"/>
         </w:trPr>
         <w:tc>
           <w:tcPr>
@@ -4725,13 +4725,13 @@
           <w:p>
             <w:pPr>
               <w:pStyle w:val="Name"/>
-              <w:framePr w:hSpace="0" w:wrap="auto" w:vAnchor="margin" w:hAnchor="text" w:yAlign="inline"/>
+              <w:framePr w:hSpace="0" w:wrap="auto" w:hAnchor="text" w:vAnchor="margin" w:yAlign="inline"/>
             </w:pPr>
           </w:p>
           <w:p>
             <w:pPr>
               <w:pStyle w:val="Name"/>
-              <w:framePr w:hSpace="0" w:wrap="auto" w:vAnchor="margin" w:hAnchor="text" w:yAlign="inline"/>
+              <w:framePr w:hSpace="0" w:wrap="auto" w:hAnchor="text" w:vAnchor="margin" w:yAlign="inline"/>
             </w:pPr>
             <w:sdt>
               <w:sdtPr>
@@ -4814,13 +4814,13 @@
           <w:p>
             <w:pPr>
               <w:pStyle w:val="Name"/>
-              <w:framePr w:hSpace="0" w:wrap="auto" w:vAnchor="margin" w:hAnchor="text" w:yAlign="inline"/>
+              <w:framePr w:hSpace="0" w:wrap="auto" w:hAnchor="text" w:vAnchor="margin" w:yAlign="inline"/>
             </w:pPr>
           </w:p>
           <w:p>
             <w:pPr>
               <w:pStyle w:val="Name"/>
-              <w:framePr w:hSpace="0" w:wrap="auto" w:vAnchor="margin" w:hAnchor="text" w:yAlign="inline"/>
+              <w:framePr w:hSpace="0" w:wrap="auto" w:hAnchor="text" w:vAnchor="margin" w:yAlign="inline"/>
             </w:pPr>
             <w:sdt>
               <w:sdtPr>
@@ -4903,13 +4903,13 @@
           <w:p>
             <w:pPr>
               <w:pStyle w:val="Name"/>
-              <w:framePr w:hSpace="0" w:wrap="auto" w:vAnchor="margin" w:hAnchor="text" w:yAlign="inline"/>
+              <w:framePr w:hSpace="0" w:wrap="auto" w:hAnchor="text" w:vAnchor="margin" w:yAlign="inline"/>
             </w:pPr>
           </w:p>
           <w:p>
             <w:pPr>
               <w:pStyle w:val="Name"/>
-              <w:framePr w:hSpace="0" w:wrap="auto" w:vAnchor="margin" w:hAnchor="text" w:yAlign="inline"/>
+              <w:framePr w:hSpace="0" w:wrap="auto" w:hAnchor="text" w:vAnchor="margin" w:yAlign="inline"/>
             </w:pPr>
             <w:sdt>
               <w:sdtPr>
@@ -4976,7 +4976,7 @@
       </w:tr>
       <w:tr>
         <w:trPr>
-          <w:trHeight w:hRule="exact" w:val="1440"/>
+          <w:trHeight w:val="1440" w:hRule="exact"/>
         </w:trPr>
         <w:tc>
           <w:tcPr>
@@ -4985,13 +4985,13 @@
           <w:p>
             <w:pPr>
               <w:pStyle w:val="Name"/>
-              <w:framePr w:hSpace="0" w:wrap="auto" w:vAnchor="margin" w:hAnchor="text" w:yAlign="inline"/>
+              <w:framePr w:hSpace="0" w:wrap="auto" w:hAnchor="text" w:vAnchor="margin" w:yAlign="inline"/>
             </w:pPr>
           </w:p>
           <w:p>
             <w:pPr>
               <w:pStyle w:val="Name"/>
-              <w:framePr w:hSpace="0" w:wrap="auto" w:vAnchor="margin" w:hAnchor="text" w:yAlign="inline"/>
+              <w:framePr w:hSpace="0" w:wrap="auto" w:hAnchor="text" w:vAnchor="margin" w:yAlign="inline"/>
             </w:pPr>
             <w:sdt>
               <w:sdtPr>
@@ -5074,13 +5074,13 @@
           <w:p>
             <w:pPr>
               <w:pStyle w:val="Name"/>
-              <w:framePr w:hSpace="0" w:wrap="auto" w:vAnchor="margin" w:hAnchor="text" w:yAlign="inline"/>
+              <w:framePr w:hSpace="0" w:wrap="auto" w:hAnchor="text" w:vAnchor="margin" w:yAlign="inline"/>
             </w:pPr>
           </w:p>
           <w:p>
             <w:pPr>
               <w:pStyle w:val="Name"/>
-              <w:framePr w:hSpace="0" w:wrap="auto" w:vAnchor="margin" w:hAnchor="text" w:yAlign="inline"/>
+              <w:framePr w:hSpace="0" w:wrap="auto" w:hAnchor="text" w:vAnchor="margin" w:yAlign="inline"/>
             </w:pPr>
             <w:sdt>
               <w:sdtPr>
@@ -5163,13 +5163,13 @@
           <w:p>
             <w:pPr>
               <w:pStyle w:val="Name"/>
-              <w:framePr w:hSpace="0" w:wrap="auto" w:vAnchor="margin" w:hAnchor="text" w:yAlign="inline"/>
+              <w:framePr w:hSpace="0" w:wrap="auto" w:hAnchor="text" w:vAnchor="margin" w:yAlign="inline"/>
             </w:pPr>
           </w:p>
           <w:p>
             <w:pPr>
               <w:pStyle w:val="Name"/>
-              <w:framePr w:hSpace="0" w:wrap="auto" w:vAnchor="margin" w:hAnchor="text" w:yAlign="inline"/>
+              <w:framePr w:hSpace="0" w:wrap="auto" w:hAnchor="text" w:vAnchor="margin" w:yAlign="inline"/>
             </w:pPr>
             <w:sdt>
               <w:sdtPr>
@@ -5236,7 +5236,7 @@
       </w:tr>
       <w:tr>
         <w:trPr>
-          <w:trHeight w:hRule="exact" w:val="1440"/>
+          <w:trHeight w:val="1440" w:hRule="exact"/>
         </w:trPr>
         <w:tc>
           <w:tcPr>
@@ -5245,13 +5245,13 @@
           <w:p>
             <w:pPr>
               <w:pStyle w:val="Name"/>
-              <w:framePr w:hSpace="0" w:wrap="auto" w:vAnchor="margin" w:hAnchor="text" w:yAlign="inline"/>
+              <w:framePr w:hSpace="0" w:wrap="auto" w:hAnchor="text" w:vAnchor="margin" w:yAlign="inline"/>
             </w:pPr>
           </w:p>
           <w:p>
             <w:pPr>
               <w:pStyle w:val="Name"/>
-              <w:framePr w:hSpace="0" w:wrap="auto" w:vAnchor="margin" w:hAnchor="text" w:yAlign="inline"/>
+              <w:framePr w:hSpace="0" w:wrap="auto" w:hAnchor="text" w:vAnchor="margin" w:yAlign="inline"/>
             </w:pPr>
             <w:sdt>
               <w:sdtPr>
@@ -5334,13 +5334,13 @@
           <w:p>
             <w:pPr>
               <w:pStyle w:val="Name"/>
-              <w:framePr w:hSpace="0" w:wrap="auto" w:vAnchor="margin" w:hAnchor="text" w:yAlign="inline"/>
+              <w:framePr w:hSpace="0" w:wrap="auto" w:hAnchor="text" w:vAnchor="margin" w:yAlign="inline"/>
             </w:pPr>
           </w:p>
           <w:p>
             <w:pPr>
               <w:pStyle w:val="Name"/>
-              <w:framePr w:hSpace="0" w:wrap="auto" w:vAnchor="margin" w:hAnchor="text" w:yAlign="inline"/>
+              <w:framePr w:hSpace="0" w:wrap="auto" w:hAnchor="text" w:vAnchor="margin" w:yAlign="inline"/>
             </w:pPr>
             <w:sdt>
               <w:sdtPr>
@@ -5423,13 +5423,13 @@
           <w:p>
             <w:pPr>
               <w:pStyle w:val="Name"/>
-              <w:framePr w:hSpace="0" w:wrap="auto" w:vAnchor="margin" w:hAnchor="text" w:yAlign="inline"/>
+              <w:framePr w:hSpace="0" w:wrap="auto" w:hAnchor="text" w:vAnchor="margin" w:yAlign="inline"/>
             </w:pPr>
           </w:p>
           <w:p>
             <w:pPr>
               <w:pStyle w:val="Name"/>
-              <w:framePr w:hSpace="0" w:wrap="auto" w:vAnchor="margin" w:hAnchor="text" w:yAlign="inline"/>
+              <w:framePr w:hSpace="0" w:wrap="auto" w:hAnchor="text" w:vAnchor="margin" w:yAlign="inline"/>
             </w:pPr>
             <w:sdt>
               <w:sdtPr>
@@ -5496,7 +5496,7 @@
       </w:tr>
       <w:tr>
         <w:trPr>
-          <w:trHeight w:hRule="exact" w:val="1440"/>
+          <w:trHeight w:val="1440" w:hRule="exact"/>
         </w:trPr>
         <w:tc>
           <w:tcPr>
@@ -5505,13 +5505,13 @@
           <w:p>
             <w:pPr>
               <w:pStyle w:val="Name"/>
-              <w:framePr w:hSpace="0" w:wrap="auto" w:vAnchor="margin" w:hAnchor="text" w:yAlign="inline"/>
+              <w:framePr w:hSpace="0" w:wrap="auto" w:hAnchor="text" w:vAnchor="margin" w:yAlign="inline"/>
             </w:pPr>
           </w:p>
           <w:p>
             <w:pPr>
               <w:pStyle w:val="Name"/>
-              <w:framePr w:hSpace="0" w:wrap="auto" w:vAnchor="margin" w:hAnchor="text" w:yAlign="inline"/>
+              <w:framePr w:hSpace="0" w:wrap="auto" w:hAnchor="text" w:vAnchor="margin" w:yAlign="inline"/>
             </w:pPr>
             <w:sdt>
               <w:sdtPr>
@@ -5594,13 +5594,13 @@
           <w:p>
             <w:pPr>
               <w:pStyle w:val="Name"/>
-              <w:framePr w:hSpace="0" w:wrap="auto" w:vAnchor="margin" w:hAnchor="text" w:yAlign="inline"/>
+              <w:framePr w:hSpace="0" w:wrap="auto" w:hAnchor="text" w:vAnchor="margin" w:yAlign="inline"/>
             </w:pPr>
           </w:p>
           <w:p>
             <w:pPr>
               <w:pStyle w:val="Name"/>
-              <w:framePr w:hSpace="0" w:wrap="auto" w:vAnchor="margin" w:hAnchor="text" w:yAlign="inline"/>
+              <w:framePr w:hSpace="0" w:wrap="auto" w:hAnchor="text" w:vAnchor="margin" w:yAlign="inline"/>
             </w:pPr>
             <w:sdt>
               <w:sdtPr>
@@ -5683,13 +5683,13 @@
           <w:p>
             <w:pPr>
               <w:pStyle w:val="Name"/>
-              <w:framePr w:hSpace="0" w:wrap="auto" w:vAnchor="margin" w:hAnchor="text" w:yAlign="inline"/>
+              <w:framePr w:hSpace="0" w:wrap="auto" w:hAnchor="text" w:vAnchor="margin" w:yAlign="inline"/>
             </w:pPr>
           </w:p>
           <w:p>
             <w:pPr>
               <w:pStyle w:val="Name"/>
-              <w:framePr w:hSpace="0" w:wrap="auto" w:vAnchor="margin" w:hAnchor="text" w:yAlign="inline"/>
+              <w:framePr w:hSpace="0" w:wrap="auto" w:hAnchor="text" w:vAnchor="margin" w:yAlign="inline"/>
             </w:pPr>
             <w:sdt>
               <w:sdtPr>
@@ -5756,7 +5756,7 @@
       </w:tr>
       <w:tr>
         <w:trPr>
-          <w:trHeight w:hRule="exact" w:val="1440"/>
+          <w:trHeight w:val="1440" w:hRule="exact"/>
         </w:trPr>
         <w:tc>
           <w:tcPr>
@@ -5765,13 +5765,13 @@
           <w:p>
             <w:pPr>
               <w:pStyle w:val="Name"/>
-              <w:framePr w:hSpace="0" w:wrap="auto" w:vAnchor="margin" w:hAnchor="text" w:yAlign="inline"/>
+              <w:framePr w:hSpace="0" w:wrap="auto" w:hAnchor="text" w:vAnchor="margin" w:yAlign="inline"/>
             </w:pPr>
           </w:p>
           <w:p>
             <w:pPr>
               <w:pStyle w:val="Name"/>
-              <w:framePr w:hSpace="0" w:wrap="auto" w:vAnchor="margin" w:hAnchor="text" w:yAlign="inline"/>
+              <w:framePr w:hSpace="0" w:wrap="auto" w:hAnchor="text" w:vAnchor="margin" w:yAlign="inline"/>
             </w:pPr>
             <w:sdt>
               <w:sdtPr>
@@ -5854,13 +5854,13 @@
           <w:p>
             <w:pPr>
               <w:pStyle w:val="Name"/>
-              <w:framePr w:hSpace="0" w:wrap="auto" w:vAnchor="margin" w:hAnchor="text" w:yAlign="inline"/>
+              <w:framePr w:hSpace="0" w:wrap="auto" w:hAnchor="text" w:vAnchor="margin" w:yAlign="inline"/>
             </w:pPr>
           </w:p>
           <w:p>
             <w:pPr>
               <w:pStyle w:val="Name"/>
-              <w:framePr w:hSpace="0" w:wrap="auto" w:vAnchor="margin" w:hAnchor="text" w:yAlign="inline"/>
+              <w:framePr w:hSpace="0" w:wrap="auto" w:hAnchor="text" w:vAnchor="margin" w:yAlign="inline"/>
             </w:pPr>
             <w:sdt>
               <w:sdtPr>
@@ -5943,13 +5943,13 @@
           <w:p>
             <w:pPr>
               <w:pStyle w:val="Name"/>
-              <w:framePr w:hSpace="0" w:wrap="auto" w:vAnchor="margin" w:hAnchor="text" w:yAlign="inline"/>
+              <w:framePr w:hSpace="0" w:wrap="auto" w:hAnchor="text" w:vAnchor="margin" w:yAlign="inline"/>
             </w:pPr>
           </w:p>
           <w:p>
             <w:pPr>
               <w:pStyle w:val="Name"/>
-              <w:framePr w:hSpace="0" w:wrap="auto" w:vAnchor="margin" w:hAnchor="text" w:yAlign="inline"/>
+              <w:framePr w:hSpace="0" w:wrap="auto" w:hAnchor="text" w:vAnchor="margin" w:yAlign="inline"/>
             </w:pPr>
             <w:sdt>
               <w:sdtPr>
@@ -6016,7 +6016,7 @@
       </w:tr>
       <w:tr>
         <w:trPr>
-          <w:trHeight w:hRule="exact" w:val="1440"/>
+          <w:trHeight w:val="1440" w:hRule="exact"/>
         </w:trPr>
         <w:tc>
           <w:tcPr>
@@ -6025,13 +6025,13 @@
           <w:p>
             <w:pPr>
               <w:pStyle w:val="Name"/>
-              <w:framePr w:hSpace="0" w:wrap="auto" w:vAnchor="margin" w:hAnchor="text" w:yAlign="inline"/>
+              <w:framePr w:hSpace="0" w:wrap="auto" w:hAnchor="text" w:vAnchor="margin" w:yAlign="inline"/>
             </w:pPr>
           </w:p>
           <w:p>
             <w:pPr>
               <w:pStyle w:val="Name"/>
-              <w:framePr w:hSpace="0" w:wrap="auto" w:vAnchor="margin" w:hAnchor="text" w:yAlign="inline"/>
+              <w:framePr w:hSpace="0" w:wrap="auto" w:hAnchor="text" w:vAnchor="margin" w:yAlign="inline"/>
             </w:pPr>
             <w:sdt>
               <w:sdtPr>
@@ -6114,13 +6114,13 @@
           <w:p>
             <w:pPr>
               <w:pStyle w:val="Name"/>
-              <w:framePr w:hSpace="0" w:wrap="auto" w:vAnchor="margin" w:hAnchor="text" w:yAlign="inline"/>
+              <w:framePr w:hSpace="0" w:wrap="auto" w:hAnchor="text" w:vAnchor="margin" w:yAlign="inline"/>
             </w:pPr>
           </w:p>
           <w:p>
             <w:pPr>
               <w:pStyle w:val="Name"/>
-              <w:framePr w:hSpace="0" w:wrap="auto" w:vAnchor="margin" w:hAnchor="text" w:yAlign="inline"/>
+              <w:framePr w:hSpace="0" w:wrap="auto" w:hAnchor="text" w:vAnchor="margin" w:yAlign="inline"/>
             </w:pPr>
             <w:sdt>
               <w:sdtPr>
@@ -6203,13 +6203,13 @@
           <w:p>
             <w:pPr>
               <w:pStyle w:val="Name"/>
-              <w:framePr w:hSpace="0" w:wrap="auto" w:vAnchor="margin" w:hAnchor="text" w:yAlign="inline"/>
+              <w:framePr w:hSpace="0" w:wrap="auto" w:hAnchor="text" w:vAnchor="margin" w:yAlign="inline"/>
             </w:pPr>
           </w:p>
           <w:p>
             <w:pPr>
               <w:pStyle w:val="Name"/>
-              <w:framePr w:hSpace="0" w:wrap="auto" w:vAnchor="margin" w:hAnchor="text" w:yAlign="inline"/>
+              <w:framePr w:hSpace="0" w:wrap="auto" w:hAnchor="text" w:vAnchor="margin" w:yAlign="inline"/>
             </w:pPr>
             <w:sdt>
               <w:sdtPr>
@@ -6276,7 +6276,7 @@
       </w:tr>
       <w:tr>
         <w:trPr>
-          <w:trHeight w:hRule="exact" w:val="1440"/>
+          <w:trHeight w:val="1440" w:hRule="exact"/>
         </w:trPr>
         <w:tc>
           <w:tcPr>
@@ -6285,13 +6285,13 @@
           <w:p>
             <w:pPr>
               <w:pStyle w:val="Name"/>
-              <w:framePr w:hSpace="0" w:wrap="auto" w:vAnchor="margin" w:hAnchor="text" w:yAlign="inline"/>
+              <w:framePr w:hSpace="0" w:wrap="auto" w:hAnchor="text" w:vAnchor="margin" w:yAlign="inline"/>
             </w:pPr>
           </w:p>
           <w:p>
             <w:pPr>
               <w:pStyle w:val="Name"/>
-              <w:framePr w:hSpace="0" w:wrap="auto" w:vAnchor="margin" w:hAnchor="text" w:yAlign="inline"/>
+              <w:framePr w:hSpace="0" w:wrap="auto" w:hAnchor="text" w:vAnchor="margin" w:yAlign="inline"/>
             </w:pPr>
             <w:sdt>
               <w:sdtPr>
@@ -6374,13 +6374,13 @@
           <w:p>
             <w:pPr>
               <w:pStyle w:val="Name"/>
-              <w:framePr w:hSpace="0" w:wrap="auto" w:vAnchor="margin" w:hAnchor="text" w:yAlign="inline"/>
+              <w:framePr w:hSpace="0" w:wrap="auto" w:hAnchor="text" w:vAnchor="margin" w:yAlign="inline"/>
             </w:pPr>
           </w:p>
           <w:p>
             <w:pPr>
               <w:pStyle w:val="Name"/>
-              <w:framePr w:hSpace="0" w:wrap="auto" w:vAnchor="margin" w:hAnchor="text" w:yAlign="inline"/>
+              <w:framePr w:hSpace="0" w:wrap="auto" w:hAnchor="text" w:vAnchor="margin" w:yAlign="inline"/>
             </w:pPr>
             <w:sdt>
               <w:sdtPr>
@@ -6463,13 +6463,13 @@
           <w:p>
             <w:pPr>
               <w:pStyle w:val="Name"/>
-              <w:framePr w:hSpace="0" w:wrap="auto" w:vAnchor="margin" w:hAnchor="text" w:yAlign="inline"/>
+              <w:framePr w:hSpace="0" w:wrap="auto" w:hAnchor="text" w:vAnchor="margin" w:yAlign="inline"/>
             </w:pPr>
           </w:p>
           <w:p>
             <w:pPr>
               <w:pStyle w:val="Name"/>
-              <w:framePr w:hSpace="0" w:wrap="auto" w:vAnchor="margin" w:hAnchor="text" w:yAlign="inline"/>
+              <w:framePr w:hSpace="0" w:wrap="auto" w:hAnchor="text" w:vAnchor="margin" w:yAlign="inline"/>
             </w:pPr>
             <w:sdt>
               <w:sdtPr>

--- a/src/Tests/Inputs/labels/11/input.docx
+++ b/src/Tests/Inputs/labels/11/input.docx
@@ -7231,4624 +7231,6 @@
 </w:styles>
 </file>
 
-<file path=word/glossary/document.xml><?xml version="1.0" encoding="utf-8"?>
-<w:glossaryDocument xmlns:wpc="http://schemas.microsoft.com/office/word/2010/wordprocessingCanvas" xmlns:cx="http://schemas.microsoft.com/office/drawing/2014/chartex" xmlns:cx1="http://schemas.microsoft.com/office/drawing/2015/9/8/chartex" xmlns:cx2="http://schemas.microsoft.com/office/drawing/2015/10/21/chartex" xmlns:cx3="http://schemas.microsoft.com/office/drawing/2016/5/9/chartex" xmlns:cx4="http://schemas.microsoft.com/office/drawing/2016/5/10/chartex" xmlns:cx5="http://schemas.microsoft.com/office/drawing/2016/5/11/chartex" xmlns:cx6="http://schemas.microsoft.com/office/drawing/2016/5/12/chartex" xmlns:cx7="http://schemas.microsoft.com/office/drawing/2016/5/13/chartex" xmlns:cx8="http://schemas.microsoft.com/office/drawing/2016/5/14/chartex" xmlns:mc="http://schemas.openxmlformats.org/markup-compatibility/2006" xmlns:aink="http://schemas.microsoft.com/office/drawing/2016/ink" xmlns:am3d="http://schemas.microsoft.com/office/drawing/2017/model3d" xmlns:o="urn:schemas-microsoft-com:office:office" xmlns:r="http://schemas.openxmlformats.org/officeDocument/2006/relationships" xmlns:m="http://schemas.openxmlformats.org/officeDocument/2006/math" xmlns:v="urn:schemas-microsoft-com:vml" xmlns:wp14="http://schemas.microsoft.com/office/word/2010/wordprocessingDrawing" xmlns:wp="http://schemas.openxmlformats.org/drawingml/2006/wordprocessingDrawing" xmlns:w10="urn:schemas-microsoft-com:office:word" xmlns:w="http://schemas.openxmlformats.org/wordprocessingml/2006/main" xmlns:w14="http://schemas.microsoft.com/office/word/2010/wordml" xmlns:w15="http://schemas.microsoft.com/office/word/2012/wordml" xmlns:w16cex="http://schemas.microsoft.com/office/word/2018/wordml/cex" xmlns:w16cid="http://schemas.microsoft.com/office/word/2016/wordml/cid" xmlns:w16="http://schemas.microsoft.com/office/word/2018/wordml" xmlns:w16se="http://schemas.microsoft.com/office/word/2015/wordml/symex" xmlns:wpg="http://schemas.microsoft.com/office/word/2010/wordprocessingGroup" xmlns:wpi="http://schemas.microsoft.com/office/word/2010/wordprocessingInk" xmlns:wne="http://schemas.microsoft.com/office/word/2006/wordml" xmlns:wps="http://schemas.microsoft.com/office/word/2010/wordprocessingShape" mc:Ignorable="w14 w15 w16se w16cid w16 w16cex wp14">
-  <w:docParts>
-    <w:docPart>
-      <w:docPartPr>
-        <w:name w:val="7B1250B2EA1544C399FABE534FA78B68"/>
-        <w:category>
-          <w:name w:val="General"/>
-          <w:gallery w:val="placeholder"/>
-        </w:category>
-        <w:types>
-          <w:type w:val="bbPlcHdr"/>
-        </w:types>
-        <w:behaviors>
-          <w:behavior w:val="content"/>
-        </w:behaviors>
-        <w:guid w:val="{0FCA10EC-94F4-413A-8309-306149C2CA74}"/>
-      </w:docPartPr>
-      <w:docPartBody>
-        <w:p>
-          <w:pPr>
-            <w:pStyle w:val="7B1250B2EA1544C399FABE534FA78B68"/>
-          </w:pPr>
-          <w:r>
-            <w:t>Name</w:t>
-          </w:r>
-        </w:p>
-      </w:docPartBody>
-    </w:docPart>
-    <w:docPart>
-      <w:docPartPr>
-        <w:name w:val="D0A5090138F24EB18360F0CA1D4EA583"/>
-        <w:category>
-          <w:name w:val="General"/>
-          <w:gallery w:val="placeholder"/>
-        </w:category>
-        <w:types>
-          <w:type w:val="bbPlcHdr"/>
-        </w:types>
-        <w:behaviors>
-          <w:behavior w:val="content"/>
-        </w:behaviors>
-        <w:guid w:val="{DC34A565-62F4-4D66-900A-8A3F61989053}"/>
-      </w:docPartPr>
-      <w:docPartBody>
-        <w:p>
-          <w:pPr>
-            <w:pStyle w:val="D0A5090138F24EB18360F0CA1D4EA583"/>
-          </w:pPr>
-          <w:r>
-            <w:t>Street Address</w:t>
-          </w:r>
-        </w:p>
-      </w:docPartBody>
-    </w:docPart>
-    <w:docPart>
-      <w:docPartPr>
-        <w:name w:val="799EC57EB74F4A17BC8F9B13396A04A7"/>
-        <w:category>
-          <w:name w:val="General"/>
-          <w:gallery w:val="placeholder"/>
-        </w:category>
-        <w:types>
-          <w:type w:val="bbPlcHdr"/>
-        </w:types>
-        <w:behaviors>
-          <w:behavior w:val="content"/>
-        </w:behaviors>
-        <w:guid w:val="{C47A232D-82FE-4DEC-8ADE-E16218F2A102}"/>
-      </w:docPartPr>
-      <w:docPartBody>
-        <w:p>
-          <w:pPr>
-            <w:pStyle w:val="799EC57EB74F4A17BC8F9B13396A04A7"/>
-          </w:pPr>
-          <w:r>
-            <w:t>City, ST ZIP Code</w:t>
-          </w:r>
-        </w:p>
-      </w:docPartBody>
-    </w:docPart>
-    <w:docPart>
-      <w:docPartPr>
-        <w:name w:val="D827C86DD83A49D0A80E2ECF9683B058"/>
-        <w:category>
-          <w:name w:val="General"/>
-          <w:gallery w:val="placeholder"/>
-        </w:category>
-        <w:types>
-          <w:type w:val="bbPlcHdr"/>
-        </w:types>
-        <w:behaviors>
-          <w:behavior w:val="content"/>
-        </w:behaviors>
-        <w:guid w:val="{51CDB6E4-3220-4998-B6F6-5A7EBA59ECEC}"/>
-      </w:docPartPr>
-      <w:docPartBody>
-        <w:p>
-          <w:pPr>
-            <w:pStyle w:val="D827C86DD83A49D0A80E2ECF9683B058"/>
-          </w:pPr>
-          <w:r>
-            <w:t>Name</w:t>
-          </w:r>
-        </w:p>
-      </w:docPartBody>
-    </w:docPart>
-    <w:docPart>
-      <w:docPartPr>
-        <w:name w:val="5964B5CD58A74971B546FB4BD742AC65"/>
-        <w:category>
-          <w:name w:val="General"/>
-          <w:gallery w:val="placeholder"/>
-        </w:category>
-        <w:types>
-          <w:type w:val="bbPlcHdr"/>
-        </w:types>
-        <w:behaviors>
-          <w:behavior w:val="content"/>
-        </w:behaviors>
-        <w:guid w:val="{DFF6324B-8FB9-44BF-83DE-23445240B6E9}"/>
-      </w:docPartPr>
-      <w:docPartBody>
-        <w:p>
-          <w:pPr>
-            <w:pStyle w:val="5964B5CD58A74971B546FB4BD742AC65"/>
-          </w:pPr>
-          <w:r>
-            <w:t>Street Address</w:t>
-          </w:r>
-        </w:p>
-      </w:docPartBody>
-    </w:docPart>
-    <w:docPart>
-      <w:docPartPr>
-        <w:name w:val="3EA5ADFF5CF04290A45F03661F2CD1AA"/>
-        <w:category>
-          <w:name w:val="General"/>
-          <w:gallery w:val="placeholder"/>
-        </w:category>
-        <w:types>
-          <w:type w:val="bbPlcHdr"/>
-        </w:types>
-        <w:behaviors>
-          <w:behavior w:val="content"/>
-        </w:behaviors>
-        <w:guid w:val="{EDD145D5-B751-4E99-A151-45BC5D693852}"/>
-      </w:docPartPr>
-      <w:docPartBody>
-        <w:p>
-          <w:pPr>
-            <w:pStyle w:val="3EA5ADFF5CF04290A45F03661F2CD1AA"/>
-          </w:pPr>
-          <w:r>
-            <w:t>City, ST ZIP Code</w:t>
-          </w:r>
-        </w:p>
-      </w:docPartBody>
-    </w:docPart>
-    <w:docPart>
-      <w:docPartPr>
-        <w:name w:val="6578CFEECEC443D780B385713D3EE273"/>
-        <w:category>
-          <w:name w:val="General"/>
-          <w:gallery w:val="placeholder"/>
-        </w:category>
-        <w:types>
-          <w:type w:val="bbPlcHdr"/>
-        </w:types>
-        <w:behaviors>
-          <w:behavior w:val="content"/>
-        </w:behaviors>
-        <w:guid w:val="{D99B6874-A164-492C-99E7-8A8BCAEF9634}"/>
-      </w:docPartPr>
-      <w:docPartBody>
-        <w:p>
-          <w:pPr>
-            <w:pStyle w:val="6578CFEECEC443D780B385713D3EE273"/>
-          </w:pPr>
-          <w:r>
-            <w:t>Name</w:t>
-          </w:r>
-        </w:p>
-      </w:docPartBody>
-    </w:docPart>
-    <w:docPart>
-      <w:docPartPr>
-        <w:name w:val="B27791879AD24C8CADD31645B74A5678"/>
-        <w:category>
-          <w:name w:val="General"/>
-          <w:gallery w:val="placeholder"/>
-        </w:category>
-        <w:types>
-          <w:type w:val="bbPlcHdr"/>
-        </w:types>
-        <w:behaviors>
-          <w:behavior w:val="content"/>
-        </w:behaviors>
-        <w:guid w:val="{70619CA0-C24B-4669-AE1A-B70396332042}"/>
-      </w:docPartPr>
-      <w:docPartBody>
-        <w:p>
-          <w:pPr>
-            <w:pStyle w:val="B27791879AD24C8CADD31645B74A5678"/>
-          </w:pPr>
-          <w:r>
-            <w:t>Street Address</w:t>
-          </w:r>
-        </w:p>
-      </w:docPartBody>
-    </w:docPart>
-    <w:docPart>
-      <w:docPartPr>
-        <w:name w:val="394CA97C659845F9A8EB63C940C5D3E9"/>
-        <w:category>
-          <w:name w:val="General"/>
-          <w:gallery w:val="placeholder"/>
-        </w:category>
-        <w:types>
-          <w:type w:val="bbPlcHdr"/>
-        </w:types>
-        <w:behaviors>
-          <w:behavior w:val="content"/>
-        </w:behaviors>
-        <w:guid w:val="{A19EFE61-7CC3-41B0-B36F-4F7AB8486D7F}"/>
-      </w:docPartPr>
-      <w:docPartBody>
-        <w:p>
-          <w:pPr>
-            <w:pStyle w:val="394CA97C659845F9A8EB63C940C5D3E9"/>
-          </w:pPr>
-          <w:r>
-            <w:t>City, ST ZIP Code</w:t>
-          </w:r>
-        </w:p>
-      </w:docPartBody>
-    </w:docPart>
-    <w:docPart>
-      <w:docPartPr>
-        <w:name w:val="B47F2804317A478E834ABA81515E4FD9"/>
-        <w:category>
-          <w:name w:val="General"/>
-          <w:gallery w:val="placeholder"/>
-        </w:category>
-        <w:types>
-          <w:type w:val="bbPlcHdr"/>
-        </w:types>
-        <w:behaviors>
-          <w:behavior w:val="content"/>
-        </w:behaviors>
-        <w:guid w:val="{9F036F7C-3463-48C0-B5E1-AD9DFAA9EDDD}"/>
-      </w:docPartPr>
-      <w:docPartBody>
-        <w:p>
-          <w:pPr>
-            <w:pStyle w:val="B47F2804317A478E834ABA81515E4FD9"/>
-          </w:pPr>
-          <w:r>
-            <w:t>Name</w:t>
-          </w:r>
-        </w:p>
-      </w:docPartBody>
-    </w:docPart>
-    <w:docPart>
-      <w:docPartPr>
-        <w:name w:val="630FE93EE35E4E1AB29E69E9C8C32B8D"/>
-        <w:category>
-          <w:name w:val="General"/>
-          <w:gallery w:val="placeholder"/>
-        </w:category>
-        <w:types>
-          <w:type w:val="bbPlcHdr"/>
-        </w:types>
-        <w:behaviors>
-          <w:behavior w:val="content"/>
-        </w:behaviors>
-        <w:guid w:val="{BCB597B5-065A-470C-8562-BC9BFA3D9426}"/>
-      </w:docPartPr>
-      <w:docPartBody>
-        <w:p>
-          <w:pPr>
-            <w:pStyle w:val="630FE93EE35E4E1AB29E69E9C8C32B8D"/>
-          </w:pPr>
-          <w:r>
-            <w:t>Street Address</w:t>
-          </w:r>
-        </w:p>
-      </w:docPartBody>
-    </w:docPart>
-    <w:docPart>
-      <w:docPartPr>
-        <w:name w:val="8FE0A2E4FD9C44D59CF57550CDB8ED27"/>
-        <w:category>
-          <w:name w:val="General"/>
-          <w:gallery w:val="placeholder"/>
-        </w:category>
-        <w:types>
-          <w:type w:val="bbPlcHdr"/>
-        </w:types>
-        <w:behaviors>
-          <w:behavior w:val="content"/>
-        </w:behaviors>
-        <w:guid w:val="{A8A68939-B8E9-445A-91CC-86895A70ACD6}"/>
-      </w:docPartPr>
-      <w:docPartBody>
-        <w:p>
-          <w:pPr>
-            <w:pStyle w:val="8FE0A2E4FD9C44D59CF57550CDB8ED27"/>
-          </w:pPr>
-          <w:r>
-            <w:t>City, ST ZIP Code</w:t>
-          </w:r>
-        </w:p>
-      </w:docPartBody>
-    </w:docPart>
-    <w:docPart>
-      <w:docPartPr>
-        <w:name w:val="7073DD45F7B34DE2849B967A1FCC08A2"/>
-        <w:category>
-          <w:name w:val="General"/>
-          <w:gallery w:val="placeholder"/>
-        </w:category>
-        <w:types>
-          <w:type w:val="bbPlcHdr"/>
-        </w:types>
-        <w:behaviors>
-          <w:behavior w:val="content"/>
-        </w:behaviors>
-        <w:guid w:val="{DC6471A6-51EF-45C8-85DE-C3B6C71FD119}"/>
-      </w:docPartPr>
-      <w:docPartBody>
-        <w:p>
-          <w:pPr>
-            <w:pStyle w:val="7073DD45F7B34DE2849B967A1FCC08A2"/>
-          </w:pPr>
-          <w:r>
-            <w:t>Name</w:t>
-          </w:r>
-        </w:p>
-      </w:docPartBody>
-    </w:docPart>
-    <w:docPart>
-      <w:docPartPr>
-        <w:name w:val="9F469EF8305B4A4487187C00CE4EB883"/>
-        <w:category>
-          <w:name w:val="General"/>
-          <w:gallery w:val="placeholder"/>
-        </w:category>
-        <w:types>
-          <w:type w:val="bbPlcHdr"/>
-        </w:types>
-        <w:behaviors>
-          <w:behavior w:val="content"/>
-        </w:behaviors>
-        <w:guid w:val="{7C2AFB84-C93A-4534-B217-13DAD2D2A577}"/>
-      </w:docPartPr>
-      <w:docPartBody>
-        <w:p>
-          <w:pPr>
-            <w:pStyle w:val="9F469EF8305B4A4487187C00CE4EB883"/>
-          </w:pPr>
-          <w:r>
-            <w:t>Street Address</w:t>
-          </w:r>
-        </w:p>
-      </w:docPartBody>
-    </w:docPart>
-    <w:docPart>
-      <w:docPartPr>
-        <w:name w:val="219980DB9CE74431934ED369EE9E8546"/>
-        <w:category>
-          <w:name w:val="General"/>
-          <w:gallery w:val="placeholder"/>
-        </w:category>
-        <w:types>
-          <w:type w:val="bbPlcHdr"/>
-        </w:types>
-        <w:behaviors>
-          <w:behavior w:val="content"/>
-        </w:behaviors>
-        <w:guid w:val="{2B1CE7B9-F082-4690-9412-A18A0950731C}"/>
-      </w:docPartPr>
-      <w:docPartBody>
-        <w:p>
-          <w:pPr>
-            <w:pStyle w:val="219980DB9CE74431934ED369EE9E8546"/>
-          </w:pPr>
-          <w:r>
-            <w:t>City, ST ZIP Code</w:t>
-          </w:r>
-        </w:p>
-      </w:docPartBody>
-    </w:docPart>
-    <w:docPart>
-      <w:docPartPr>
-        <w:name w:val="997B9F3275654CE5A54349D1B79D755C"/>
-        <w:category>
-          <w:name w:val="General"/>
-          <w:gallery w:val="placeholder"/>
-        </w:category>
-        <w:types>
-          <w:type w:val="bbPlcHdr"/>
-        </w:types>
-        <w:behaviors>
-          <w:behavior w:val="content"/>
-        </w:behaviors>
-        <w:guid w:val="{C7095987-C231-4661-9507-C3BD982553ED}"/>
-      </w:docPartPr>
-      <w:docPartBody>
-        <w:p>
-          <w:pPr>
-            <w:pStyle w:val="997B9F3275654CE5A54349D1B79D755C"/>
-          </w:pPr>
-          <w:r>
-            <w:t>Name</w:t>
-          </w:r>
-        </w:p>
-      </w:docPartBody>
-    </w:docPart>
-    <w:docPart>
-      <w:docPartPr>
-        <w:name w:val="1FA3E6489AAF4BC5A93E425E5E942965"/>
-        <w:category>
-          <w:name w:val="General"/>
-          <w:gallery w:val="placeholder"/>
-        </w:category>
-        <w:types>
-          <w:type w:val="bbPlcHdr"/>
-        </w:types>
-        <w:behaviors>
-          <w:behavior w:val="content"/>
-        </w:behaviors>
-        <w:guid w:val="{CC31BBAF-8894-4E01-8DEE-0CBAAF8CAC91}"/>
-      </w:docPartPr>
-      <w:docPartBody>
-        <w:p>
-          <w:pPr>
-            <w:pStyle w:val="1FA3E6489AAF4BC5A93E425E5E942965"/>
-          </w:pPr>
-          <w:r>
-            <w:t>Street Address</w:t>
-          </w:r>
-        </w:p>
-      </w:docPartBody>
-    </w:docPart>
-    <w:docPart>
-      <w:docPartPr>
-        <w:name w:val="39EB763140F542299ABCB9B233F50D7C"/>
-        <w:category>
-          <w:name w:val="General"/>
-          <w:gallery w:val="placeholder"/>
-        </w:category>
-        <w:types>
-          <w:type w:val="bbPlcHdr"/>
-        </w:types>
-        <w:behaviors>
-          <w:behavior w:val="content"/>
-        </w:behaviors>
-        <w:guid w:val="{B23C6290-FD8B-4E58-90E4-4857D9B990BA}"/>
-      </w:docPartPr>
-      <w:docPartBody>
-        <w:p>
-          <w:pPr>
-            <w:pStyle w:val="39EB763140F542299ABCB9B233F50D7C"/>
-          </w:pPr>
-          <w:r>
-            <w:t>City, ST ZIP Code</w:t>
-          </w:r>
-        </w:p>
-      </w:docPartBody>
-    </w:docPart>
-    <w:docPart>
-      <w:docPartPr>
-        <w:name w:val="43D225258D564904A48D49BD95A5F1D2"/>
-        <w:category>
-          <w:name w:val="General"/>
-          <w:gallery w:val="placeholder"/>
-        </w:category>
-        <w:types>
-          <w:type w:val="bbPlcHdr"/>
-        </w:types>
-        <w:behaviors>
-          <w:behavior w:val="content"/>
-        </w:behaviors>
-        <w:guid w:val="{248EB3C2-AF29-480D-BC92-CB18E4BADDAE}"/>
-      </w:docPartPr>
-      <w:docPartBody>
-        <w:p>
-          <w:pPr>
-            <w:pStyle w:val="43D225258D564904A48D49BD95A5F1D2"/>
-          </w:pPr>
-          <w:r>
-            <w:t>Name</w:t>
-          </w:r>
-        </w:p>
-      </w:docPartBody>
-    </w:docPart>
-    <w:docPart>
-      <w:docPartPr>
-        <w:name w:val="30B313E6377F48169B1BAD182ECA3EE2"/>
-        <w:category>
-          <w:name w:val="General"/>
-          <w:gallery w:val="placeholder"/>
-        </w:category>
-        <w:types>
-          <w:type w:val="bbPlcHdr"/>
-        </w:types>
-        <w:behaviors>
-          <w:behavior w:val="content"/>
-        </w:behaviors>
-        <w:guid w:val="{BE5DB794-C8CC-4038-B298-931564BE4711}"/>
-      </w:docPartPr>
-      <w:docPartBody>
-        <w:p>
-          <w:pPr>
-            <w:pStyle w:val="30B313E6377F48169B1BAD182ECA3EE2"/>
-          </w:pPr>
-          <w:r>
-            <w:t>Street Address</w:t>
-          </w:r>
-        </w:p>
-      </w:docPartBody>
-    </w:docPart>
-    <w:docPart>
-      <w:docPartPr>
-        <w:name w:val="E42A72F366654BB7B356CBC5CB06E163"/>
-        <w:category>
-          <w:name w:val="General"/>
-          <w:gallery w:val="placeholder"/>
-        </w:category>
-        <w:types>
-          <w:type w:val="bbPlcHdr"/>
-        </w:types>
-        <w:behaviors>
-          <w:behavior w:val="content"/>
-        </w:behaviors>
-        <w:guid w:val="{D62CFB3C-F735-41DF-9877-61F915754CAC}"/>
-      </w:docPartPr>
-      <w:docPartBody>
-        <w:p>
-          <w:pPr>
-            <w:pStyle w:val="E42A72F366654BB7B356CBC5CB06E163"/>
-          </w:pPr>
-          <w:r>
-            <w:t>City, ST ZIP Code</w:t>
-          </w:r>
-        </w:p>
-      </w:docPartBody>
-    </w:docPart>
-    <w:docPart>
-      <w:docPartPr>
-        <w:name w:val="3F12FDFF78384DAAADC00A682F0F9901"/>
-        <w:category>
-          <w:name w:val="General"/>
-          <w:gallery w:val="placeholder"/>
-        </w:category>
-        <w:types>
-          <w:type w:val="bbPlcHdr"/>
-        </w:types>
-        <w:behaviors>
-          <w:behavior w:val="content"/>
-        </w:behaviors>
-        <w:guid w:val="{4C7D150D-5145-481D-B8AC-38875435881E}"/>
-      </w:docPartPr>
-      <w:docPartBody>
-        <w:p>
-          <w:pPr>
-            <w:pStyle w:val="3F12FDFF78384DAAADC00A682F0F9901"/>
-          </w:pPr>
-          <w:r>
-            <w:t>Name</w:t>
-          </w:r>
-        </w:p>
-      </w:docPartBody>
-    </w:docPart>
-    <w:docPart>
-      <w:docPartPr>
-        <w:name w:val="2BA641D6A21845608BF09C7208BE4E64"/>
-        <w:category>
-          <w:name w:val="General"/>
-          <w:gallery w:val="placeholder"/>
-        </w:category>
-        <w:types>
-          <w:type w:val="bbPlcHdr"/>
-        </w:types>
-        <w:behaviors>
-          <w:behavior w:val="content"/>
-        </w:behaviors>
-        <w:guid w:val="{81AB2570-18B6-4AA4-9B95-820E03536822}"/>
-      </w:docPartPr>
-      <w:docPartBody>
-        <w:p>
-          <w:pPr>
-            <w:pStyle w:val="2BA641D6A21845608BF09C7208BE4E64"/>
-          </w:pPr>
-          <w:r>
-            <w:t>Street Address</w:t>
-          </w:r>
-        </w:p>
-      </w:docPartBody>
-    </w:docPart>
-    <w:docPart>
-      <w:docPartPr>
-        <w:name w:val="4F3CE039FC454D44B33EC8EFFD330C3C"/>
-        <w:category>
-          <w:name w:val="General"/>
-          <w:gallery w:val="placeholder"/>
-        </w:category>
-        <w:types>
-          <w:type w:val="bbPlcHdr"/>
-        </w:types>
-        <w:behaviors>
-          <w:behavior w:val="content"/>
-        </w:behaviors>
-        <w:guid w:val="{551CC860-37AA-4DC4-8F9A-4E4E2C8BDA52}"/>
-      </w:docPartPr>
-      <w:docPartBody>
-        <w:p>
-          <w:pPr>
-            <w:pStyle w:val="4F3CE039FC454D44B33EC8EFFD330C3C"/>
-          </w:pPr>
-          <w:r>
-            <w:t>City, ST ZIP Code</w:t>
-          </w:r>
-        </w:p>
-      </w:docPartBody>
-    </w:docPart>
-    <w:docPart>
-      <w:docPartPr>
-        <w:name w:val="9400402582E2414C8E13192C7C94A191"/>
-        <w:category>
-          <w:name w:val="General"/>
-          <w:gallery w:val="placeholder"/>
-        </w:category>
-        <w:types>
-          <w:type w:val="bbPlcHdr"/>
-        </w:types>
-        <w:behaviors>
-          <w:behavior w:val="content"/>
-        </w:behaviors>
-        <w:guid w:val="{89B9C092-6E4E-454B-A409-D75F786447DB}"/>
-      </w:docPartPr>
-      <w:docPartBody>
-        <w:p>
-          <w:pPr>
-            <w:pStyle w:val="9400402582E2414C8E13192C7C94A191"/>
-          </w:pPr>
-          <w:r>
-            <w:t>Name</w:t>
-          </w:r>
-        </w:p>
-      </w:docPartBody>
-    </w:docPart>
-    <w:docPart>
-      <w:docPartPr>
-        <w:name w:val="8A6EFCB5559441039645F1C22ACEF6E6"/>
-        <w:category>
-          <w:name w:val="General"/>
-          <w:gallery w:val="placeholder"/>
-        </w:category>
-        <w:types>
-          <w:type w:val="bbPlcHdr"/>
-        </w:types>
-        <w:behaviors>
-          <w:behavior w:val="content"/>
-        </w:behaviors>
-        <w:guid w:val="{C6524A7D-2F73-4803-84FF-8C666ECA2AE8}"/>
-      </w:docPartPr>
-      <w:docPartBody>
-        <w:p>
-          <w:pPr>
-            <w:pStyle w:val="8A6EFCB5559441039645F1C22ACEF6E6"/>
-          </w:pPr>
-          <w:r>
-            <w:t>Street Address</w:t>
-          </w:r>
-        </w:p>
-      </w:docPartBody>
-    </w:docPart>
-    <w:docPart>
-      <w:docPartPr>
-        <w:name w:val="33D1C06DFC704A2E96FBD79D999031F2"/>
-        <w:category>
-          <w:name w:val="General"/>
-          <w:gallery w:val="placeholder"/>
-        </w:category>
-        <w:types>
-          <w:type w:val="bbPlcHdr"/>
-        </w:types>
-        <w:behaviors>
-          <w:behavior w:val="content"/>
-        </w:behaviors>
-        <w:guid w:val="{3469D880-BF6F-4C31-8BFD-05800ABBB3C4}"/>
-      </w:docPartPr>
-      <w:docPartBody>
-        <w:p>
-          <w:pPr>
-            <w:pStyle w:val="33D1C06DFC704A2E96FBD79D999031F2"/>
-          </w:pPr>
-          <w:r>
-            <w:t>City, ST ZIP Code</w:t>
-          </w:r>
-        </w:p>
-      </w:docPartBody>
-    </w:docPart>
-    <w:docPart>
-      <w:docPartPr>
-        <w:name w:val="0B65598679744C11AB5E6A47145A1248"/>
-        <w:category>
-          <w:name w:val="General"/>
-          <w:gallery w:val="placeholder"/>
-        </w:category>
-        <w:types>
-          <w:type w:val="bbPlcHdr"/>
-        </w:types>
-        <w:behaviors>
-          <w:behavior w:val="content"/>
-        </w:behaviors>
-        <w:guid w:val="{8D8AB981-57AC-4C6E-9F15-FFA514161342}"/>
-      </w:docPartPr>
-      <w:docPartBody>
-        <w:p>
-          <w:pPr>
-            <w:pStyle w:val="0B65598679744C11AB5E6A47145A1248"/>
-          </w:pPr>
-          <w:r>
-            <w:t>Name</w:t>
-          </w:r>
-        </w:p>
-      </w:docPartBody>
-    </w:docPart>
-    <w:docPart>
-      <w:docPartPr>
-        <w:name w:val="6A550555BA4745B2880FDE3D6C497A96"/>
-        <w:category>
-          <w:name w:val="General"/>
-          <w:gallery w:val="placeholder"/>
-        </w:category>
-        <w:types>
-          <w:type w:val="bbPlcHdr"/>
-        </w:types>
-        <w:behaviors>
-          <w:behavior w:val="content"/>
-        </w:behaviors>
-        <w:guid w:val="{39AB1CB0-3FCA-4E10-A6CF-8760944BA954}"/>
-      </w:docPartPr>
-      <w:docPartBody>
-        <w:p>
-          <w:pPr>
-            <w:pStyle w:val="6A550555BA4745B2880FDE3D6C497A96"/>
-          </w:pPr>
-          <w:r>
-            <w:t>Street Address</w:t>
-          </w:r>
-        </w:p>
-      </w:docPartBody>
-    </w:docPart>
-    <w:docPart>
-      <w:docPartPr>
-        <w:name w:val="4913E08FFCD44D318A1FBB10F8683C33"/>
-        <w:category>
-          <w:name w:val="General"/>
-          <w:gallery w:val="placeholder"/>
-        </w:category>
-        <w:types>
-          <w:type w:val="bbPlcHdr"/>
-        </w:types>
-        <w:behaviors>
-          <w:behavior w:val="content"/>
-        </w:behaviors>
-        <w:guid w:val="{65AD83AB-EBB9-4711-9E94-1260A59F2685}"/>
-      </w:docPartPr>
-      <w:docPartBody>
-        <w:p>
-          <w:pPr>
-            <w:pStyle w:val="4913E08FFCD44D318A1FBB10F8683C33"/>
-          </w:pPr>
-          <w:r>
-            <w:t>City, ST ZIP Code</w:t>
-          </w:r>
-        </w:p>
-      </w:docPartBody>
-    </w:docPart>
-    <w:docPart>
-      <w:docPartPr>
-        <w:name w:val="21C08E267E2B4E1687F33562B6BD768F"/>
-        <w:category>
-          <w:name w:val="General"/>
-          <w:gallery w:val="placeholder"/>
-        </w:category>
-        <w:types>
-          <w:type w:val="bbPlcHdr"/>
-        </w:types>
-        <w:behaviors>
-          <w:behavior w:val="content"/>
-        </w:behaviors>
-        <w:guid w:val="{FF6C5E30-C174-4E28-A62E-6B94CD8E1377}"/>
-      </w:docPartPr>
-      <w:docPartBody>
-        <w:p>
-          <w:pPr>
-            <w:pStyle w:val="21C08E267E2B4E1687F33562B6BD768F"/>
-          </w:pPr>
-          <w:r>
-            <w:t>Name</w:t>
-          </w:r>
-        </w:p>
-      </w:docPartBody>
-    </w:docPart>
-    <w:docPart>
-      <w:docPartPr>
-        <w:name w:val="5D92D87F8B6C46499A73E57A33D810EE"/>
-        <w:category>
-          <w:name w:val="General"/>
-          <w:gallery w:val="placeholder"/>
-        </w:category>
-        <w:types>
-          <w:type w:val="bbPlcHdr"/>
-        </w:types>
-        <w:behaviors>
-          <w:behavior w:val="content"/>
-        </w:behaviors>
-        <w:guid w:val="{9926E731-28A6-450A-AFAE-70315E38B346}"/>
-      </w:docPartPr>
-      <w:docPartBody>
-        <w:p>
-          <w:pPr>
-            <w:pStyle w:val="5D92D87F8B6C46499A73E57A33D810EE"/>
-          </w:pPr>
-          <w:r>
-            <w:t>Street Address</w:t>
-          </w:r>
-        </w:p>
-      </w:docPartBody>
-    </w:docPart>
-    <w:docPart>
-      <w:docPartPr>
-        <w:name w:val="B7385CBC7D214835A83F8645A3C0ED38"/>
-        <w:category>
-          <w:name w:val="General"/>
-          <w:gallery w:val="placeholder"/>
-        </w:category>
-        <w:types>
-          <w:type w:val="bbPlcHdr"/>
-        </w:types>
-        <w:behaviors>
-          <w:behavior w:val="content"/>
-        </w:behaviors>
-        <w:guid w:val="{73372786-9E09-4D2A-BC26-B8FAD4A9F772}"/>
-      </w:docPartPr>
-      <w:docPartBody>
-        <w:p>
-          <w:pPr>
-            <w:pStyle w:val="B7385CBC7D214835A83F8645A3C0ED38"/>
-          </w:pPr>
-          <w:r>
-            <w:t>City, ST ZIP Code</w:t>
-          </w:r>
-        </w:p>
-      </w:docPartBody>
-    </w:docPart>
-    <w:docPart>
-      <w:docPartPr>
-        <w:name w:val="3879D0C5DAB449A59C271C33E169EA8A"/>
-        <w:category>
-          <w:name w:val="General"/>
-          <w:gallery w:val="placeholder"/>
-        </w:category>
-        <w:types>
-          <w:type w:val="bbPlcHdr"/>
-        </w:types>
-        <w:behaviors>
-          <w:behavior w:val="content"/>
-        </w:behaviors>
-        <w:guid w:val="{7BD3CAAD-6B0E-4154-910D-9C91F8325535}"/>
-      </w:docPartPr>
-      <w:docPartBody>
-        <w:p>
-          <w:pPr>
-            <w:pStyle w:val="3879D0C5DAB449A59C271C33E169EA8A"/>
-          </w:pPr>
-          <w:r>
-            <w:t>Name</w:t>
-          </w:r>
-        </w:p>
-      </w:docPartBody>
-    </w:docPart>
-    <w:docPart>
-      <w:docPartPr>
-        <w:name w:val="C1500773E1CC48BB8C2F76C8429241ED"/>
-        <w:category>
-          <w:name w:val="General"/>
-          <w:gallery w:val="placeholder"/>
-        </w:category>
-        <w:types>
-          <w:type w:val="bbPlcHdr"/>
-        </w:types>
-        <w:behaviors>
-          <w:behavior w:val="content"/>
-        </w:behaviors>
-        <w:guid w:val="{4B2CD690-0036-4CA3-A039-A0BBD3206AE8}"/>
-      </w:docPartPr>
-      <w:docPartBody>
-        <w:p>
-          <w:pPr>
-            <w:pStyle w:val="C1500773E1CC48BB8C2F76C8429241ED"/>
-          </w:pPr>
-          <w:r>
-            <w:t>Street Address</w:t>
-          </w:r>
-        </w:p>
-      </w:docPartBody>
-    </w:docPart>
-    <w:docPart>
-      <w:docPartPr>
-        <w:name w:val="68EAC2ACCB9943FF80C673E4FC418DE3"/>
-        <w:category>
-          <w:name w:val="General"/>
-          <w:gallery w:val="placeholder"/>
-        </w:category>
-        <w:types>
-          <w:type w:val="bbPlcHdr"/>
-        </w:types>
-        <w:behaviors>
-          <w:behavior w:val="content"/>
-        </w:behaviors>
-        <w:guid w:val="{A9DA8859-4A3F-4DC2-A533-02DC6E3FEC85}"/>
-      </w:docPartPr>
-      <w:docPartBody>
-        <w:p>
-          <w:pPr>
-            <w:pStyle w:val="68EAC2ACCB9943FF80C673E4FC418DE3"/>
-          </w:pPr>
-          <w:r>
-            <w:t>City, ST ZIP Code</w:t>
-          </w:r>
-        </w:p>
-      </w:docPartBody>
-    </w:docPart>
-    <w:docPart>
-      <w:docPartPr>
-        <w:name w:val="1D56EEC6B9BD48088DA638EAE3B04E6E"/>
-        <w:category>
-          <w:name w:val="General"/>
-          <w:gallery w:val="placeholder"/>
-        </w:category>
-        <w:types>
-          <w:type w:val="bbPlcHdr"/>
-        </w:types>
-        <w:behaviors>
-          <w:behavior w:val="content"/>
-        </w:behaviors>
-        <w:guid w:val="{8E1A8C5C-B22B-41C6-9DA3-6B96B865325F}"/>
-      </w:docPartPr>
-      <w:docPartBody>
-        <w:p>
-          <w:pPr>
-            <w:pStyle w:val="1D56EEC6B9BD48088DA638EAE3B04E6E"/>
-          </w:pPr>
-          <w:r>
-            <w:t>Name</w:t>
-          </w:r>
-        </w:p>
-      </w:docPartBody>
-    </w:docPart>
-    <w:docPart>
-      <w:docPartPr>
-        <w:name w:val="DC0026D1BD1848F1A6CBC7F1D5C6DBFD"/>
-        <w:category>
-          <w:name w:val="General"/>
-          <w:gallery w:val="placeholder"/>
-        </w:category>
-        <w:types>
-          <w:type w:val="bbPlcHdr"/>
-        </w:types>
-        <w:behaviors>
-          <w:behavior w:val="content"/>
-        </w:behaviors>
-        <w:guid w:val="{ABEEAED7-6849-4978-A671-51957A6481B8}"/>
-      </w:docPartPr>
-      <w:docPartBody>
-        <w:p>
-          <w:pPr>
-            <w:pStyle w:val="DC0026D1BD1848F1A6CBC7F1D5C6DBFD"/>
-          </w:pPr>
-          <w:r>
-            <w:t>Street Address</w:t>
-          </w:r>
-        </w:p>
-      </w:docPartBody>
-    </w:docPart>
-    <w:docPart>
-      <w:docPartPr>
-        <w:name w:val="5837F69967B947268F2E192CA2C50A41"/>
-        <w:category>
-          <w:name w:val="General"/>
-          <w:gallery w:val="placeholder"/>
-        </w:category>
-        <w:types>
-          <w:type w:val="bbPlcHdr"/>
-        </w:types>
-        <w:behaviors>
-          <w:behavior w:val="content"/>
-        </w:behaviors>
-        <w:guid w:val="{166282B7-645C-4B7E-B42F-109AE42076EE}"/>
-      </w:docPartPr>
-      <w:docPartBody>
-        <w:p>
-          <w:pPr>
-            <w:pStyle w:val="5837F69967B947268F2E192CA2C50A41"/>
-          </w:pPr>
-          <w:r>
-            <w:t>City, ST ZIP Code</w:t>
-          </w:r>
-        </w:p>
-      </w:docPartBody>
-    </w:docPart>
-    <w:docPart>
-      <w:docPartPr>
-        <w:name w:val="56426C77836E46448C2B3AE8B0C429EB"/>
-        <w:category>
-          <w:name w:val="General"/>
-          <w:gallery w:val="placeholder"/>
-        </w:category>
-        <w:types>
-          <w:type w:val="bbPlcHdr"/>
-        </w:types>
-        <w:behaviors>
-          <w:behavior w:val="content"/>
-        </w:behaviors>
-        <w:guid w:val="{3CFA2946-BB1E-4F24-ADC2-52955176DA84}"/>
-      </w:docPartPr>
-      <w:docPartBody>
-        <w:p>
-          <w:pPr>
-            <w:pStyle w:val="56426C77836E46448C2B3AE8B0C429EB"/>
-          </w:pPr>
-          <w:r>
-            <w:t>Name</w:t>
-          </w:r>
-        </w:p>
-      </w:docPartBody>
-    </w:docPart>
-    <w:docPart>
-      <w:docPartPr>
-        <w:name w:val="60687B0A1ED0407E84E8A49E1BDE6CAA"/>
-        <w:category>
-          <w:name w:val="General"/>
-          <w:gallery w:val="placeholder"/>
-        </w:category>
-        <w:types>
-          <w:type w:val="bbPlcHdr"/>
-        </w:types>
-        <w:behaviors>
-          <w:behavior w:val="content"/>
-        </w:behaviors>
-        <w:guid w:val="{B9E53B5E-34AA-4DB3-A2EE-7F57F4D7C90C}"/>
-      </w:docPartPr>
-      <w:docPartBody>
-        <w:p>
-          <w:pPr>
-            <w:pStyle w:val="60687B0A1ED0407E84E8A49E1BDE6CAA"/>
-          </w:pPr>
-          <w:r>
-            <w:t>Street Address</w:t>
-          </w:r>
-        </w:p>
-      </w:docPartBody>
-    </w:docPart>
-    <w:docPart>
-      <w:docPartPr>
-        <w:name w:val="957E16CEAD054AD6823715AC83455AEC"/>
-        <w:category>
-          <w:name w:val="General"/>
-          <w:gallery w:val="placeholder"/>
-        </w:category>
-        <w:types>
-          <w:type w:val="bbPlcHdr"/>
-        </w:types>
-        <w:behaviors>
-          <w:behavior w:val="content"/>
-        </w:behaviors>
-        <w:guid w:val="{B1E48626-AA4D-4067-B75E-F21D52EC9779}"/>
-      </w:docPartPr>
-      <w:docPartBody>
-        <w:p>
-          <w:pPr>
-            <w:pStyle w:val="957E16CEAD054AD6823715AC83455AEC"/>
-          </w:pPr>
-          <w:r>
-            <w:t>City, ST ZIP Code</w:t>
-          </w:r>
-        </w:p>
-      </w:docPartBody>
-    </w:docPart>
-    <w:docPart>
-      <w:docPartPr>
-        <w:name w:val="9212B04C241D42B2A09536A0B56D7A9C"/>
-        <w:category>
-          <w:name w:val="General"/>
-          <w:gallery w:val="placeholder"/>
-        </w:category>
-        <w:types>
-          <w:type w:val="bbPlcHdr"/>
-        </w:types>
-        <w:behaviors>
-          <w:behavior w:val="content"/>
-        </w:behaviors>
-        <w:guid w:val="{E00F4913-F59D-4D08-93FE-F43134CFE8A7}"/>
-      </w:docPartPr>
-      <w:docPartBody>
-        <w:p>
-          <w:pPr>
-            <w:pStyle w:val="9212B04C241D42B2A09536A0B56D7A9C"/>
-          </w:pPr>
-          <w:r>
-            <w:t>Name</w:t>
-          </w:r>
-        </w:p>
-      </w:docPartBody>
-    </w:docPart>
-    <w:docPart>
-      <w:docPartPr>
-        <w:name w:val="1A8D594548F6467B9A33F77501F35306"/>
-        <w:category>
-          <w:name w:val="General"/>
-          <w:gallery w:val="placeholder"/>
-        </w:category>
-        <w:types>
-          <w:type w:val="bbPlcHdr"/>
-        </w:types>
-        <w:behaviors>
-          <w:behavior w:val="content"/>
-        </w:behaviors>
-        <w:guid w:val="{408700AE-F098-45C5-9108-A588C3D38987}"/>
-      </w:docPartPr>
-      <w:docPartBody>
-        <w:p>
-          <w:pPr>
-            <w:pStyle w:val="1A8D594548F6467B9A33F77501F35306"/>
-          </w:pPr>
-          <w:r>
-            <w:t>Street Address</w:t>
-          </w:r>
-        </w:p>
-      </w:docPartBody>
-    </w:docPart>
-    <w:docPart>
-      <w:docPartPr>
-        <w:name w:val="C99AF9A25F6048488A469FA169B5EA31"/>
-        <w:category>
-          <w:name w:val="General"/>
-          <w:gallery w:val="placeholder"/>
-        </w:category>
-        <w:types>
-          <w:type w:val="bbPlcHdr"/>
-        </w:types>
-        <w:behaviors>
-          <w:behavior w:val="content"/>
-        </w:behaviors>
-        <w:guid w:val="{468A973A-3845-4525-AC82-3C0D0689BE39}"/>
-      </w:docPartPr>
-      <w:docPartBody>
-        <w:p>
-          <w:pPr>
-            <w:pStyle w:val="C99AF9A25F6048488A469FA169B5EA31"/>
-          </w:pPr>
-          <w:r>
-            <w:t>City, ST ZIP Code</w:t>
-          </w:r>
-        </w:p>
-      </w:docPartBody>
-    </w:docPart>
-    <w:docPart>
-      <w:docPartPr>
-        <w:name w:val="DD2603A536024E01BE417A69EBF06A3B"/>
-        <w:category>
-          <w:name w:val="General"/>
-          <w:gallery w:val="placeholder"/>
-        </w:category>
-        <w:types>
-          <w:type w:val="bbPlcHdr"/>
-        </w:types>
-        <w:behaviors>
-          <w:behavior w:val="content"/>
-        </w:behaviors>
-        <w:guid w:val="{78AD1D04-897C-448C-975D-B33183BC3331}"/>
-      </w:docPartPr>
-      <w:docPartBody>
-        <w:p>
-          <w:pPr>
-            <w:pStyle w:val="DD2603A536024E01BE417A69EBF06A3B"/>
-          </w:pPr>
-          <w:r>
-            <w:t>Name</w:t>
-          </w:r>
-        </w:p>
-      </w:docPartBody>
-    </w:docPart>
-    <w:docPart>
-      <w:docPartPr>
-        <w:name w:val="CA0FD87E54E54566AC12C0E71662B0BE"/>
-        <w:category>
-          <w:name w:val="General"/>
-          <w:gallery w:val="placeholder"/>
-        </w:category>
-        <w:types>
-          <w:type w:val="bbPlcHdr"/>
-        </w:types>
-        <w:behaviors>
-          <w:behavior w:val="content"/>
-        </w:behaviors>
-        <w:guid w:val="{94E31C22-E391-4A24-8B34-E289A7AA984F}"/>
-      </w:docPartPr>
-      <w:docPartBody>
-        <w:p>
-          <w:pPr>
-            <w:pStyle w:val="CA0FD87E54E54566AC12C0E71662B0BE"/>
-          </w:pPr>
-          <w:r>
-            <w:t>Street Address</w:t>
-          </w:r>
-        </w:p>
-      </w:docPartBody>
-    </w:docPart>
-    <w:docPart>
-      <w:docPartPr>
-        <w:name w:val="711729247BCD43CD8485E12D3396D459"/>
-        <w:category>
-          <w:name w:val="General"/>
-          <w:gallery w:val="placeholder"/>
-        </w:category>
-        <w:types>
-          <w:type w:val="bbPlcHdr"/>
-        </w:types>
-        <w:behaviors>
-          <w:behavior w:val="content"/>
-        </w:behaviors>
-        <w:guid w:val="{F2F5CEA4-F0CC-4FA1-8386-EA64D952341B}"/>
-      </w:docPartPr>
-      <w:docPartBody>
-        <w:p>
-          <w:pPr>
-            <w:pStyle w:val="711729247BCD43CD8485E12D3396D459"/>
-          </w:pPr>
-          <w:r>
-            <w:t>City, ST ZIP Code</w:t>
-          </w:r>
-        </w:p>
-      </w:docPartBody>
-    </w:docPart>
-    <w:docPart>
-      <w:docPartPr>
-        <w:name w:val="3C8699340F144DBDB639754B90CCD504"/>
-        <w:category>
-          <w:name w:val="General"/>
-          <w:gallery w:val="placeholder"/>
-        </w:category>
-        <w:types>
-          <w:type w:val="bbPlcHdr"/>
-        </w:types>
-        <w:behaviors>
-          <w:behavior w:val="content"/>
-        </w:behaviors>
-        <w:guid w:val="{6886D7D8-8389-43A4-B85C-DFD5F4C4FFF8}"/>
-      </w:docPartPr>
-      <w:docPartBody>
-        <w:p>
-          <w:pPr>
-            <w:pStyle w:val="3C8699340F144DBDB639754B90CCD504"/>
-          </w:pPr>
-          <w:r>
-            <w:t>Name</w:t>
-          </w:r>
-        </w:p>
-      </w:docPartBody>
-    </w:docPart>
-    <w:docPart>
-      <w:docPartPr>
-        <w:name w:val="CF9A3B12BF794DA6A2C58F65BFA1910A"/>
-        <w:category>
-          <w:name w:val="General"/>
-          <w:gallery w:val="placeholder"/>
-        </w:category>
-        <w:types>
-          <w:type w:val="bbPlcHdr"/>
-        </w:types>
-        <w:behaviors>
-          <w:behavior w:val="content"/>
-        </w:behaviors>
-        <w:guid w:val="{120CF824-A930-4C44-924A-F807A5443C79}"/>
-      </w:docPartPr>
-      <w:docPartBody>
-        <w:p>
-          <w:pPr>
-            <w:pStyle w:val="CF9A3B12BF794DA6A2C58F65BFA1910A"/>
-          </w:pPr>
-          <w:r>
-            <w:t>Street Address</w:t>
-          </w:r>
-        </w:p>
-      </w:docPartBody>
-    </w:docPart>
-    <w:docPart>
-      <w:docPartPr>
-        <w:name w:val="F4073FA86C634BD6B646044062ED6285"/>
-        <w:category>
-          <w:name w:val="General"/>
-          <w:gallery w:val="placeholder"/>
-        </w:category>
-        <w:types>
-          <w:type w:val="bbPlcHdr"/>
-        </w:types>
-        <w:behaviors>
-          <w:behavior w:val="content"/>
-        </w:behaviors>
-        <w:guid w:val="{5343ED7D-25EA-40DB-AEE2-541D1BC0976F}"/>
-      </w:docPartPr>
-      <w:docPartBody>
-        <w:p>
-          <w:pPr>
-            <w:pStyle w:val="F4073FA86C634BD6B646044062ED6285"/>
-          </w:pPr>
-          <w:r>
-            <w:t>City, ST ZIP Code</w:t>
-          </w:r>
-        </w:p>
-      </w:docPartBody>
-    </w:docPart>
-    <w:docPart>
-      <w:docPartPr>
-        <w:name w:val="8A562F94829A4D7BB9B33290C6B3B17C"/>
-        <w:category>
-          <w:name w:val="General"/>
-          <w:gallery w:val="placeholder"/>
-        </w:category>
-        <w:types>
-          <w:type w:val="bbPlcHdr"/>
-        </w:types>
-        <w:behaviors>
-          <w:behavior w:val="content"/>
-        </w:behaviors>
-        <w:guid w:val="{B0C9C357-3D75-49BA-AFDE-30B3223373B2}"/>
-      </w:docPartPr>
-      <w:docPartBody>
-        <w:p>
-          <w:pPr>
-            <w:pStyle w:val="8A562F94829A4D7BB9B33290C6B3B17C"/>
-          </w:pPr>
-          <w:r>
-            <w:t>Name</w:t>
-          </w:r>
-        </w:p>
-      </w:docPartBody>
-    </w:docPart>
-    <w:docPart>
-      <w:docPartPr>
-        <w:name w:val="6F8DE4EBBEDA4CCBA1402E729E7FB18C"/>
-        <w:category>
-          <w:name w:val="General"/>
-          <w:gallery w:val="placeholder"/>
-        </w:category>
-        <w:types>
-          <w:type w:val="bbPlcHdr"/>
-        </w:types>
-        <w:behaviors>
-          <w:behavior w:val="content"/>
-        </w:behaviors>
-        <w:guid w:val="{5B0EC606-04D1-4041-BC3D-1DA5A6A1E05B}"/>
-      </w:docPartPr>
-      <w:docPartBody>
-        <w:p>
-          <w:pPr>
-            <w:pStyle w:val="6F8DE4EBBEDA4CCBA1402E729E7FB18C"/>
-          </w:pPr>
-          <w:r>
-            <w:t>Street Address</w:t>
-          </w:r>
-        </w:p>
-      </w:docPartBody>
-    </w:docPart>
-    <w:docPart>
-      <w:docPartPr>
-        <w:name w:val="111EF09D4EFA4840A9D0BFDBE558300E"/>
-        <w:category>
-          <w:name w:val="General"/>
-          <w:gallery w:val="placeholder"/>
-        </w:category>
-        <w:types>
-          <w:type w:val="bbPlcHdr"/>
-        </w:types>
-        <w:behaviors>
-          <w:behavior w:val="content"/>
-        </w:behaviors>
-        <w:guid w:val="{1BA6D9F9-AB50-47A0-8EB1-013D3C9F11C1}"/>
-      </w:docPartPr>
-      <w:docPartBody>
-        <w:p>
-          <w:pPr>
-            <w:pStyle w:val="111EF09D4EFA4840A9D0BFDBE558300E"/>
-          </w:pPr>
-          <w:r>
-            <w:t>City, ST ZIP Code</w:t>
-          </w:r>
-        </w:p>
-      </w:docPartBody>
-    </w:docPart>
-    <w:docPart>
-      <w:docPartPr>
-        <w:name w:val="6DB1EC143ADC4DDD8BBAF71AD672D361"/>
-        <w:category>
-          <w:name w:val="General"/>
-          <w:gallery w:val="placeholder"/>
-        </w:category>
-        <w:types>
-          <w:type w:val="bbPlcHdr"/>
-        </w:types>
-        <w:behaviors>
-          <w:behavior w:val="content"/>
-        </w:behaviors>
-        <w:guid w:val="{AEE2DB2B-DC8C-45D2-A8AA-961190D62DA6}"/>
-      </w:docPartPr>
-      <w:docPartBody>
-        <w:p>
-          <w:pPr>
-            <w:pStyle w:val="6DB1EC143ADC4DDD8BBAF71AD672D361"/>
-          </w:pPr>
-          <w:r>
-            <w:t>Name</w:t>
-          </w:r>
-        </w:p>
-      </w:docPartBody>
-    </w:docPart>
-    <w:docPart>
-      <w:docPartPr>
-        <w:name w:val="9F9FAD01BDFA4E47B21928245C51FFA4"/>
-        <w:category>
-          <w:name w:val="General"/>
-          <w:gallery w:val="placeholder"/>
-        </w:category>
-        <w:types>
-          <w:type w:val="bbPlcHdr"/>
-        </w:types>
-        <w:behaviors>
-          <w:behavior w:val="content"/>
-        </w:behaviors>
-        <w:guid w:val="{E6F65B37-2F89-4AAC-8355-E8D0D435F134}"/>
-      </w:docPartPr>
-      <w:docPartBody>
-        <w:p>
-          <w:pPr>
-            <w:pStyle w:val="9F9FAD01BDFA4E47B21928245C51FFA4"/>
-          </w:pPr>
-          <w:r>
-            <w:t>Street Address</w:t>
-          </w:r>
-        </w:p>
-      </w:docPartBody>
-    </w:docPart>
-    <w:docPart>
-      <w:docPartPr>
-        <w:name w:val="98C84846355D4CE3948B56B1B5C8FFDD"/>
-        <w:category>
-          <w:name w:val="General"/>
-          <w:gallery w:val="placeholder"/>
-        </w:category>
-        <w:types>
-          <w:type w:val="bbPlcHdr"/>
-        </w:types>
-        <w:behaviors>
-          <w:behavior w:val="content"/>
-        </w:behaviors>
-        <w:guid w:val="{A6AE6D35-2C80-47F5-9DF9-19FD85B7BD6A}"/>
-      </w:docPartPr>
-      <w:docPartBody>
-        <w:p>
-          <w:pPr>
-            <w:pStyle w:val="98C84846355D4CE3948B56B1B5C8FFDD"/>
-          </w:pPr>
-          <w:r>
-            <w:t>City, ST ZIP Code</w:t>
-          </w:r>
-        </w:p>
-      </w:docPartBody>
-    </w:docPart>
-    <w:docPart>
-      <w:docPartPr>
-        <w:name w:val="30F8588044784746AC4EE1DDB9FCDE11"/>
-        <w:category>
-          <w:name w:val="General"/>
-          <w:gallery w:val="placeholder"/>
-        </w:category>
-        <w:types>
-          <w:type w:val="bbPlcHdr"/>
-        </w:types>
-        <w:behaviors>
-          <w:behavior w:val="content"/>
-        </w:behaviors>
-        <w:guid w:val="{6C382D45-101A-45F2-9625-FD1E956F876C}"/>
-      </w:docPartPr>
-      <w:docPartBody>
-        <w:p>
-          <w:pPr>
-            <w:pStyle w:val="30F8588044784746AC4EE1DDB9FCDE11"/>
-          </w:pPr>
-          <w:r>
-            <w:t>Name</w:t>
-          </w:r>
-        </w:p>
-      </w:docPartBody>
-    </w:docPart>
-    <w:docPart>
-      <w:docPartPr>
-        <w:name w:val="6A517E72A65C45F48E3B16494F9BAC9F"/>
-        <w:category>
-          <w:name w:val="General"/>
-          <w:gallery w:val="placeholder"/>
-        </w:category>
-        <w:types>
-          <w:type w:val="bbPlcHdr"/>
-        </w:types>
-        <w:behaviors>
-          <w:behavior w:val="content"/>
-        </w:behaviors>
-        <w:guid w:val="{B691B767-6456-4DE5-9E5F-9A5408410070}"/>
-      </w:docPartPr>
-      <w:docPartBody>
-        <w:p>
-          <w:pPr>
-            <w:pStyle w:val="6A517E72A65C45F48E3B16494F9BAC9F"/>
-          </w:pPr>
-          <w:r>
-            <w:t>Street Address</w:t>
-          </w:r>
-        </w:p>
-      </w:docPartBody>
-    </w:docPart>
-    <w:docPart>
-      <w:docPartPr>
-        <w:name w:val="7BAD9963F48B409395C1B3ADC3B0A9C4"/>
-        <w:category>
-          <w:name w:val="General"/>
-          <w:gallery w:val="placeholder"/>
-        </w:category>
-        <w:types>
-          <w:type w:val="bbPlcHdr"/>
-        </w:types>
-        <w:behaviors>
-          <w:behavior w:val="content"/>
-        </w:behaviors>
-        <w:guid w:val="{0BD2281F-64E1-45BF-96C8-396DFE4025B4}"/>
-      </w:docPartPr>
-      <w:docPartBody>
-        <w:p>
-          <w:pPr>
-            <w:pStyle w:val="7BAD9963F48B409395C1B3ADC3B0A9C4"/>
-          </w:pPr>
-          <w:r>
-            <w:t>City, ST ZIP Code</w:t>
-          </w:r>
-        </w:p>
-      </w:docPartBody>
-    </w:docPart>
-    <w:docPart>
-      <w:docPartPr>
-        <w:name w:val="04F43C3EA49746B28C47FCF58265E15E"/>
-        <w:category>
-          <w:name w:val="General"/>
-          <w:gallery w:val="placeholder"/>
-        </w:category>
-        <w:types>
-          <w:type w:val="bbPlcHdr"/>
-        </w:types>
-        <w:behaviors>
-          <w:behavior w:val="content"/>
-        </w:behaviors>
-        <w:guid w:val="{7205C893-4364-4C04-9540-9D7D39367D86}"/>
-      </w:docPartPr>
-      <w:docPartBody>
-        <w:p>
-          <w:pPr>
-            <w:pStyle w:val="04F43C3EA49746B28C47FCF58265E15E"/>
-          </w:pPr>
-          <w:r>
-            <w:t>Name</w:t>
-          </w:r>
-        </w:p>
-      </w:docPartBody>
-    </w:docPart>
-    <w:docPart>
-      <w:docPartPr>
-        <w:name w:val="9DBF8894EE7B4D33916B88762313D4A4"/>
-        <w:category>
-          <w:name w:val="General"/>
-          <w:gallery w:val="placeholder"/>
-        </w:category>
-        <w:types>
-          <w:type w:val="bbPlcHdr"/>
-        </w:types>
-        <w:behaviors>
-          <w:behavior w:val="content"/>
-        </w:behaviors>
-        <w:guid w:val="{2B93E777-B951-439F-8B76-AB396F1AEB14}"/>
-      </w:docPartPr>
-      <w:docPartBody>
-        <w:p>
-          <w:pPr>
-            <w:pStyle w:val="9DBF8894EE7B4D33916B88762313D4A4"/>
-          </w:pPr>
-          <w:r>
-            <w:t>Street Address</w:t>
-          </w:r>
-        </w:p>
-      </w:docPartBody>
-    </w:docPart>
-    <w:docPart>
-      <w:docPartPr>
-        <w:name w:val="07C865CBE8C94D3E8E2424F5AE7FA8C3"/>
-        <w:category>
-          <w:name w:val="General"/>
-          <w:gallery w:val="placeholder"/>
-        </w:category>
-        <w:types>
-          <w:type w:val="bbPlcHdr"/>
-        </w:types>
-        <w:behaviors>
-          <w:behavior w:val="content"/>
-        </w:behaviors>
-        <w:guid w:val="{EE01381C-D815-4992-BB21-B8DA49B20CB0}"/>
-      </w:docPartPr>
-      <w:docPartBody>
-        <w:p>
-          <w:pPr>
-            <w:pStyle w:val="07C865CBE8C94D3E8E2424F5AE7FA8C3"/>
-          </w:pPr>
-          <w:r>
-            <w:t>City, ST ZIP Code</w:t>
-          </w:r>
-        </w:p>
-      </w:docPartBody>
-    </w:docPart>
-    <w:docPart>
-      <w:docPartPr>
-        <w:name w:val="8FB62FFBE19B4541A146836F94839F4F"/>
-        <w:category>
-          <w:name w:val="General"/>
-          <w:gallery w:val="placeholder"/>
-        </w:category>
-        <w:types>
-          <w:type w:val="bbPlcHdr"/>
-        </w:types>
-        <w:behaviors>
-          <w:behavior w:val="content"/>
-        </w:behaviors>
-        <w:guid w:val="{1B7C1A2F-8233-4ADC-AEAE-6046E5ACC7B9}"/>
-      </w:docPartPr>
-      <w:docPartBody>
-        <w:p>
-          <w:pPr>
-            <w:pStyle w:val="8FB62FFBE19B4541A146836F94839F4F"/>
-          </w:pPr>
-          <w:r>
-            <w:t>Name</w:t>
-          </w:r>
-        </w:p>
-      </w:docPartBody>
-    </w:docPart>
-    <w:docPart>
-      <w:docPartPr>
-        <w:name w:val="4CC60CCBBAEB4D338BD37264AE347CBA"/>
-        <w:category>
-          <w:name w:val="General"/>
-          <w:gallery w:val="placeholder"/>
-        </w:category>
-        <w:types>
-          <w:type w:val="bbPlcHdr"/>
-        </w:types>
-        <w:behaviors>
-          <w:behavior w:val="content"/>
-        </w:behaviors>
-        <w:guid w:val="{A4728D05-CEE3-4021-9EF6-94CFA7391BE8}"/>
-      </w:docPartPr>
-      <w:docPartBody>
-        <w:p>
-          <w:pPr>
-            <w:pStyle w:val="4CC60CCBBAEB4D338BD37264AE347CBA"/>
-          </w:pPr>
-          <w:r>
-            <w:t>Street Address</w:t>
-          </w:r>
-        </w:p>
-      </w:docPartBody>
-    </w:docPart>
-    <w:docPart>
-      <w:docPartPr>
-        <w:name w:val="CE1851CA7F2244BAA31F7F839EDC6EF9"/>
-        <w:category>
-          <w:name w:val="General"/>
-          <w:gallery w:val="placeholder"/>
-        </w:category>
-        <w:types>
-          <w:type w:val="bbPlcHdr"/>
-        </w:types>
-        <w:behaviors>
-          <w:behavior w:val="content"/>
-        </w:behaviors>
-        <w:guid w:val="{6F3D1EE5-5A5F-4816-9F32-CED0B4A4E7A9}"/>
-      </w:docPartPr>
-      <w:docPartBody>
-        <w:p>
-          <w:pPr>
-            <w:pStyle w:val="CE1851CA7F2244BAA31F7F839EDC6EF9"/>
-          </w:pPr>
-          <w:r>
-            <w:t>City, ST ZIP Code</w:t>
-          </w:r>
-        </w:p>
-      </w:docPartBody>
-    </w:docPart>
-    <w:docPart>
-      <w:docPartPr>
-        <w:name w:val="162FD3B2780344F79707A5E45FC95DB3"/>
-        <w:category>
-          <w:name w:val="General"/>
-          <w:gallery w:val="placeholder"/>
-        </w:category>
-        <w:types>
-          <w:type w:val="bbPlcHdr"/>
-        </w:types>
-        <w:behaviors>
-          <w:behavior w:val="content"/>
-        </w:behaviors>
-        <w:guid w:val="{55012525-D1BC-485F-946E-FD8DBF961FC7}"/>
-      </w:docPartPr>
-      <w:docPartBody>
-        <w:p>
-          <w:pPr>
-            <w:pStyle w:val="162FD3B2780344F79707A5E45FC95DB3"/>
-          </w:pPr>
-          <w:r>
-            <w:t>Name</w:t>
-          </w:r>
-        </w:p>
-      </w:docPartBody>
-    </w:docPart>
-    <w:docPart>
-      <w:docPartPr>
-        <w:name w:val="3D606843EE544271BFA76FB1580275CC"/>
-        <w:category>
-          <w:name w:val="General"/>
-          <w:gallery w:val="placeholder"/>
-        </w:category>
-        <w:types>
-          <w:type w:val="bbPlcHdr"/>
-        </w:types>
-        <w:behaviors>
-          <w:behavior w:val="content"/>
-        </w:behaviors>
-        <w:guid w:val="{15F41176-B592-4252-875E-73858F1C5CA1}"/>
-      </w:docPartPr>
-      <w:docPartBody>
-        <w:p>
-          <w:pPr>
-            <w:pStyle w:val="3D606843EE544271BFA76FB1580275CC"/>
-          </w:pPr>
-          <w:r>
-            <w:t>Street Address</w:t>
-          </w:r>
-        </w:p>
-      </w:docPartBody>
-    </w:docPart>
-    <w:docPart>
-      <w:docPartPr>
-        <w:name w:val="8F7D62A54B7D408784C15ED876AF7BA2"/>
-        <w:category>
-          <w:name w:val="General"/>
-          <w:gallery w:val="placeholder"/>
-        </w:category>
-        <w:types>
-          <w:type w:val="bbPlcHdr"/>
-        </w:types>
-        <w:behaviors>
-          <w:behavior w:val="content"/>
-        </w:behaviors>
-        <w:guid w:val="{F1A1D04D-8638-44D7-AAD7-0C37F022ACB3}"/>
-      </w:docPartPr>
-      <w:docPartBody>
-        <w:p>
-          <w:pPr>
-            <w:pStyle w:val="8F7D62A54B7D408784C15ED876AF7BA2"/>
-          </w:pPr>
-          <w:r>
-            <w:t>City, ST ZIP Code</w:t>
-          </w:r>
-        </w:p>
-      </w:docPartBody>
-    </w:docPart>
-    <w:docPart>
-      <w:docPartPr>
-        <w:name w:val="1E3F1E34F5F44962A59A207BF72D2750"/>
-        <w:category>
-          <w:name w:val="General"/>
-          <w:gallery w:val="placeholder"/>
-        </w:category>
-        <w:types>
-          <w:type w:val="bbPlcHdr"/>
-        </w:types>
-        <w:behaviors>
-          <w:behavior w:val="content"/>
-        </w:behaviors>
-        <w:guid w:val="{E4EF94ED-7751-441D-94F0-B62FA393E8DD}"/>
-      </w:docPartPr>
-      <w:docPartBody>
-        <w:p>
-          <w:pPr>
-            <w:pStyle w:val="1E3F1E34F5F44962A59A207BF72D2750"/>
-          </w:pPr>
-          <w:r>
-            <w:t>Name</w:t>
-          </w:r>
-        </w:p>
-      </w:docPartBody>
-    </w:docPart>
-    <w:docPart>
-      <w:docPartPr>
-        <w:name w:val="DEF96048F8F24B5E9B4A83384492A2B8"/>
-        <w:category>
-          <w:name w:val="General"/>
-          <w:gallery w:val="placeholder"/>
-        </w:category>
-        <w:types>
-          <w:type w:val="bbPlcHdr"/>
-        </w:types>
-        <w:behaviors>
-          <w:behavior w:val="content"/>
-        </w:behaviors>
-        <w:guid w:val="{EC8F9985-5501-4517-9715-6B74E3B17AA4}"/>
-      </w:docPartPr>
-      <w:docPartBody>
-        <w:p>
-          <w:pPr>
-            <w:pStyle w:val="DEF96048F8F24B5E9B4A83384492A2B8"/>
-          </w:pPr>
-          <w:r>
-            <w:t>Street Address</w:t>
-          </w:r>
-        </w:p>
-      </w:docPartBody>
-    </w:docPart>
-    <w:docPart>
-      <w:docPartPr>
-        <w:name w:val="E8B07A7DD44E40678385E23653B86DD0"/>
-        <w:category>
-          <w:name w:val="General"/>
-          <w:gallery w:val="placeholder"/>
-        </w:category>
-        <w:types>
-          <w:type w:val="bbPlcHdr"/>
-        </w:types>
-        <w:behaviors>
-          <w:behavior w:val="content"/>
-        </w:behaviors>
-        <w:guid w:val="{7E614520-5ABD-4C9C-AAE2-7CC13A3B2F1E}"/>
-      </w:docPartPr>
-      <w:docPartBody>
-        <w:p>
-          <w:pPr>
-            <w:pStyle w:val="E8B07A7DD44E40678385E23653B86DD0"/>
-          </w:pPr>
-          <w:r>
-            <w:t>City, ST ZIP Code</w:t>
-          </w:r>
-        </w:p>
-      </w:docPartBody>
-    </w:docPart>
-    <w:docPart>
-      <w:docPartPr>
-        <w:name w:val="71518470410849E1BF2C5B82662E5B50"/>
-        <w:category>
-          <w:name w:val="General"/>
-          <w:gallery w:val="placeholder"/>
-        </w:category>
-        <w:types>
-          <w:type w:val="bbPlcHdr"/>
-        </w:types>
-        <w:behaviors>
-          <w:behavior w:val="content"/>
-        </w:behaviors>
-        <w:guid w:val="{64525212-850D-4D71-9F15-B5011C324C3C}"/>
-      </w:docPartPr>
-      <w:docPartBody>
-        <w:p>
-          <w:pPr>
-            <w:pStyle w:val="71518470410849E1BF2C5B82662E5B50"/>
-          </w:pPr>
-          <w:r>
-            <w:t>Name</w:t>
-          </w:r>
-        </w:p>
-      </w:docPartBody>
-    </w:docPart>
-    <w:docPart>
-      <w:docPartPr>
-        <w:name w:val="94767E9BD9674328988248933635F0D6"/>
-        <w:category>
-          <w:name w:val="General"/>
-          <w:gallery w:val="placeholder"/>
-        </w:category>
-        <w:types>
-          <w:type w:val="bbPlcHdr"/>
-        </w:types>
-        <w:behaviors>
-          <w:behavior w:val="content"/>
-        </w:behaviors>
-        <w:guid w:val="{ACE4F8A1-EE48-41F7-98A6-DD90EB4839EA}"/>
-      </w:docPartPr>
-      <w:docPartBody>
-        <w:p>
-          <w:pPr>
-            <w:pStyle w:val="94767E9BD9674328988248933635F0D6"/>
-          </w:pPr>
-          <w:r>
-            <w:t>Street Address</w:t>
-          </w:r>
-        </w:p>
-      </w:docPartBody>
-    </w:docPart>
-    <w:docPart>
-      <w:docPartPr>
-        <w:name w:val="DB07AB39D27B4AC4B07907CB15EAEBD7"/>
-        <w:category>
-          <w:name w:val="General"/>
-          <w:gallery w:val="placeholder"/>
-        </w:category>
-        <w:types>
-          <w:type w:val="bbPlcHdr"/>
-        </w:types>
-        <w:behaviors>
-          <w:behavior w:val="content"/>
-        </w:behaviors>
-        <w:guid w:val="{3CCA8594-DA3D-4778-BFBB-C3A40828F870}"/>
-      </w:docPartPr>
-      <w:docPartBody>
-        <w:p>
-          <w:pPr>
-            <w:pStyle w:val="DB07AB39D27B4AC4B07907CB15EAEBD7"/>
-          </w:pPr>
-          <w:r>
-            <w:t>City, ST ZIP Code</w:t>
-          </w:r>
-        </w:p>
-      </w:docPartBody>
-    </w:docPart>
-    <w:docPart>
-      <w:docPartPr>
-        <w:name w:val="B1DE4043509E4E0CA2FD59E6ABD85DDC"/>
-        <w:category>
-          <w:name w:val="General"/>
-          <w:gallery w:val="placeholder"/>
-        </w:category>
-        <w:types>
-          <w:type w:val="bbPlcHdr"/>
-        </w:types>
-        <w:behaviors>
-          <w:behavior w:val="content"/>
-        </w:behaviors>
-        <w:guid w:val="{9AC18CB3-C6CF-4D35-8AE0-74269747819C}"/>
-      </w:docPartPr>
-      <w:docPartBody>
-        <w:p>
-          <w:pPr>
-            <w:pStyle w:val="B1DE4043509E4E0CA2FD59E6ABD85DDC"/>
-          </w:pPr>
-          <w:r>
-            <w:t>Name</w:t>
-          </w:r>
-        </w:p>
-      </w:docPartBody>
-    </w:docPart>
-    <w:docPart>
-      <w:docPartPr>
-        <w:name w:val="20ABFD89D72A49C6AC7F5BB2A611C2B4"/>
-        <w:category>
-          <w:name w:val="General"/>
-          <w:gallery w:val="placeholder"/>
-        </w:category>
-        <w:types>
-          <w:type w:val="bbPlcHdr"/>
-        </w:types>
-        <w:behaviors>
-          <w:behavior w:val="content"/>
-        </w:behaviors>
-        <w:guid w:val="{289B9DFA-95DF-4954-BFBD-5FAEE6A8DE84}"/>
-      </w:docPartPr>
-      <w:docPartBody>
-        <w:p>
-          <w:pPr>
-            <w:pStyle w:val="20ABFD89D72A49C6AC7F5BB2A611C2B4"/>
-          </w:pPr>
-          <w:r>
-            <w:t>Street Address</w:t>
-          </w:r>
-        </w:p>
-      </w:docPartBody>
-    </w:docPart>
-    <w:docPart>
-      <w:docPartPr>
-        <w:name w:val="12EB04D7BB7B4FF29CE498D9F8EA1D11"/>
-        <w:category>
-          <w:name w:val="General"/>
-          <w:gallery w:val="placeholder"/>
-        </w:category>
-        <w:types>
-          <w:type w:val="bbPlcHdr"/>
-        </w:types>
-        <w:behaviors>
-          <w:behavior w:val="content"/>
-        </w:behaviors>
-        <w:guid w:val="{2A14416F-24B4-4D51-A928-1F1B11D2DC4F}"/>
-      </w:docPartPr>
-      <w:docPartBody>
-        <w:p>
-          <w:pPr>
-            <w:pStyle w:val="12EB04D7BB7B4FF29CE498D9F8EA1D11"/>
-          </w:pPr>
-          <w:r>
-            <w:t>City, ST ZIP Code</w:t>
-          </w:r>
-        </w:p>
-      </w:docPartBody>
-    </w:docPart>
-    <w:docPart>
-      <w:docPartPr>
-        <w:name w:val="4E37C5E60D914975A4DCC23E7F7BEEB2"/>
-        <w:category>
-          <w:name w:val="General"/>
-          <w:gallery w:val="placeholder"/>
-        </w:category>
-        <w:types>
-          <w:type w:val="bbPlcHdr"/>
-        </w:types>
-        <w:behaviors>
-          <w:behavior w:val="content"/>
-        </w:behaviors>
-        <w:guid w:val="{CF52D4A9-35D5-418D-BFBC-2AF4AB7AD8BD}"/>
-      </w:docPartPr>
-      <w:docPartBody>
-        <w:p>
-          <w:pPr>
-            <w:pStyle w:val="4E37C5E60D914975A4DCC23E7F7BEEB2"/>
-          </w:pPr>
-          <w:r>
-            <w:t>Name</w:t>
-          </w:r>
-        </w:p>
-      </w:docPartBody>
-    </w:docPart>
-    <w:docPart>
-      <w:docPartPr>
-        <w:name w:val="9D60BD7CFB9642F181058DFB56526571"/>
-        <w:category>
-          <w:name w:val="General"/>
-          <w:gallery w:val="placeholder"/>
-        </w:category>
-        <w:types>
-          <w:type w:val="bbPlcHdr"/>
-        </w:types>
-        <w:behaviors>
-          <w:behavior w:val="content"/>
-        </w:behaviors>
-        <w:guid w:val="{EAD1EC38-ABFE-4413-9B7E-ECBD14D8B12B}"/>
-      </w:docPartPr>
-      <w:docPartBody>
-        <w:p>
-          <w:pPr>
-            <w:pStyle w:val="9D60BD7CFB9642F181058DFB56526571"/>
-          </w:pPr>
-          <w:r>
-            <w:t>Street Address</w:t>
-          </w:r>
-        </w:p>
-      </w:docPartBody>
-    </w:docPart>
-    <w:docPart>
-      <w:docPartPr>
-        <w:name w:val="927FF508916845778E659AA68F7F31AD"/>
-        <w:category>
-          <w:name w:val="General"/>
-          <w:gallery w:val="placeholder"/>
-        </w:category>
-        <w:types>
-          <w:type w:val="bbPlcHdr"/>
-        </w:types>
-        <w:behaviors>
-          <w:behavior w:val="content"/>
-        </w:behaviors>
-        <w:guid w:val="{207A5AAD-A3CA-4CB0-B698-16BFFB914C77}"/>
-      </w:docPartPr>
-      <w:docPartBody>
-        <w:p>
-          <w:pPr>
-            <w:pStyle w:val="927FF508916845778E659AA68F7F31AD"/>
-          </w:pPr>
-          <w:r>
-            <w:t>City, ST ZIP Code</w:t>
-          </w:r>
-        </w:p>
-      </w:docPartBody>
-    </w:docPart>
-    <w:docPart>
-      <w:docPartPr>
-        <w:name w:val="307E0FFC0DDA4E57AA53FE5675DBD469"/>
-        <w:category>
-          <w:name w:val="General"/>
-          <w:gallery w:val="placeholder"/>
-        </w:category>
-        <w:types>
-          <w:type w:val="bbPlcHdr"/>
-        </w:types>
-        <w:behaviors>
-          <w:behavior w:val="content"/>
-        </w:behaviors>
-        <w:guid w:val="{EC47F66B-04FD-4131-AC26-76F6686514C5}"/>
-      </w:docPartPr>
-      <w:docPartBody>
-        <w:p>
-          <w:pPr>
-            <w:pStyle w:val="307E0FFC0DDA4E57AA53FE5675DBD469"/>
-          </w:pPr>
-          <w:r>
-            <w:t>Name</w:t>
-          </w:r>
-        </w:p>
-      </w:docPartBody>
-    </w:docPart>
-    <w:docPart>
-      <w:docPartPr>
-        <w:name w:val="AF68F247109E4897B230622F60C5D859"/>
-        <w:category>
-          <w:name w:val="General"/>
-          <w:gallery w:val="placeholder"/>
-        </w:category>
-        <w:types>
-          <w:type w:val="bbPlcHdr"/>
-        </w:types>
-        <w:behaviors>
-          <w:behavior w:val="content"/>
-        </w:behaviors>
-        <w:guid w:val="{F9EC38B6-55E6-47F6-ACD8-FBEA64CCD0E3}"/>
-      </w:docPartPr>
-      <w:docPartBody>
-        <w:p>
-          <w:pPr>
-            <w:pStyle w:val="AF68F247109E4897B230622F60C5D859"/>
-          </w:pPr>
-          <w:r>
-            <w:t>Street Address</w:t>
-          </w:r>
-        </w:p>
-      </w:docPartBody>
-    </w:docPart>
-    <w:docPart>
-      <w:docPartPr>
-        <w:name w:val="81E89952250545618E9A980554E0156B"/>
-        <w:category>
-          <w:name w:val="General"/>
-          <w:gallery w:val="placeholder"/>
-        </w:category>
-        <w:types>
-          <w:type w:val="bbPlcHdr"/>
-        </w:types>
-        <w:behaviors>
-          <w:behavior w:val="content"/>
-        </w:behaviors>
-        <w:guid w:val="{2724CA47-EED5-46F0-B461-B7DE5152E286}"/>
-      </w:docPartPr>
-      <w:docPartBody>
-        <w:p>
-          <w:pPr>
-            <w:pStyle w:val="81E89952250545618E9A980554E0156B"/>
-          </w:pPr>
-          <w:r>
-            <w:t>City, ST ZIP Code</w:t>
-          </w:r>
-        </w:p>
-      </w:docPartBody>
-    </w:docPart>
-    <w:docPart>
-      <w:docPartPr>
-        <w:name w:val="A2BA819908D24358BF609AAC101C8A08"/>
-        <w:category>
-          <w:name w:val="General"/>
-          <w:gallery w:val="placeholder"/>
-        </w:category>
-        <w:types>
-          <w:type w:val="bbPlcHdr"/>
-        </w:types>
-        <w:behaviors>
-          <w:behavior w:val="content"/>
-        </w:behaviors>
-        <w:guid w:val="{792FBA81-FEF0-463E-9DEF-3A00ED54832F}"/>
-      </w:docPartPr>
-      <w:docPartBody>
-        <w:p>
-          <w:pPr>
-            <w:pStyle w:val="A2BA819908D24358BF609AAC101C8A08"/>
-          </w:pPr>
-          <w:r>
-            <w:t>Name</w:t>
-          </w:r>
-        </w:p>
-      </w:docPartBody>
-    </w:docPart>
-    <w:docPart>
-      <w:docPartPr>
-        <w:name w:val="4E9673EE91F6419DAD2F47D2338CB292"/>
-        <w:category>
-          <w:name w:val="General"/>
-          <w:gallery w:val="placeholder"/>
-        </w:category>
-        <w:types>
-          <w:type w:val="bbPlcHdr"/>
-        </w:types>
-        <w:behaviors>
-          <w:behavior w:val="content"/>
-        </w:behaviors>
-        <w:guid w:val="{4B1868F0-A6AD-4840-8F97-29F3E4150801}"/>
-      </w:docPartPr>
-      <w:docPartBody>
-        <w:p>
-          <w:pPr>
-            <w:pStyle w:val="4E9673EE91F6419DAD2F47D2338CB292"/>
-          </w:pPr>
-          <w:r>
-            <w:t>Street Address</w:t>
-          </w:r>
-        </w:p>
-      </w:docPartBody>
-    </w:docPart>
-    <w:docPart>
-      <w:docPartPr>
-        <w:name w:val="72C6281F387E44C79893EF1EB4742157"/>
-        <w:category>
-          <w:name w:val="General"/>
-          <w:gallery w:val="placeholder"/>
-        </w:category>
-        <w:types>
-          <w:type w:val="bbPlcHdr"/>
-        </w:types>
-        <w:behaviors>
-          <w:behavior w:val="content"/>
-        </w:behaviors>
-        <w:guid w:val="{3CB0C794-8A94-4189-94E5-A8A52D127968}"/>
-      </w:docPartPr>
-      <w:docPartBody>
-        <w:p>
-          <w:pPr>
-            <w:pStyle w:val="72C6281F387E44C79893EF1EB4742157"/>
-          </w:pPr>
-          <w:r>
-            <w:t>City, ST ZIP Code</w:t>
-          </w:r>
-        </w:p>
-      </w:docPartBody>
-    </w:docPart>
-    <w:docPart>
-      <w:docPartPr>
-        <w:name w:val="74DBC7FC09B94156BE24F593D55ED442"/>
-        <w:category>
-          <w:name w:val="General"/>
-          <w:gallery w:val="placeholder"/>
-        </w:category>
-        <w:types>
-          <w:type w:val="bbPlcHdr"/>
-        </w:types>
-        <w:behaviors>
-          <w:behavior w:val="content"/>
-        </w:behaviors>
-        <w:guid w:val="{B0048E9A-AB27-4FAD-A35D-5C3AE15A1E05}"/>
-      </w:docPartPr>
-      <w:docPartBody>
-        <w:p>
-          <w:pPr>
-            <w:pStyle w:val="74DBC7FC09B94156BE24F593D55ED442"/>
-          </w:pPr>
-          <w:r>
-            <w:t>Name</w:t>
-          </w:r>
-        </w:p>
-      </w:docPartBody>
-    </w:docPart>
-    <w:docPart>
-      <w:docPartPr>
-        <w:name w:val="64F0AE54980244E199EFB91E7538BC8E"/>
-        <w:category>
-          <w:name w:val="General"/>
-          <w:gallery w:val="placeholder"/>
-        </w:category>
-        <w:types>
-          <w:type w:val="bbPlcHdr"/>
-        </w:types>
-        <w:behaviors>
-          <w:behavior w:val="content"/>
-        </w:behaviors>
-        <w:guid w:val="{07A9AEA9-4830-49B0-9F61-C156F48F1E4C}"/>
-      </w:docPartPr>
-      <w:docPartBody>
-        <w:p>
-          <w:pPr>
-            <w:pStyle w:val="64F0AE54980244E199EFB91E7538BC8E"/>
-          </w:pPr>
-          <w:r>
-            <w:t>Street Address</w:t>
-          </w:r>
-        </w:p>
-      </w:docPartBody>
-    </w:docPart>
-    <w:docPart>
-      <w:docPartPr>
-        <w:name w:val="EC417CF9A4D54B0691309CF33FC37149"/>
-        <w:category>
-          <w:name w:val="General"/>
-          <w:gallery w:val="placeholder"/>
-        </w:category>
-        <w:types>
-          <w:type w:val="bbPlcHdr"/>
-        </w:types>
-        <w:behaviors>
-          <w:behavior w:val="content"/>
-        </w:behaviors>
-        <w:guid w:val="{7A2B631A-AA4D-492F-B6B5-5A7B4D6E1DCB}"/>
-      </w:docPartPr>
-      <w:docPartBody>
-        <w:p>
-          <w:pPr>
-            <w:pStyle w:val="EC417CF9A4D54B0691309CF33FC37149"/>
-          </w:pPr>
-          <w:r>
-            <w:t>City, ST ZIP Code</w:t>
-          </w:r>
-        </w:p>
-      </w:docPartBody>
-    </w:docPart>
-  </w:docParts>
-</w:glossaryDocument>
-</file>
-
-<file path=word/glossary/fontTable.xml><?xml version="1.0" encoding="utf-8"?>
-<w:fonts xmlns:mc="http://schemas.openxmlformats.org/markup-compatibility/2006" xmlns:r="http://schemas.openxmlformats.org/officeDocument/2006/relationships" xmlns:w="http://schemas.openxmlformats.org/wordprocessingml/2006/main" xmlns:w14="http://schemas.microsoft.com/office/word/2010/wordml" xmlns:w15="http://schemas.microsoft.com/office/word/2012/wordml" xmlns:w16cex="http://schemas.microsoft.com/office/word/2018/wordml/cex" xmlns:w16cid="http://schemas.microsoft.com/office/word/2016/wordml/cid" xmlns:w16="http://schemas.microsoft.com/office/word/2018/wordml" xmlns:w16se="http://schemas.microsoft.com/office/word/2015/wordml/symex" mc:Ignorable="w14 w15 w16se w16cid w16 w16cex">
-  <w:font w:name="Trebuchet MS">
-    <w:panose1 w:val="020B0603020202020204"/>
-    <w:charset w:val="00"/>
-    <w:family w:val="swiss"/>
-    <w:pitch w:val="variable"/>
-    <w:sig w:usb0="00000687" w:usb1="00000000" w:usb2="00000000" w:usb3="00000000" w:csb0="0000009F" w:csb1="00000000"/>
-  </w:font>
-  <w:font w:name="STXinwei">
-    <w:charset w:val="86"/>
-    <w:family w:val="auto"/>
-    <w:pitch w:val="variable"/>
-    <w:sig w:usb0="00000001" w:usb1="080F0000" w:usb2="00000010" w:usb3="00000000" w:csb0="00040000" w:csb1="00000000"/>
-  </w:font>
-  <w:font w:name="Tahoma">
-    <w:panose1 w:val="020B0604030504040204"/>
-    <w:charset w:val="00"/>
-    <w:family w:val="swiss"/>
-    <w:pitch w:val="variable"/>
-    <w:sig w:usb0="E1002EFF" w:usb1="C000605B" w:usb2="00000029" w:usb3="00000000" w:csb0="000101FF" w:csb1="00000000"/>
-  </w:font>
-  <w:font w:name="FZYaoTi">
-    <w:altName w:val="方正姚体"/>
-    <w:panose1 w:val="00000000000000000000"/>
-    <w:charset w:val="86"/>
-    <w:family w:val="roman"/>
-    <w:notTrueType/>
-    <w:pitch w:val="default"/>
-  </w:font>
-  <w:font w:name="Times New Roman">
-    <w:panose1 w:val="02020603050405020304"/>
-    <w:charset w:val="00"/>
-    <w:family w:val="roman"/>
-    <w:pitch w:val="variable"/>
-    <w:sig w:usb0="E0002EFF" w:usb1="C000785B" w:usb2="00000009" w:usb3="00000000" w:csb0="000001FF" w:csb1="00000000"/>
-  </w:font>
-  <w:font w:name="Calibri">
-    <w:panose1 w:val="020F0502020204030204"/>
-    <w:charset w:val="00"/>
-    <w:family w:val="swiss"/>
-    <w:pitch w:val="variable"/>
-    <w:sig w:usb0="E0002EFF" w:usb1="C000247B" w:usb2="00000009" w:usb3="00000000" w:csb0="000001FF" w:csb1="00000000"/>
-  </w:font>
-  <w:font w:name="Arial">
-    <w:panose1 w:val="020B0604020202020204"/>
-    <w:charset w:val="00"/>
-    <w:family w:val="swiss"/>
-    <w:pitch w:val="variable"/>
-    <w:sig w:usb0="E0002EFF" w:usb1="C000785B" w:usb2="00000009" w:usb3="00000000" w:csb0="000001FF" w:csb1="00000000"/>
-  </w:font>
-  <w:font w:name="Calibri Light">
-    <w:panose1 w:val="020F0302020204030204"/>
-    <w:charset w:val="00"/>
-    <w:family w:val="swiss"/>
-    <w:pitch w:val="variable"/>
-    <w:sig w:usb0="E0002AFF" w:usb1="C000247B" w:usb2="00000009" w:usb3="00000000" w:csb0="000001FF" w:csb1="00000000"/>
-  </w:font>
-</w:fonts>
-</file>
-
-<file path=word/glossary/settings.xml><?xml version="1.0" encoding="utf-8"?>
-<w:settings xmlns:mc="http://schemas.openxmlformats.org/markup-compatibility/2006" xmlns:o="urn:schemas-microsoft-com:office:office" xmlns:r="http://schemas.openxmlformats.org/officeDocument/2006/relationships" xmlns:m="http://schemas.openxmlformats.org/officeDocument/2006/math" xmlns:v="urn:schemas-microsoft-com:vml" xmlns:w10="urn:schemas-microsoft-com:office:word" xmlns:w="http://schemas.openxmlformats.org/wordprocessingml/2006/main" xmlns:w14="http://schemas.microsoft.com/office/word/2010/wordml" xmlns:w15="http://schemas.microsoft.com/office/word/2012/wordml" xmlns:w16cex="http://schemas.microsoft.com/office/word/2018/wordml/cex" xmlns:w16cid="http://schemas.microsoft.com/office/word/2016/wordml/cid" xmlns:w16="http://schemas.microsoft.com/office/word/2018/wordml" xmlns:w16se="http://schemas.microsoft.com/office/word/2015/wordml/symex" xmlns:sl="http://schemas.openxmlformats.org/schemaLibrary/2006/main" mc:Ignorable="w14 w15 w16se w16cid w16 w16cex">
-  <w:view w:val="normal"/>
-  <w:defaultTabStop w:val="720"/>
-  <w:characterSpacingControl w:val="doNotCompress"/>
-  <w:compat>
-    <w:useFELayout/>
-    <w:compatSetting w:name="compatibilityMode" w:uri="http://schemas.microsoft.com/office/word" w:val="15"/>
-    <w:compatSetting w:name="overrideTableStyleFontSizeAndJustification" w:uri="http://schemas.microsoft.com/office/word" w:val="1"/>
-    <w:compatSetting w:name="enableOpenTypeFeatures" w:uri="http://schemas.microsoft.com/office/word" w:val="1"/>
-    <w:compatSetting w:name="doNotFlipMirrorIndents" w:uri="http://schemas.microsoft.com/office/word" w:val="1"/>
-    <w:compatSetting w:name="differentiateMultirowTableHeaders" w:uri="http://schemas.microsoft.com/office/word" w:val="1"/>
-    <w:compatSetting w:name="useWord2013TrackBottomHyphenation" w:uri="http://schemas.microsoft.com/office/word" w:val="0"/>
-  </w:compat>
-  <w:rsids>
-    <w:rsidRoot w:val="001F25A4"/>
-    <w:rsid w:val="000604B4"/>
-    <w:rsid w:val="00102BDB"/>
-    <w:rsid w:val="00181A2C"/>
-    <w:rsid w:val="001F25A4"/>
-    <w:rsid w:val="00246E62"/>
-    <w:rsid w:val="0061250C"/>
-    <w:rsid w:val="00867839"/>
-    <w:rsid w:val="00A9677B"/>
-  </w:rsids>
-  <m:mathPr>
-    <m:mathFont m:val="Cambria Math"/>
-    <m:brkBin m:val="before"/>
-    <m:brkBinSub m:val="--"/>
-    <m:smallFrac m:val="0"/>
-    <m:dispDef/>
-    <m:lMargin m:val="0"/>
-    <m:rMargin m:val="0"/>
-    <m:defJc m:val="centerGroup"/>
-    <m:wrapIndent m:val="1440"/>
-    <m:intLim m:val="subSup"/>
-    <m:naryLim m:val="undOvr"/>
-  </m:mathPr>
-  <w:themeFontLang w:val="en-US" w:bidi="ar-SA"/>
-  <w:clrSchemeMapping w:bg1="light1" w:t1="dark1" w:bg2="light2" w:t2="dark2" w:accent1="accent1" w:accent2="accent2" w:accent3="accent3" w:accent4="accent4" w:accent5="accent5" w:accent6="accent6" w:hyperlink="hyperlink" w:followedHyperlink="followedHyperlink"/>
-  <w:decimalSymbol w:val="."/>
-  <w:listSeparator w:val=","/>
-  <w15:chartTrackingRefBased/>
-</w:settings>
-</file>
-
-<file path=word/glossary/styles.xml><?xml version="1.0" encoding="utf-8"?>
-<w:styles xmlns:mc="http://schemas.openxmlformats.org/markup-compatibility/2006" xmlns:r="http://schemas.openxmlformats.org/officeDocument/2006/relationships" xmlns:w="http://schemas.openxmlformats.org/wordprocessingml/2006/main" xmlns:w14="http://schemas.microsoft.com/office/word/2010/wordml" xmlns:w15="http://schemas.microsoft.com/office/word/2012/wordml" xmlns:w16cex="http://schemas.microsoft.com/office/word/2018/wordml/cex" xmlns:w16cid="http://schemas.microsoft.com/office/word/2016/wordml/cid" xmlns:w16="http://schemas.microsoft.com/office/word/2018/wordml" xmlns:w16se="http://schemas.microsoft.com/office/word/2015/wordml/symex" mc:Ignorable="w14 w15 w16se w16cid w16 w16cex">
-  <w:docDefaults>
-    <w:rPrDefault>
-      <w:rPr>
-        <w:rFonts w:asciiTheme="minorHAnsi" w:eastAsiaTheme="minorEastAsia" w:hAnsiTheme="minorHAnsi" w:cstheme="minorBidi"/>
-        <w:sz w:val="22"/>
-        <w:szCs w:val="22"/>
-        <w:lang w:val="en-US" w:eastAsia="en-US" w:bidi="ar-SA"/>
-      </w:rPr>
-    </w:rPrDefault>
-    <w:pPrDefault>
-      <w:pPr>
-        <w:spacing w:after="160" w:line="259" w:lineRule="auto"/>
-      </w:pPr>
-    </w:pPrDefault>
-  </w:docDefaults>
-  <w:latentStyles w:defLockedState="0" w:defUIPriority="99" w:defSemiHidden="0" w:defUnhideWhenUsed="0" w:defQFormat="0" w:count="376">
-    <w:lsdException w:name="Normal" w:uiPriority="0" w:qFormat="1"/>
-    <w:lsdException w:name="heading 1" w:uiPriority="9" w:qFormat="1"/>
-    <w:lsdException w:name="heading 2" w:semiHidden="1" w:uiPriority="9" w:unhideWhenUsed="1" w:qFormat="1"/>
-    <w:lsdException w:name="heading 3" w:semiHidden="1" w:uiPriority="9" w:unhideWhenUsed="1" w:qFormat="1"/>
-    <w:lsdException w:name="heading 4" w:semiHidden="1" w:uiPriority="9" w:unhideWhenUsed="1" w:qFormat="1"/>
-    <w:lsdException w:name="heading 5" w:semiHidden="1" w:uiPriority="9" w:unhideWhenUsed="1" w:qFormat="1"/>
-    <w:lsdException w:name="heading 6" w:semiHidden="1" w:uiPriority="9" w:unhideWhenUsed="1" w:qFormat="1"/>
-    <w:lsdException w:name="heading 7" w:semiHidden="1" w:uiPriority="9" w:unhideWhenUsed="1" w:qFormat="1"/>
-    <w:lsdException w:name="heading 8" w:semiHidden="1" w:uiPriority="9" w:unhideWhenUsed="1" w:qFormat="1"/>
-    <w:lsdException w:name="heading 9" w:semiHidden="1" w:uiPriority="9" w:unhideWhenUsed="1" w:qFormat="1"/>
-    <w:lsdException w:name="index 1" w:semiHidden="1" w:unhideWhenUsed="1"/>
-    <w:lsdException w:name="index 2" w:semiHidden="1" w:unhideWhenUsed="1"/>
-    <w:lsdException w:name="index 3" w:semiHidden="1" w:unhideWhenUsed="1"/>
-    <w:lsdException w:name="index 4" w:semiHidden="1" w:unhideWhenUsed="1"/>
-    <w:lsdException w:name="index 5" w:semiHidden="1" w:unhideWhenUsed="1"/>
-    <w:lsdException w:name="index 6" w:semiHidden="1" w:unhideWhenUsed="1"/>
-    <w:lsdException w:name="index 7" w:semiHidden="1" w:unhideWhenUsed="1"/>
-    <w:lsdException w:name="index 8" w:semiHidden="1" w:unhideWhenUsed="1"/>
-    <w:lsdException w:name="index 9" w:semiHidden="1" w:unhideWhenUsed="1"/>
-    <w:lsdException w:name="toc 1" w:semiHidden="1" w:uiPriority="39" w:unhideWhenUsed="1"/>
-    <w:lsdException w:name="toc 2" w:semiHidden="1" w:uiPriority="39" w:unhideWhenUsed="1"/>
-    <w:lsdException w:name="toc 3" w:semiHidden="1" w:uiPriority="39" w:unhideWhenUsed="1"/>
-    <w:lsdException w:name="toc 4" w:semiHidden="1" w:uiPriority="39" w:unhideWhenUsed="1"/>
-    <w:lsdException w:name="toc 5" w:semiHidden="1" w:uiPriority="39" w:unhideWhenUsed="1"/>
-    <w:lsdException w:name="toc 6" w:semiHidden="1" w:uiPriority="39" w:unhideWhenUsed="1"/>
-    <w:lsdException w:name="toc 7" w:semiHidden="1" w:uiPriority="39" w:unhideWhenUsed="1"/>
-    <w:lsdException w:name="toc 8" w:semiHidden="1" w:uiPriority="39" w:unhideWhenUsed="1"/>
-    <w:lsdException w:name="toc 9" w:semiHidden="1" w:uiPriority="39" w:unhideWhenUsed="1"/>
-    <w:lsdException w:name="Normal Indent" w:semiHidden="1" w:unhideWhenUsed="1"/>
-    <w:lsdException w:name="footnote text" w:semiHidden="1" w:unhideWhenUsed="1"/>
-    <w:lsdException w:name="annotation text" w:semiHidden="1" w:unhideWhenUsed="1"/>
-    <w:lsdException w:name="header" w:semiHidden="1" w:unhideWhenUsed="1"/>
-    <w:lsdException w:name="footer" w:semiHidden="1" w:unhideWhenUsed="1"/>
-    <w:lsdException w:name="index heading" w:semiHidden="1" w:unhideWhenUsed="1"/>
-    <w:lsdException w:name="caption" w:semiHidden="1" w:uiPriority="35" w:unhideWhenUsed="1" w:qFormat="1"/>
-    <w:lsdException w:name="table of figures" w:semiHidden="1" w:unhideWhenUsed="1"/>
-    <w:lsdException w:name="envelope address" w:semiHidden="1" w:unhideWhenUsed="1"/>
-    <w:lsdException w:name="envelope return" w:semiHidden="1" w:unhideWhenUsed="1"/>
-    <w:lsdException w:name="footnote reference" w:semiHidden="1" w:unhideWhenUsed="1"/>
-    <w:lsdException w:name="annotation reference" w:semiHidden="1" w:unhideWhenUsed="1"/>
-    <w:lsdException w:name="line number" w:semiHidden="1" w:unhideWhenUsed="1"/>
-    <w:lsdException w:name="page number" w:semiHidden="1" w:unhideWhenUsed="1"/>
-    <w:lsdException w:name="endnote reference" w:semiHidden="1" w:unhideWhenUsed="1"/>
-    <w:lsdException w:name="endnote text" w:semiHidden="1" w:unhideWhenUsed="1"/>
-    <w:lsdException w:name="table of authorities" w:semiHidden="1" w:unhideWhenUsed="1"/>
-    <w:lsdException w:name="macro" w:semiHidden="1" w:unhideWhenUsed="1"/>
-    <w:lsdException w:name="toa heading" w:semiHidden="1" w:unhideWhenUsed="1"/>
-    <w:lsdException w:name="List" w:semiHidden="1" w:unhideWhenUsed="1"/>
-    <w:lsdException w:name="List Bullet" w:semiHidden="1" w:unhideWhenUsed="1"/>
-    <w:lsdException w:name="List Number" w:semiHidden="1" w:unhideWhenUsed="1"/>
-    <w:lsdException w:name="List 2" w:semiHidden="1" w:unhideWhenUsed="1"/>
-    <w:lsdException w:name="List 3" w:semiHidden="1" w:unhideWhenUsed="1"/>
-    <w:lsdException w:name="List 4" w:semiHidden="1" w:unhideWhenUsed="1"/>
-    <w:lsdException w:name="List 5" w:semiHidden="1" w:unhideWhenUsed="1"/>
-    <w:lsdException w:name="List Bullet 2" w:semiHidden="1" w:unhideWhenUsed="1"/>
-    <w:lsdException w:name="List Bullet 3" w:semiHidden="1" w:unhideWhenUsed="1"/>
-    <w:lsdException w:name="List Bullet 4" w:semiHidden="1" w:unhideWhenUsed="1"/>
-    <w:lsdException w:name="List Bullet 5" w:semiHidden="1" w:unhideWhenUsed="1"/>
-    <w:lsdException w:name="List Number 2" w:semiHidden="1" w:unhideWhenUsed="1"/>
-    <w:lsdException w:name="List Number 3" w:semiHidden="1" w:unhideWhenUsed="1"/>
-    <w:lsdException w:name="List Number 4" w:semiHidden="1" w:unhideWhenUsed="1"/>
-    <w:lsdException w:name="List Number 5" w:semiHidden="1" w:unhideWhenUsed="1"/>
-    <w:lsdException w:name="Title" w:uiPriority="10" w:qFormat="1"/>
-    <w:lsdException w:name="Closing" w:semiHidden="1" w:unhideWhenUsed="1"/>
-    <w:lsdException w:name="Signature" w:semiHidden="1" w:unhideWhenUsed="1"/>
-    <w:lsdException w:name="Default Paragraph Font" w:semiHidden="1" w:uiPriority="1" w:unhideWhenUsed="1"/>
-    <w:lsdException w:name="Body Text" w:semiHidden="1" w:unhideWhenUsed="1"/>
-    <w:lsdException w:name="Body Text Indent" w:semiHidden="1" w:unhideWhenUsed="1"/>
-    <w:lsdException w:name="List Continue" w:semiHidden="1" w:unhideWhenUsed="1"/>
-    <w:lsdException w:name="List Continue 2" w:semiHidden="1" w:unhideWhenUsed="1"/>
-    <w:lsdException w:name="List Continue 3" w:semiHidden="1" w:unhideWhenUsed="1"/>
-    <w:lsdException w:name="List Continue 4" w:semiHidden="1" w:unhideWhenUsed="1"/>
-    <w:lsdException w:name="List Continue 5" w:semiHidden="1" w:unhideWhenUsed="1"/>
-    <w:lsdException w:name="Message Header" w:semiHidden="1" w:unhideWhenUsed="1"/>
-    <w:lsdException w:name="Subtitle" w:uiPriority="11" w:qFormat="1"/>
-    <w:lsdException w:name="Salutation" w:semiHidden="1" w:unhideWhenUsed="1"/>
-    <w:lsdException w:name="Date" w:semiHidden="1" w:unhideWhenUsed="1"/>
-    <w:lsdException w:name="Body Text First Indent" w:semiHidden="1" w:unhideWhenUsed="1"/>
-    <w:lsdException w:name="Body Text First Indent 2" w:semiHidden="1" w:unhideWhenUsed="1"/>
-    <w:lsdException w:name="Note Heading" w:semiHidden="1" w:unhideWhenUsed="1"/>
-    <w:lsdException w:name="Body Text 2" w:semiHidden="1" w:unhideWhenUsed="1"/>
-    <w:lsdException w:name="Body Text 3" w:semiHidden="1" w:unhideWhenUsed="1"/>
-    <w:lsdException w:name="Body Text Indent 2" w:semiHidden="1" w:unhideWhenUsed="1"/>
-    <w:lsdException w:name="Body Text Indent 3" w:semiHidden="1" w:unhideWhenUsed="1"/>
-    <w:lsdException w:name="Block Text" w:semiHidden="1" w:unhideWhenUsed="1"/>
-    <w:lsdException w:name="Hyperlink" w:semiHidden="1" w:unhideWhenUsed="1"/>
-    <w:lsdException w:name="FollowedHyperlink" w:semiHidden="1" w:unhideWhenUsed="1"/>
-    <w:lsdException w:name="Strong" w:uiPriority="22" w:qFormat="1"/>
-    <w:lsdException w:name="Emphasis" w:uiPriority="20" w:qFormat="1"/>
-    <w:lsdException w:name="Document Map" w:semiHidden="1" w:unhideWhenUsed="1"/>
-    <w:lsdException w:name="Plain Text" w:semiHidden="1" w:unhideWhenUsed="1"/>
-    <w:lsdException w:name="E-mail Signature" w:semiHidden="1" w:unhideWhenUsed="1"/>
-    <w:lsdException w:name="HTML Top of Form" w:semiHidden="1" w:unhideWhenUsed="1"/>
-    <w:lsdException w:name="HTML Bottom of Form" w:semiHidden="1" w:unhideWhenUsed="1"/>
-    <w:lsdException w:name="Normal (Web)" w:semiHidden="1" w:unhideWhenUsed="1"/>
-    <w:lsdException w:name="HTML Acronym" w:semiHidden="1" w:unhideWhenUsed="1"/>
-    <w:lsdException w:name="HTML Address" w:semiHidden="1" w:unhideWhenUsed="1"/>
-    <w:lsdException w:name="HTML Cite" w:semiHidden="1" w:unhideWhenUsed="1"/>
-    <w:lsdException w:name="HTML Code" w:semiHidden="1" w:unhideWhenUsed="1"/>
-    <w:lsdException w:name="HTML Definition" w:semiHidden="1" w:unhideWhenUsed="1"/>
-    <w:lsdException w:name="HTML Keyboard" w:semiHidden="1" w:unhideWhenUsed="1"/>
-    <w:lsdException w:name="HTML Preformatted" w:semiHidden="1" w:unhideWhenUsed="1"/>
-    <w:lsdException w:name="HTML Sample" w:semiHidden="1" w:unhideWhenUsed="1"/>
-    <w:lsdException w:name="HTML Typewriter" w:semiHidden="1" w:unhideWhenUsed="1"/>
-    <w:lsdException w:name="HTML Variable" w:semiHidden="1" w:unhideWhenUsed="1"/>
-    <w:lsdException w:name="Normal Table" w:semiHidden="1" w:unhideWhenUsed="1"/>
-    <w:lsdException w:name="annotation subject" w:semiHidden="1" w:unhideWhenUsed="1"/>
-    <w:lsdException w:name="No List" w:semiHidden="1" w:unhideWhenUsed="1"/>
-    <w:lsdException w:name="Outline List 1" w:semiHidden="1" w:unhideWhenUsed="1"/>
-    <w:lsdException w:name="Outline List 2" w:semiHidden="1" w:unhideWhenUsed="1"/>
-    <w:lsdException w:name="Outline List 3" w:semiHidden="1" w:unhideWhenUsed="1"/>
-    <w:lsdException w:name="Table Simple 1" w:semiHidden="1" w:unhideWhenUsed="1"/>
-    <w:lsdException w:name="Table Simple 2" w:semiHidden="1" w:unhideWhenUsed="1"/>
-    <w:lsdException w:name="Table Simple 3" w:semiHidden="1" w:unhideWhenUsed="1"/>
-    <w:lsdException w:name="Table Classic 1" w:semiHidden="1" w:unhideWhenUsed="1"/>
-    <w:lsdException w:name="Table Classic 2" w:semiHidden="1" w:unhideWhenUsed="1"/>
-    <w:lsdException w:name="Table Classic 3" w:semiHidden="1" w:unhideWhenUsed="1"/>
-    <w:lsdException w:name="Table Classic 4" w:semiHidden="1" w:unhideWhenUsed="1"/>
-    <w:lsdException w:name="Table Colorful 1" w:semiHidden="1" w:unhideWhenUsed="1"/>
-    <w:lsdException w:name="Table Colorful 2" w:semiHidden="1" w:unhideWhenUsed="1"/>
-    <w:lsdException w:name="Table Colorful 3" w:semiHidden="1" w:unhideWhenUsed="1"/>
-    <w:lsdException w:name="Table Columns 1" w:semiHidden="1" w:unhideWhenUsed="1"/>
-    <w:lsdException w:name="Table Columns 2" w:semiHidden="1" w:unhideWhenUsed="1"/>
-    <w:lsdException w:name="Table Columns 3" w:semiHidden="1" w:unhideWhenUsed="1"/>
-    <w:lsdException w:name="Table Columns 4" w:semiHidden="1" w:unhideWhenUsed="1"/>
-    <w:lsdException w:name="Table Columns 5" w:semiHidden="1" w:unhideWhenUsed="1"/>
-    <w:lsdException w:name="Table Grid 1" w:semiHidden="1" w:unhideWhenUsed="1"/>
-    <w:lsdException w:name="Table Grid 2" w:semiHidden="1" w:unhideWhenUsed="1"/>
-    <w:lsdException w:name="Table Grid 3" w:semiHidden="1" w:unhideWhenUsed="1"/>
-    <w:lsdException w:name="Table Grid 4" w:semiHidden="1" w:unhideWhenUsed="1"/>
-    <w:lsdException w:name="Table Grid 5" w:semiHidden="1" w:unhideWhenUsed="1"/>
-    <w:lsdException w:name="Table Grid 6" w:semiHidden="1" w:unhideWhenUsed="1"/>
-    <w:lsdException w:name="Table Grid 7" w:semiHidden="1" w:unhideWhenUsed="1"/>
-    <w:lsdException w:name="Table Grid 8" w:semiHidden="1" w:unhideWhenUsed="1"/>
-    <w:lsdException w:name="Table List 1" w:semiHidden="1" w:unhideWhenUsed="1"/>
-    <w:lsdException w:name="Table List 2" w:semiHidden="1" w:unhideWhenUsed="1"/>
-    <w:lsdException w:name="Table List 3" w:semiHidden="1" w:unhideWhenUsed="1"/>
-    <w:lsdException w:name="Table List 4" w:semiHidden="1" w:unhideWhenUsed="1"/>
-    <w:lsdException w:name="Table List 5" w:semiHidden="1" w:unhideWhenUsed="1"/>
-    <w:lsdException w:name="Table List 6" w:semiHidden="1" w:unhideWhenUsed="1"/>
-    <w:lsdException w:name="Table List 7" w:semiHidden="1" w:unhideWhenUsed="1"/>
-    <w:lsdException w:name="Table List 8" w:semiHidden="1" w:unhideWhenUsed="1"/>
-    <w:lsdException w:name="Table 3D effects 1" w:semiHidden="1" w:unhideWhenUsed="1"/>
-    <w:lsdException w:name="Table 3D effects 2" w:semiHidden="1" w:unhideWhenUsed="1"/>
-    <w:lsdException w:name="Table 3D effects 3" w:semiHidden="1" w:unhideWhenUsed="1"/>
-    <w:lsdException w:name="Table Contemporary" w:semiHidden="1" w:unhideWhenUsed="1"/>
-    <w:lsdException w:name="Table Elegant" w:semiHidden="1" w:unhideWhenUsed="1"/>
-    <w:lsdException w:name="Table Professional" w:semiHidden="1" w:unhideWhenUsed="1"/>
-    <w:lsdException w:name="Table Subtle 1" w:semiHidden="1" w:unhideWhenUsed="1"/>
-    <w:lsdException w:name="Table Subtle 2" w:semiHidden="1" w:unhideWhenUsed="1"/>
-    <w:lsdException w:name="Table Web 1" w:semiHidden="1" w:unhideWhenUsed="1"/>
-    <w:lsdException w:name="Table Web 2" w:semiHidden="1" w:unhideWhenUsed="1"/>
-    <w:lsdException w:name="Table Web 3" w:semiHidden="1" w:unhideWhenUsed="1"/>
-    <w:lsdException w:name="Balloon Text" w:semiHidden="1" w:unhideWhenUsed="1"/>
-    <w:lsdException w:name="Table Grid" w:uiPriority="39"/>
-    <w:lsdException w:name="Table Theme" w:semiHidden="1" w:unhideWhenUsed="1"/>
-    <w:lsdException w:name="Placeholder Text" w:semiHidden="1"/>
-    <w:lsdException w:name="No Spacing" w:uiPriority="1" w:qFormat="1"/>
-    <w:lsdException w:name="Light Shading" w:uiPriority="60"/>
-    <w:lsdException w:name="Light List" w:uiPriority="61"/>
-    <w:lsdException w:name="Light Grid" w:uiPriority="62"/>
-    <w:lsdException w:name="Medium Shading 1" w:uiPriority="63"/>
-    <w:lsdException w:name="Medium Shading 2" w:uiPriority="64"/>
-    <w:lsdException w:name="Medium List 1" w:uiPriority="65"/>
-    <w:lsdException w:name="Medium List 2" w:uiPriority="66"/>
-    <w:lsdException w:name="Medium Grid 1" w:uiPriority="67"/>
-    <w:lsdException w:name="Medium Grid 2" w:uiPriority="68"/>
-    <w:lsdException w:name="Medium Grid 3" w:uiPriority="69"/>
-    <w:lsdException w:name="Dark List" w:uiPriority="70"/>
-    <w:lsdException w:name="Colorful Shading" w:uiPriority="71"/>
-    <w:lsdException w:name="Colorful List" w:uiPriority="72"/>
-    <w:lsdException w:name="Colorful Grid" w:uiPriority="73"/>
-    <w:lsdException w:name="Light Shading Accent 1" w:uiPriority="60"/>
-    <w:lsdException w:name="Light List Accent 1" w:uiPriority="61"/>
-    <w:lsdException w:name="Light Grid Accent 1" w:uiPriority="62"/>
-    <w:lsdException w:name="Medium Shading 1 Accent 1" w:uiPriority="63"/>
-    <w:lsdException w:name="Medium Shading 2 Accent 1" w:uiPriority="64"/>
-    <w:lsdException w:name="Medium List 1 Accent 1" w:uiPriority="65"/>
-    <w:lsdException w:name="Revision" w:semiHidden="1"/>
-    <w:lsdException w:name="List Paragraph" w:uiPriority="34" w:qFormat="1"/>
-    <w:lsdException w:name="Quote" w:uiPriority="29" w:qFormat="1"/>
-    <w:lsdException w:name="Intense Quote" w:uiPriority="30" w:qFormat="1"/>
-    <w:lsdException w:name="Medium List 2 Accent 1" w:uiPriority="66"/>
-    <w:lsdException w:name="Medium Grid 1 Accent 1" w:uiPriority="67"/>
-    <w:lsdException w:name="Medium Grid 2 Accent 1" w:uiPriority="68"/>
-    <w:lsdException w:name="Medium Grid 3 Accent 1" w:uiPriority="69"/>
-    <w:lsdException w:name="Dark List Accent 1" w:uiPriority="70"/>
-    <w:lsdException w:name="Colorful Shading Accent 1" w:uiPriority="71"/>
-    <w:lsdException w:name="Colorful List Accent 1" w:uiPriority="72"/>
-    <w:lsdException w:name="Colorful Grid Accent 1" w:uiPriority="73"/>
-    <w:lsdException w:name="Light Shading Accent 2" w:uiPriority="60"/>
-    <w:lsdException w:name="Light List Accent 2" w:uiPriority="61"/>
-    <w:lsdException w:name="Light Grid Accent 2" w:uiPriority="62"/>
-    <w:lsdException w:name="Medium Shading 1 Accent 2" w:uiPriority="63"/>
-    <w:lsdException w:name="Medium Shading 2 Accent 2" w:uiPriority="64"/>
-    <w:lsdException w:name="Medium List 1 Accent 2" w:uiPriority="65"/>
-    <w:lsdException w:name="Medium List 2 Accent 2" w:uiPriority="66"/>
-    <w:lsdException w:name="Medium Grid 1 Accent 2" w:uiPriority="67"/>
-    <w:lsdException w:name="Medium Grid 2 Accent 2" w:uiPriority="68"/>
-    <w:lsdException w:name="Medium Grid 3 Accent 2" w:uiPriority="69"/>
-    <w:lsdException w:name="Dark List Accent 2" w:uiPriority="70"/>
-    <w:lsdException w:name="Colorful Shading Accent 2" w:uiPriority="71"/>
-    <w:lsdException w:name="Colorful List Accent 2" w:uiPriority="72"/>
-    <w:lsdException w:name="Colorful Grid Accent 2" w:uiPriority="73"/>
-    <w:lsdException w:name="Light Shading Accent 3" w:uiPriority="60"/>
-    <w:lsdException w:name="Light List Accent 3" w:uiPriority="61"/>
-    <w:lsdException w:name="Light Grid Accent 3" w:uiPriority="62"/>
-    <w:lsdException w:name="Medium Shading 1 Accent 3" w:uiPriority="63"/>
-    <w:lsdException w:name="Medium Shading 2 Accent 3" w:uiPriority="64"/>
-    <w:lsdException w:name="Medium List 1 Accent 3" w:uiPriority="65"/>
-    <w:lsdException w:name="Medium List 2 Accent 3" w:uiPriority="66"/>
-    <w:lsdException w:name="Medium Grid 1 Accent 3" w:uiPriority="67"/>
-    <w:lsdException w:name="Medium Grid 2 Accent 3" w:uiPriority="68"/>
-    <w:lsdException w:name="Medium Grid 3 Accent 3" w:uiPriority="69"/>
-    <w:lsdException w:name="Dark List Accent 3" w:uiPriority="70"/>
-    <w:lsdException w:name="Colorful Shading Accent 3" w:uiPriority="71"/>
-    <w:lsdException w:name="Colorful List Accent 3" w:uiPriority="72"/>
-    <w:lsdException w:name="Colorful Grid Accent 3" w:uiPriority="73"/>
-    <w:lsdException w:name="Light Shading Accent 4" w:uiPriority="60"/>
-    <w:lsdException w:name="Light List Accent 4" w:uiPriority="61"/>
-    <w:lsdException w:name="Light Grid Accent 4" w:uiPriority="62"/>
-    <w:lsdException w:name="Medium Shading 1 Accent 4" w:uiPriority="63"/>
-    <w:lsdException w:name="Medium Shading 2 Accent 4" w:uiPriority="64"/>
-    <w:lsdException w:name="Medium List 1 Accent 4" w:uiPriority="65"/>
-    <w:lsdException w:name="Medium List 2 Accent 4" w:uiPriority="66"/>
-    <w:lsdException w:name="Medium Grid 1 Accent 4" w:uiPriority="67"/>
-    <w:lsdException w:name="Medium Grid 2 Accent 4" w:uiPriority="68"/>
-    <w:lsdException w:name="Medium Grid 3 Accent 4" w:uiPriority="69"/>
-    <w:lsdException w:name="Dark List Accent 4" w:uiPriority="70"/>
-    <w:lsdException w:name="Colorful Shading Accent 4" w:uiPriority="71"/>
-    <w:lsdException w:name="Colorful List Accent 4" w:uiPriority="72"/>
-    <w:lsdException w:name="Colorful Grid Accent 4" w:uiPriority="73"/>
-    <w:lsdException w:name="Light Shading Accent 5" w:uiPriority="60"/>
-    <w:lsdException w:name="Light List Accent 5" w:uiPriority="61"/>
-    <w:lsdException w:name="Light Grid Accent 5" w:uiPriority="62"/>
-    <w:lsdException w:name="Medium Shading 1 Accent 5" w:uiPriority="63"/>
-    <w:lsdException w:name="Medium Shading 2 Accent 5" w:uiPriority="64"/>
-    <w:lsdException w:name="Medium List 1 Accent 5" w:uiPriority="65"/>
-    <w:lsdException w:name="Medium List 2 Accent 5" w:uiPriority="66"/>
-    <w:lsdException w:name="Medium Grid 1 Accent 5" w:uiPriority="67"/>
-    <w:lsdException w:name="Medium Grid 2 Accent 5" w:uiPriority="68"/>
-    <w:lsdException w:name="Medium Grid 3 Accent 5" w:uiPriority="69"/>
-    <w:lsdException w:name="Dark List Accent 5" w:uiPriority="70"/>
-    <w:lsdException w:name="Colorful Shading Accent 5" w:uiPriority="71"/>
-    <w:lsdException w:name="Colorful List Accent 5" w:uiPriority="72"/>
-    <w:lsdException w:name="Colorful Grid Accent 5" w:uiPriority="73"/>
-    <w:lsdException w:name="Light Shading Accent 6" w:uiPriority="60"/>
-    <w:lsdException w:name="Light List Accent 6" w:uiPriority="61"/>
-    <w:lsdException w:name="Light Grid Accent 6" w:uiPriority="62"/>
-    <w:lsdException w:name="Medium Shading 1 Accent 6" w:uiPriority="63"/>
-    <w:lsdException w:name="Medium Shading 2 Accent 6" w:uiPriority="64"/>
-    <w:lsdException w:name="Medium List 1 Accent 6" w:uiPriority="65"/>
-    <w:lsdException w:name="Medium List 2 Accent 6" w:uiPriority="66"/>
-    <w:lsdException w:name="Medium Grid 1 Accent 6" w:uiPriority="67"/>
-    <w:lsdException w:name="Medium Grid 2 Accent 6" w:uiPriority="68"/>
-    <w:lsdException w:name="Medium Grid 3 Accent 6" w:uiPriority="69"/>
-    <w:lsdException w:name="Dark List Accent 6" w:uiPriority="70"/>
-    <w:lsdException w:name="Colorful Shading Accent 6" w:uiPriority="71"/>
-    <w:lsdException w:name="Colorful List Accent 6" w:uiPriority="72"/>
-    <w:lsdException w:name="Colorful Grid Accent 6" w:uiPriority="73"/>
-    <w:lsdException w:name="Subtle Emphasis" w:uiPriority="19" w:qFormat="1"/>
-    <w:lsdException w:name="Intense Emphasis" w:uiPriority="21" w:qFormat="1"/>
-    <w:lsdException w:name="Subtle Reference" w:uiPriority="31" w:qFormat="1"/>
-    <w:lsdException w:name="Intense Reference" w:uiPriority="32" w:qFormat="1"/>
-    <w:lsdException w:name="Book Title" w:uiPriority="33" w:qFormat="1"/>
-    <w:lsdException w:name="Bibliography" w:semiHidden="1" w:uiPriority="37" w:unhideWhenUsed="1"/>
-    <w:lsdException w:name="TOC Heading" w:semiHidden="1" w:uiPriority="39" w:unhideWhenUsed="1" w:qFormat="1"/>
-    <w:lsdException w:name="Plain Table 1" w:uiPriority="41"/>
-    <w:lsdException w:name="Plain Table 2" w:uiPriority="42"/>
-    <w:lsdException w:name="Plain Table 3" w:uiPriority="43"/>
-    <w:lsdException w:name="Plain Table 4" w:uiPriority="44"/>
-    <w:lsdException w:name="Plain Table 5" w:uiPriority="45"/>
-    <w:lsdException w:name="Grid Table Light" w:uiPriority="40"/>
-    <w:lsdException w:name="Grid Table 1 Light" w:uiPriority="46"/>
-    <w:lsdException w:name="Grid Table 2" w:uiPriority="47"/>
-    <w:lsdException w:name="Grid Table 3" w:uiPriority="48"/>
-    <w:lsdException w:name="Grid Table 4" w:uiPriority="49"/>
-    <w:lsdException w:name="Grid Table 5 Dark" w:uiPriority="50"/>
-    <w:lsdException w:name="Grid Table 6 Colorful" w:uiPriority="51"/>
-    <w:lsdException w:name="Grid Table 7 Colorful" w:uiPriority="52"/>
-    <w:lsdException w:name="Grid Table 1 Light Accent 1" w:uiPriority="46"/>
-    <w:lsdException w:name="Grid Table 2 Accent 1" w:uiPriority="47"/>
-    <w:lsdException w:name="Grid Table 3 Accent 1" w:uiPriority="48"/>
-    <w:lsdException w:name="Grid Table 4 Accent 1" w:uiPriority="49"/>
-    <w:lsdException w:name="Grid Table 5 Dark Accent 1" w:uiPriority="50"/>
-    <w:lsdException w:name="Grid Table 6 Colorful Accent 1" w:uiPriority="51"/>
-    <w:lsdException w:name="Grid Table 7 Colorful Accent 1" w:uiPriority="52"/>
-    <w:lsdException w:name="Grid Table 1 Light Accent 2" w:uiPriority="46"/>
-    <w:lsdException w:name="Grid Table 2 Accent 2" w:uiPriority="47"/>
-    <w:lsdException w:name="Grid Table 3 Accent 2" w:uiPriority="48"/>
-    <w:lsdException w:name="Grid Table 4 Accent 2" w:uiPriority="49"/>
-    <w:lsdException w:name="Grid Table 5 Dark Accent 2" w:uiPriority="50"/>
-    <w:lsdException w:name="Grid Table 6 Colorful Accent 2" w:uiPriority="51"/>
-    <w:lsdException w:name="Grid Table 7 Colorful Accent 2" w:uiPriority="52"/>
-    <w:lsdException w:name="Grid Table 1 Light Accent 3" w:uiPriority="46"/>
-    <w:lsdException w:name="Grid Table 2 Accent 3" w:uiPriority="47"/>
-    <w:lsdException w:name="Grid Table 3 Accent 3" w:uiPriority="48"/>
-    <w:lsdException w:name="Grid Table 4 Accent 3" w:uiPriority="49"/>
-    <w:lsdException w:name="Grid Table 5 Dark Accent 3" w:uiPriority="50"/>
-    <w:lsdException w:name="Grid Table 6 Colorful Accent 3" w:uiPriority="51"/>
-    <w:lsdException w:name="Grid Table 7 Colorful Accent 3" w:uiPriority="52"/>
-    <w:lsdException w:name="Grid Table 1 Light Accent 4" w:uiPriority="46"/>
-    <w:lsdException w:name="Grid Table 2 Accent 4" w:uiPriority="47"/>
-    <w:lsdException w:name="Grid Table 3 Accent 4" w:uiPriority="48"/>
-    <w:lsdException w:name="Grid Table 4 Accent 4" w:uiPriority="49"/>
-    <w:lsdException w:name="Grid Table 5 Dark Accent 4" w:uiPriority="50"/>
-    <w:lsdException w:name="Grid Table 6 Colorful Accent 4" w:uiPriority="51"/>
-    <w:lsdException w:name="Grid Table 7 Colorful Accent 4" w:uiPriority="52"/>
-    <w:lsdException w:name="Grid Table 1 Light Accent 5" w:uiPriority="46"/>
-    <w:lsdException w:name="Grid Table 2 Accent 5" w:uiPriority="47"/>
-    <w:lsdException w:name="Grid Table 3 Accent 5" w:uiPriority="48"/>
-    <w:lsdException w:name="Grid Table 4 Accent 5" w:uiPriority="49"/>
-    <w:lsdException w:name="Grid Table 5 Dark Accent 5" w:uiPriority="50"/>
-    <w:lsdException w:name="Grid Table 6 Colorful Accent 5" w:uiPriority="51"/>
-    <w:lsdException w:name="Grid Table 7 Colorful Accent 5" w:uiPriority="52"/>
-    <w:lsdException w:name="Grid Table 1 Light Accent 6" w:uiPriority="46"/>
-    <w:lsdException w:name="Grid Table 2 Accent 6" w:uiPriority="47"/>
-    <w:lsdException w:name="Grid Table 3 Accent 6" w:uiPriority="48"/>
-    <w:lsdException w:name="Grid Table 4 Accent 6" w:uiPriority="49"/>
-    <w:lsdException w:name="Grid Table 5 Dark Accent 6" w:uiPriority="50"/>
-    <w:lsdException w:name="Grid Table 6 Colorful Accent 6" w:uiPriority="51"/>
-    <w:lsdException w:name="Grid Table 7 Colorful Accent 6" w:uiPriority="52"/>
-    <w:lsdException w:name="List Table 1 Light" w:uiPriority="46"/>
-    <w:lsdException w:name="List Table 2" w:uiPriority="47"/>
-    <w:lsdException w:name="List Table 3" w:uiPriority="48"/>
-    <w:lsdException w:name="List Table 4" w:uiPriority="49"/>
-    <w:lsdException w:name="List Table 5 Dark" w:uiPriority="50"/>
-    <w:lsdException w:name="List Table 6 Colorful" w:uiPriority="51"/>
-    <w:lsdException w:name="List Table 7 Colorful" w:uiPriority="52"/>
-    <w:lsdException w:name="List Table 1 Light Accent 1" w:uiPriority="46"/>
-    <w:lsdException w:name="List Table 2 Accent 1" w:uiPriority="47"/>
-    <w:lsdException w:name="List Table 3 Accent 1" w:uiPriority="48"/>
-    <w:lsdException w:name="List Table 4 Accent 1" w:uiPriority="49"/>
-    <w:lsdException w:name="List Table 5 Dark Accent 1" w:uiPriority="50"/>
-    <w:lsdException w:name="List Table 6 Colorful Accent 1" w:uiPriority="51"/>
-    <w:lsdException w:name="List Table 7 Colorful Accent 1" w:uiPriority="52"/>
-    <w:lsdException w:name="List Table 1 Light Accent 2" w:uiPriority="46"/>
-    <w:lsdException w:name="List Table 2 Accent 2" w:uiPriority="47"/>
-    <w:lsdException w:name="List Table 3 Accent 2" w:uiPriority="48"/>
-    <w:lsdException w:name="List Table 4 Accent 2" w:uiPriority="49"/>
-    <w:lsdException w:name="List Table 5 Dark Accent 2" w:uiPriority="50"/>
-    <w:lsdException w:name="List Table 6 Colorful Accent 2" w:uiPriority="51"/>
-    <w:lsdException w:name="List Table 7 Colorful Accent 2" w:uiPriority="52"/>
-    <w:lsdException w:name="List Table 1 Light Accent 3" w:uiPriority="46"/>
-    <w:lsdException w:name="List Table 2 Accent 3" w:uiPriority="47"/>
-    <w:lsdException w:name="List Table 3 Accent 3" w:uiPriority="48"/>
-    <w:lsdException w:name="List Table 4 Accent 3" w:uiPriority="49"/>
-    <w:lsdException w:name="List Table 5 Dark Accent 3" w:uiPriority="50"/>
-    <w:lsdException w:name="List Table 6 Colorful Accent 3" w:uiPriority="51"/>
-    <w:lsdException w:name="List Table 7 Colorful Accent 3" w:uiPriority="52"/>
-    <w:lsdException w:name="List Table 1 Light Accent 4" w:uiPriority="46"/>
-    <w:lsdException w:name="List Table 2 Accent 4" w:uiPriority="47"/>
-    <w:lsdException w:name="List Table 3 Accent 4" w:uiPriority="48"/>
-    <w:lsdException w:name="List Table 4 Accent 4" w:uiPriority="49"/>
-    <w:lsdException w:name="List Table 5 Dark Accent 4" w:uiPriority="50"/>
-    <w:lsdException w:name="List Table 6 Colorful Accent 4" w:uiPriority="51"/>
-    <w:lsdException w:name="List Table 7 Colorful Accent 4" w:uiPriority="52"/>
-    <w:lsdException w:name="List Table 1 Light Accent 5" w:uiPriority="46"/>
-    <w:lsdException w:name="List Table 2 Accent 5" w:uiPriority="47"/>
-    <w:lsdException w:name="List Table 3 Accent 5" w:uiPriority="48"/>
-    <w:lsdException w:name="List Table 4 Accent 5" w:uiPriority="49"/>
-    <w:lsdException w:name="List Table 5 Dark Accent 5" w:uiPriority="50"/>
-    <w:lsdException w:name="List Table 6 Colorful Accent 5" w:uiPriority="51"/>
-    <w:lsdException w:name="List Table 7 Colorful Accent 5" w:uiPriority="52"/>
-    <w:lsdException w:name="List Table 1 Light Accent 6" w:uiPriority="46"/>
-    <w:lsdException w:name="List Table 2 Accent 6" w:uiPriority="47"/>
-    <w:lsdException w:name="List Table 3 Accent 6" w:uiPriority="48"/>
-    <w:lsdException w:name="List Table 4 Accent 6" w:uiPriority="49"/>
-    <w:lsdException w:name="List Table 5 Dark Accent 6" w:uiPriority="50"/>
-    <w:lsdException w:name="List Table 6 Colorful Accent 6" w:uiPriority="51"/>
-    <w:lsdException w:name="List Table 7 Colorful Accent 6" w:uiPriority="52"/>
-    <w:lsdException w:name="Mention" w:semiHidden="1" w:unhideWhenUsed="1"/>
-    <w:lsdException w:name="Smart Hyperlink" w:semiHidden="1" w:unhideWhenUsed="1"/>
-    <w:lsdException w:name="Hashtag" w:semiHidden="1" w:unhideWhenUsed="1"/>
-    <w:lsdException w:name="Unresolved Mention" w:semiHidden="1" w:unhideWhenUsed="1"/>
-    <w:lsdException w:name="Smart Link" w:semiHidden="1" w:unhideWhenUsed="1"/>
-  </w:latentStyles>
-  <w:style w:type="paragraph" w:default="1" w:styleId="Normal">
-    <w:name w:val="Normal"/>
-    <w:qFormat/>
-  </w:style>
-  <w:style w:type="character" w:default="1" w:styleId="DefaultParagraphFont">
-    <w:name w:val="Default Paragraph Font"/>
-    <w:uiPriority w:val="1"/>
-    <w:semiHidden/>
-    <w:unhideWhenUsed/>
-  </w:style>
-  <w:style w:type="table" w:default="1" w:styleId="TableNormal">
-    <w:name w:val="Normal Table"/>
-    <w:uiPriority w:val="99"/>
-    <w:semiHidden/>
-    <w:unhideWhenUsed/>
-    <w:tblPr>
-      <w:tblInd w:w="0" w:type="dxa"/>
-      <w:tblCellMar>
-        <w:top w:w="0" w:type="dxa"/>
-        <w:left w:w="108" w:type="dxa"/>
-        <w:bottom w:w="0" w:type="dxa"/>
-        <w:right w:w="108" w:type="dxa"/>
-      </w:tblCellMar>
-    </w:tblPr>
-  </w:style>
-  <w:style w:type="numbering" w:default="1" w:styleId="NoList">
-    <w:name w:val="No List"/>
-    <w:uiPriority w:val="99"/>
-    <w:semiHidden/>
-    <w:unhideWhenUsed/>
-  </w:style>
-  <w:style w:type="paragraph" w:customStyle="1" w:styleId="5C5F75F206FE48D585996FF0977167AD">
-    <w:name w:val="5C5F75F206FE48D585996FF0977167AD"/>
-  </w:style>
-  <w:style w:type="paragraph" w:customStyle="1" w:styleId="0BBF1EEA0C2745D0A09DE47E454E7EED">
-    <w:name w:val="0BBF1EEA0C2745D0A09DE47E454E7EED"/>
-  </w:style>
-  <w:style w:type="paragraph" w:customStyle="1" w:styleId="A9468425E1A44976A6677553EEB63950">
-    <w:name w:val="A9468425E1A44976A6677553EEB63950"/>
-  </w:style>
-  <w:style w:type="paragraph" w:customStyle="1" w:styleId="09219AAD7A37427CBCE5765A3C915E60">
-    <w:name w:val="09219AAD7A37427CBCE5765A3C915E60"/>
-  </w:style>
-  <w:style w:type="paragraph" w:customStyle="1" w:styleId="53B55E46403F4E5A86F0B7EF8E76B791">
-    <w:name w:val="53B55E46403F4E5A86F0B7EF8E76B791"/>
-  </w:style>
-  <w:style w:type="paragraph" w:customStyle="1" w:styleId="63CF44EAE718471CBFCB197B02FD0DD2">
-    <w:name w:val="63CF44EAE718471CBFCB197B02FD0DD2"/>
-  </w:style>
-  <w:style w:type="paragraph" w:customStyle="1" w:styleId="B9AF4EC417164B2F9CCF677DBD266A6D">
-    <w:name w:val="B9AF4EC417164B2F9CCF677DBD266A6D"/>
-  </w:style>
-  <w:style w:type="paragraph" w:customStyle="1" w:styleId="4464264A960443BA9E7B5B7D6013D144">
-    <w:name w:val="4464264A960443BA9E7B5B7D6013D144"/>
-  </w:style>
-  <w:style w:type="paragraph" w:customStyle="1" w:styleId="2F9010EE4AFE47A28971D19A10E3DC19">
-    <w:name w:val="2F9010EE4AFE47A28971D19A10E3DC19"/>
-  </w:style>
-  <w:style w:type="paragraph" w:customStyle="1" w:styleId="1CF34B1D77C34E789B0334E2D70BE13B">
-    <w:name w:val="1CF34B1D77C34E789B0334E2D70BE13B"/>
-  </w:style>
-  <w:style w:type="paragraph" w:customStyle="1" w:styleId="3DC7415C061843EBA84750FEF129BDBC">
-    <w:name w:val="3DC7415C061843EBA84750FEF129BDBC"/>
-  </w:style>
-  <w:style w:type="paragraph" w:customStyle="1" w:styleId="7844F03631624C4AB3F5962173DE6433">
-    <w:name w:val="7844F03631624C4AB3F5962173DE6433"/>
-  </w:style>
-  <w:style w:type="paragraph" w:customStyle="1" w:styleId="F017FF4523784DC98FDF93D8E0B798E1">
-    <w:name w:val="F017FF4523784DC98FDF93D8E0B798E1"/>
-  </w:style>
-  <w:style w:type="paragraph" w:customStyle="1" w:styleId="280DABD0BC034601B5CA1DC3A8503C88">
-    <w:name w:val="280DABD0BC034601B5CA1DC3A8503C88"/>
-  </w:style>
-  <w:style w:type="paragraph" w:customStyle="1" w:styleId="87ED77CF81824035876F7A6CBA979AB2">
-    <w:name w:val="87ED77CF81824035876F7A6CBA979AB2"/>
-  </w:style>
-  <w:style w:type="paragraph" w:customStyle="1" w:styleId="0500926750C14B018F559E710A26F23E">
-    <w:name w:val="0500926750C14B018F559E710A26F23E"/>
-  </w:style>
-  <w:style w:type="paragraph" w:customStyle="1" w:styleId="4B5E7A54E1134D768C117E1CDB2E18BB">
-    <w:name w:val="4B5E7A54E1134D768C117E1CDB2E18BB"/>
-  </w:style>
-  <w:style w:type="paragraph" w:customStyle="1" w:styleId="09DFCC3A92314E60ADA6F583E68CB8C4">
-    <w:name w:val="09DFCC3A92314E60ADA6F583E68CB8C4"/>
-  </w:style>
-  <w:style w:type="paragraph" w:customStyle="1" w:styleId="E8B518589B55414A95B987E5210E3D69">
-    <w:name w:val="E8B518589B55414A95B987E5210E3D69"/>
-  </w:style>
-  <w:style w:type="paragraph" w:customStyle="1" w:styleId="84CA3DC1787B48A686C6B781DD40996D">
-    <w:name w:val="84CA3DC1787B48A686C6B781DD40996D"/>
-  </w:style>
-  <w:style w:type="paragraph" w:customStyle="1" w:styleId="414F3A6478C543368D4DE643B34A92E6">
-    <w:name w:val="414F3A6478C543368D4DE643B34A92E6"/>
-  </w:style>
-  <w:style w:type="paragraph" w:customStyle="1" w:styleId="6ADF83935A65435AAB0716EE6741F41E">
-    <w:name w:val="6ADF83935A65435AAB0716EE6741F41E"/>
-  </w:style>
-  <w:style w:type="paragraph" w:customStyle="1" w:styleId="60ED421BDCB4444DBABEF4E4B4486596">
-    <w:name w:val="60ED421BDCB4444DBABEF4E4B4486596"/>
-  </w:style>
-  <w:style w:type="paragraph" w:customStyle="1" w:styleId="1117138A511D452095FD693BBE36967D">
-    <w:name w:val="1117138A511D452095FD693BBE36967D"/>
-  </w:style>
-  <w:style w:type="paragraph" w:customStyle="1" w:styleId="2D41A14363C24ED29184D30FFDD681EB">
-    <w:name w:val="2D41A14363C24ED29184D30FFDD681EB"/>
-  </w:style>
-  <w:style w:type="paragraph" w:customStyle="1" w:styleId="FE2617F27E1A41A295D9002E75B0EE6E">
-    <w:name w:val="FE2617F27E1A41A295D9002E75B0EE6E"/>
-  </w:style>
-  <w:style w:type="paragraph" w:customStyle="1" w:styleId="95994CD07C5143969FCD318D9C8168B6">
-    <w:name w:val="95994CD07C5143969FCD318D9C8168B6"/>
-  </w:style>
-  <w:style w:type="paragraph" w:customStyle="1" w:styleId="A8B82A8BAD63456BB3E238D10909696F">
-    <w:name w:val="A8B82A8BAD63456BB3E238D10909696F"/>
-  </w:style>
-  <w:style w:type="paragraph" w:customStyle="1" w:styleId="E1EE364AC9BF48EE95EF27ACD40E5AF3">
-    <w:name w:val="E1EE364AC9BF48EE95EF27ACD40E5AF3"/>
-  </w:style>
-  <w:style w:type="paragraph" w:customStyle="1" w:styleId="2B8F37142EFC427C93CBDBDEBCF49A53">
-    <w:name w:val="2B8F37142EFC427C93CBDBDEBCF49A53"/>
-  </w:style>
-  <w:style w:type="paragraph" w:customStyle="1" w:styleId="B6F211EDCD3D41B6BD1A01F2BA4B85B5">
-    <w:name w:val="B6F211EDCD3D41B6BD1A01F2BA4B85B5"/>
-  </w:style>
-  <w:style w:type="paragraph" w:customStyle="1" w:styleId="5359C8323A754AA1A4B1D785C4967B13">
-    <w:name w:val="5359C8323A754AA1A4B1D785C4967B13"/>
-  </w:style>
-  <w:style w:type="paragraph" w:customStyle="1" w:styleId="E98D2DE6D4E7464BBA69CACE76355897">
-    <w:name w:val="E98D2DE6D4E7464BBA69CACE76355897"/>
-  </w:style>
-  <w:style w:type="paragraph" w:customStyle="1" w:styleId="87279E4B05E34FDEB51E6FD3EF32CECB">
-    <w:name w:val="87279E4B05E34FDEB51E6FD3EF32CECB"/>
-  </w:style>
-  <w:style w:type="paragraph" w:customStyle="1" w:styleId="A326E7974B0744EC8C9BDFA495DBD32C">
-    <w:name w:val="A326E7974B0744EC8C9BDFA495DBD32C"/>
-  </w:style>
-  <w:style w:type="paragraph" w:customStyle="1" w:styleId="CE576136B98B4B7DB017504F3A4EFD39">
-    <w:name w:val="CE576136B98B4B7DB017504F3A4EFD39"/>
-  </w:style>
-  <w:style w:type="paragraph" w:customStyle="1" w:styleId="811098D00DD2492DA4D1DB8C72FB5CBA">
-    <w:name w:val="811098D00DD2492DA4D1DB8C72FB5CBA"/>
-  </w:style>
-  <w:style w:type="paragraph" w:customStyle="1" w:styleId="FBDF31C3572C4267B810887F3DEDEE12">
-    <w:name w:val="FBDF31C3572C4267B810887F3DEDEE12"/>
-  </w:style>
-  <w:style w:type="paragraph" w:customStyle="1" w:styleId="53FE5AEF3C004D50B3FE9B4E8E725D88">
-    <w:name w:val="53FE5AEF3C004D50B3FE9B4E8E725D88"/>
-  </w:style>
-  <w:style w:type="paragraph" w:customStyle="1" w:styleId="7A04C8ABD9E14E84AE0C1847C1A6AD68">
-    <w:name w:val="7A04C8ABD9E14E84AE0C1847C1A6AD68"/>
-  </w:style>
-  <w:style w:type="paragraph" w:customStyle="1" w:styleId="CB9EEBCD2C5E44BE9047318646F43BD5">
-    <w:name w:val="CB9EEBCD2C5E44BE9047318646F43BD5"/>
-  </w:style>
-  <w:style w:type="paragraph" w:customStyle="1" w:styleId="6A058BE5C46946B8B8DF3A8A24C1236C">
-    <w:name w:val="6A058BE5C46946B8B8DF3A8A24C1236C"/>
-  </w:style>
-  <w:style w:type="paragraph" w:customStyle="1" w:styleId="C3D53DA9D6B74321B4EBF637F82972C8">
-    <w:name w:val="C3D53DA9D6B74321B4EBF637F82972C8"/>
-  </w:style>
-  <w:style w:type="paragraph" w:customStyle="1" w:styleId="525A24076E7D4787871FC4E056BBE6FA">
-    <w:name w:val="525A24076E7D4787871FC4E056BBE6FA"/>
-  </w:style>
-  <w:style w:type="paragraph" w:customStyle="1" w:styleId="74B5480D63684BC1BFBB0EB69F811077">
-    <w:name w:val="74B5480D63684BC1BFBB0EB69F811077"/>
-  </w:style>
-  <w:style w:type="paragraph" w:customStyle="1" w:styleId="316A55CE32F84A6B8A399DF12A1A7B49">
-    <w:name w:val="316A55CE32F84A6B8A399DF12A1A7B49"/>
-  </w:style>
-  <w:style w:type="paragraph" w:customStyle="1" w:styleId="FA87AC45F5934F479D870C10E7EA14D0">
-    <w:name w:val="FA87AC45F5934F479D870C10E7EA14D0"/>
-  </w:style>
-  <w:style w:type="paragraph" w:customStyle="1" w:styleId="A38E3EC961D94EB5AB774C6BA2F53004">
-    <w:name w:val="A38E3EC961D94EB5AB774C6BA2F53004"/>
-  </w:style>
-  <w:style w:type="paragraph" w:customStyle="1" w:styleId="D90B9D2762E244AB8710448A7A1E3EEE">
-    <w:name w:val="D90B9D2762E244AB8710448A7A1E3EEE"/>
-  </w:style>
-  <w:style w:type="paragraph" w:customStyle="1" w:styleId="4E6C3417642C47A4A4F0FB2AD5D0A617">
-    <w:name w:val="4E6C3417642C47A4A4F0FB2AD5D0A617"/>
-  </w:style>
-  <w:style w:type="paragraph" w:customStyle="1" w:styleId="B75789DBD24841138CDE77907909BC2E">
-    <w:name w:val="B75789DBD24841138CDE77907909BC2E"/>
-  </w:style>
-  <w:style w:type="paragraph" w:customStyle="1" w:styleId="7674CA7957F34AF08B2E973F64DFD2D1">
-    <w:name w:val="7674CA7957F34AF08B2E973F64DFD2D1"/>
-  </w:style>
-  <w:style w:type="paragraph" w:customStyle="1" w:styleId="123EBB4FF0D247F9A0DE113E3CEC504A">
-    <w:name w:val="123EBB4FF0D247F9A0DE113E3CEC504A"/>
-  </w:style>
-  <w:style w:type="paragraph" w:customStyle="1" w:styleId="4FE5CAA0E2A04427823646D406D6FD95">
-    <w:name w:val="4FE5CAA0E2A04427823646D406D6FD95"/>
-  </w:style>
-  <w:style w:type="paragraph" w:customStyle="1" w:styleId="C78ABDE69C8342CABA3F97D4A22CB96F">
-    <w:name w:val="C78ABDE69C8342CABA3F97D4A22CB96F"/>
-  </w:style>
-  <w:style w:type="paragraph" w:customStyle="1" w:styleId="FE1D111FFE314342AF9A9EE421C09096">
-    <w:name w:val="FE1D111FFE314342AF9A9EE421C09096"/>
-  </w:style>
-  <w:style w:type="paragraph" w:customStyle="1" w:styleId="CB64D91D367C40668DA69C380828D096">
-    <w:name w:val="CB64D91D367C40668DA69C380828D096"/>
-  </w:style>
-  <w:style w:type="paragraph" w:customStyle="1" w:styleId="013CAF159A2046AFA5D3E60FD067F544">
-    <w:name w:val="013CAF159A2046AFA5D3E60FD067F544"/>
-  </w:style>
-  <w:style w:type="paragraph" w:customStyle="1" w:styleId="B5D5779947354AEFA84518DD4FA5570B">
-    <w:name w:val="B5D5779947354AEFA84518DD4FA5570B"/>
-  </w:style>
-  <w:style w:type="paragraph" w:customStyle="1" w:styleId="9809FF499F0243C5890299100DC382F6">
-    <w:name w:val="9809FF499F0243C5890299100DC382F6"/>
-  </w:style>
-  <w:style w:type="paragraph" w:customStyle="1" w:styleId="75DF0A41AA1542B89D33E80D49D869EE">
-    <w:name w:val="75DF0A41AA1542B89D33E80D49D869EE"/>
-  </w:style>
-  <w:style w:type="paragraph" w:customStyle="1" w:styleId="76963E9458D0440AAB58221AAABBB6D0">
-    <w:name w:val="76963E9458D0440AAB58221AAABBB6D0"/>
-  </w:style>
-  <w:style w:type="paragraph" w:customStyle="1" w:styleId="AEF0D1EA92534D7A979C8107C17B376D">
-    <w:name w:val="AEF0D1EA92534D7A979C8107C17B376D"/>
-  </w:style>
-  <w:style w:type="paragraph" w:customStyle="1" w:styleId="189375B515B644BE901F5CACB016488B">
-    <w:name w:val="189375B515B644BE901F5CACB016488B"/>
-  </w:style>
-  <w:style w:type="paragraph" w:customStyle="1" w:styleId="D8CA188DBC9D4BF1965815BECFE718CE">
-    <w:name w:val="D8CA188DBC9D4BF1965815BECFE718CE"/>
-  </w:style>
-  <w:style w:type="paragraph" w:customStyle="1" w:styleId="5E82824A1A0C4B6CB9B973D6B1CAE9BE">
-    <w:name w:val="5E82824A1A0C4B6CB9B973D6B1CAE9BE"/>
-  </w:style>
-  <w:style w:type="paragraph" w:customStyle="1" w:styleId="87CB9269CF92439E9B54B272C49833B8">
-    <w:name w:val="87CB9269CF92439E9B54B272C49833B8"/>
-  </w:style>
-  <w:style w:type="paragraph" w:customStyle="1" w:styleId="83A0147F253C4A2A9B9D9BEC4FF6DDF3">
-    <w:name w:val="83A0147F253C4A2A9B9D9BEC4FF6DDF3"/>
-  </w:style>
-  <w:style w:type="paragraph" w:customStyle="1" w:styleId="435F104667C545C8A9272027792F7829">
-    <w:name w:val="435F104667C545C8A9272027792F7829"/>
-  </w:style>
-  <w:style w:type="paragraph" w:customStyle="1" w:styleId="BF433C772C474C9E8E04702D716DBAAA">
-    <w:name w:val="BF433C772C474C9E8E04702D716DBAAA"/>
-  </w:style>
-  <w:style w:type="paragraph" w:customStyle="1" w:styleId="1B291AC92D68407CA6CB191DEB059A19">
-    <w:name w:val="1B291AC92D68407CA6CB191DEB059A19"/>
-  </w:style>
-  <w:style w:type="paragraph" w:customStyle="1" w:styleId="C9E34E976FA14C0286E963B3CE9D6AE9">
-    <w:name w:val="C9E34E976FA14C0286E963B3CE9D6AE9"/>
-  </w:style>
-  <w:style w:type="paragraph" w:customStyle="1" w:styleId="73F41CB500A2469E861E22FDCD64207C">
-    <w:name w:val="73F41CB500A2469E861E22FDCD64207C"/>
-  </w:style>
-  <w:style w:type="paragraph" w:customStyle="1" w:styleId="77186724559444E2B38E8811631D6832">
-    <w:name w:val="77186724559444E2B38E8811631D6832"/>
-  </w:style>
-  <w:style w:type="paragraph" w:customStyle="1" w:styleId="E6AAEC031EC44F46A5D97F57DFA716FA">
-    <w:name w:val="E6AAEC031EC44F46A5D97F57DFA716FA"/>
-  </w:style>
-  <w:style w:type="paragraph" w:customStyle="1" w:styleId="AF6E903DAC0B460999A55C12FC7D068E">
-    <w:name w:val="AF6E903DAC0B460999A55C12FC7D068E"/>
-  </w:style>
-  <w:style w:type="paragraph" w:customStyle="1" w:styleId="B2941E4E4A38439AA8A656F8D7431A10">
-    <w:name w:val="B2941E4E4A38439AA8A656F8D7431A10"/>
-  </w:style>
-  <w:style w:type="paragraph" w:customStyle="1" w:styleId="721804DF8C4B457AB175349E254D6516">
-    <w:name w:val="721804DF8C4B457AB175349E254D6516"/>
-  </w:style>
-  <w:style w:type="paragraph" w:customStyle="1" w:styleId="D9F336AD77BA4134BD67A303F8F3B46D">
-    <w:name w:val="D9F336AD77BA4134BD67A303F8F3B46D"/>
-  </w:style>
-  <w:style w:type="paragraph" w:customStyle="1" w:styleId="2D906E620CEF4C90A81A79CDBBD0229D">
-    <w:name w:val="2D906E620CEF4C90A81A79CDBBD0229D"/>
-  </w:style>
-  <w:style w:type="paragraph" w:customStyle="1" w:styleId="16DFC21D351A4C73BAC121C5A0F3F644">
-    <w:name w:val="16DFC21D351A4C73BAC121C5A0F3F644"/>
-  </w:style>
-  <w:style w:type="paragraph" w:customStyle="1" w:styleId="4B5428238ECF447EB25333B892202795">
-    <w:name w:val="4B5428238ECF447EB25333B892202795"/>
-  </w:style>
-  <w:style w:type="paragraph" w:customStyle="1" w:styleId="0BBADF3CD3EF4654A428F0A25D636147">
-    <w:name w:val="0BBADF3CD3EF4654A428F0A25D636147"/>
-  </w:style>
-  <w:style w:type="paragraph" w:customStyle="1" w:styleId="54460491DDA94D3D890DD9037FF75788">
-    <w:name w:val="54460491DDA94D3D890DD9037FF75788"/>
-  </w:style>
-  <w:style w:type="paragraph" w:customStyle="1" w:styleId="F940333D169247B99F197335E0F11EC5">
-    <w:name w:val="F940333D169247B99F197335E0F11EC5"/>
-  </w:style>
-  <w:style w:type="paragraph" w:customStyle="1" w:styleId="AF7FF67A2BAA433A89305A3F3EEB8285">
-    <w:name w:val="AF7FF67A2BAA433A89305A3F3EEB8285"/>
-  </w:style>
-  <w:style w:type="paragraph" w:customStyle="1" w:styleId="CC6B74EF8E634E3481364E68E7FFF318">
-    <w:name w:val="CC6B74EF8E634E3481364E68E7FFF318"/>
-  </w:style>
-  <w:style w:type="paragraph" w:customStyle="1" w:styleId="B7A32676417940DAA4218E830436B32C">
-    <w:name w:val="B7A32676417940DAA4218E830436B32C"/>
-  </w:style>
-  <w:style w:type="paragraph" w:customStyle="1" w:styleId="58C19F618B7A41B4A16D1FD169797B2B">
-    <w:name w:val="58C19F618B7A41B4A16D1FD169797B2B"/>
-  </w:style>
-  <w:style w:type="paragraph" w:customStyle="1" w:styleId="68E5B4AA21324EC59E6BBB3D8018F8F3">
-    <w:name w:val="68E5B4AA21324EC59E6BBB3D8018F8F3"/>
-  </w:style>
-  <w:style w:type="character" w:styleId="PlaceholderText">
-    <w:name w:val="Placeholder Text"/>
-    <w:basedOn w:val="DefaultParagraphFont"/>
-    <w:uiPriority w:val="99"/>
-    <w:semiHidden/>
-    <w:rsid w:val="000604B4"/>
-    <w:rPr>
-      <w:color w:val="808080"/>
-    </w:rPr>
-  </w:style>
-  <w:style w:type="paragraph" w:customStyle="1" w:styleId="52C0B9B626DF487ABD2A17927202AB74">
-    <w:name w:val="52C0B9B626DF487ABD2A17927202AB74"/>
-    <w:rsid w:val="000604B4"/>
-  </w:style>
-  <w:style w:type="paragraph" w:customStyle="1" w:styleId="95076CCE4C6046349A8A9BD23B696D8A">
-    <w:name w:val="95076CCE4C6046349A8A9BD23B696D8A"/>
-    <w:rsid w:val="000604B4"/>
-  </w:style>
-  <w:style w:type="paragraph" w:customStyle="1" w:styleId="BC9E9C88FA8B406CA44D9045B3BE9014">
-    <w:name w:val="BC9E9C88FA8B406CA44D9045B3BE9014"/>
-    <w:rsid w:val="000604B4"/>
-  </w:style>
-  <w:style w:type="paragraph" w:customStyle="1" w:styleId="454F6227F4DD493E91184CFE027DFD27">
-    <w:name w:val="454F6227F4DD493E91184CFE027DFD27"/>
-    <w:rsid w:val="000604B4"/>
-  </w:style>
-  <w:style w:type="paragraph" w:customStyle="1" w:styleId="010231EC7DD5471F8D1A79EDAFA7322D">
-    <w:name w:val="010231EC7DD5471F8D1A79EDAFA7322D"/>
-    <w:rsid w:val="000604B4"/>
-  </w:style>
-  <w:style w:type="paragraph" w:customStyle="1" w:styleId="B41F9CC2FCE74A608C8E9AF64BD7E79E">
-    <w:name w:val="B41F9CC2FCE74A608C8E9AF64BD7E79E"/>
-    <w:rsid w:val="000604B4"/>
-  </w:style>
-  <w:style w:type="paragraph" w:customStyle="1" w:styleId="C9B78F89896D4326B317C41DF0DEB8DF">
-    <w:name w:val="C9B78F89896D4326B317C41DF0DEB8DF"/>
-    <w:rsid w:val="000604B4"/>
-  </w:style>
-  <w:style w:type="paragraph" w:customStyle="1" w:styleId="E5F64ECE33194A4BA520138A29F18723">
-    <w:name w:val="E5F64ECE33194A4BA520138A29F18723"/>
-    <w:rsid w:val="000604B4"/>
-  </w:style>
-  <w:style w:type="paragraph" w:customStyle="1" w:styleId="28EF822A942D40D884F9783D794FDAE0">
-    <w:name w:val="28EF822A942D40D884F9783D794FDAE0"/>
-    <w:rsid w:val="000604B4"/>
-  </w:style>
-  <w:style w:type="paragraph" w:customStyle="1" w:styleId="B45B6A662B2B442FAA1BA52646EA3593">
-    <w:name w:val="B45B6A662B2B442FAA1BA52646EA3593"/>
-    <w:rsid w:val="000604B4"/>
-  </w:style>
-  <w:style w:type="paragraph" w:customStyle="1" w:styleId="D535632B98FC44CF99F0E248D9ACBBE5">
-    <w:name w:val="D535632B98FC44CF99F0E248D9ACBBE5"/>
-    <w:rsid w:val="000604B4"/>
-  </w:style>
-  <w:style w:type="paragraph" w:customStyle="1" w:styleId="DBD83CABA5AC480DB55F3886574BBD69">
-    <w:name w:val="DBD83CABA5AC480DB55F3886574BBD69"/>
-    <w:rsid w:val="000604B4"/>
-  </w:style>
-  <w:style w:type="paragraph" w:customStyle="1" w:styleId="032DF9F248C745F8A8339596FAD72CFE">
-    <w:name w:val="032DF9F248C745F8A8339596FAD72CFE"/>
-    <w:rsid w:val="000604B4"/>
-  </w:style>
-  <w:style w:type="paragraph" w:customStyle="1" w:styleId="AA0F759C953649AD8D8308EA434F1C30">
-    <w:name w:val="AA0F759C953649AD8D8308EA434F1C30"/>
-    <w:rsid w:val="000604B4"/>
-  </w:style>
-  <w:style w:type="paragraph" w:customStyle="1" w:styleId="1B06880F517149A8BAF9D82C75DC0A54">
-    <w:name w:val="1B06880F517149A8BAF9D82C75DC0A54"/>
-    <w:rsid w:val="000604B4"/>
-  </w:style>
-  <w:style w:type="paragraph" w:customStyle="1" w:styleId="B693705DAC4A43FE8A4FA3347445B551">
-    <w:name w:val="B693705DAC4A43FE8A4FA3347445B551"/>
-    <w:rsid w:val="000604B4"/>
-  </w:style>
-  <w:style w:type="paragraph" w:customStyle="1" w:styleId="6DD7C00BB0934A75A46C6C0010D64679">
-    <w:name w:val="6DD7C00BB0934A75A46C6C0010D64679"/>
-    <w:rsid w:val="000604B4"/>
-  </w:style>
-  <w:style w:type="paragraph" w:customStyle="1" w:styleId="E002C053C4114D8B8FFBDF0C6144BF94">
-    <w:name w:val="E002C053C4114D8B8FFBDF0C6144BF94"/>
-    <w:rsid w:val="000604B4"/>
-  </w:style>
-  <w:style w:type="paragraph" w:customStyle="1" w:styleId="43B26115E67744E99D8C8B64E232E494">
-    <w:name w:val="43B26115E67744E99D8C8B64E232E494"/>
-    <w:rsid w:val="000604B4"/>
-  </w:style>
-  <w:style w:type="paragraph" w:customStyle="1" w:styleId="337F9E157E9D4687AB182D602CCF71FB">
-    <w:name w:val="337F9E157E9D4687AB182D602CCF71FB"/>
-    <w:rsid w:val="000604B4"/>
-  </w:style>
-  <w:style w:type="paragraph" w:customStyle="1" w:styleId="7A22D802635E472099744AE0BD96E1ED">
-    <w:name w:val="7A22D802635E472099744AE0BD96E1ED"/>
-    <w:rsid w:val="000604B4"/>
-  </w:style>
-  <w:style w:type="paragraph" w:customStyle="1" w:styleId="53F7A2B0DEE14A5AA66B42D2DE2950C7">
-    <w:name w:val="53F7A2B0DEE14A5AA66B42D2DE2950C7"/>
-    <w:rsid w:val="000604B4"/>
-  </w:style>
-  <w:style w:type="paragraph" w:customStyle="1" w:styleId="2DDB6D4FDAB1448AA19238AF1D0D847D">
-    <w:name w:val="2DDB6D4FDAB1448AA19238AF1D0D847D"/>
-    <w:rsid w:val="000604B4"/>
-  </w:style>
-  <w:style w:type="paragraph" w:customStyle="1" w:styleId="EACE3EA318E44D25B760E6E19CA35284">
-    <w:name w:val="EACE3EA318E44D25B760E6E19CA35284"/>
-    <w:rsid w:val="000604B4"/>
-  </w:style>
-  <w:style w:type="paragraph" w:customStyle="1" w:styleId="D2121AF35A7A45148AC46AD4F9D2F6AB">
-    <w:name w:val="D2121AF35A7A45148AC46AD4F9D2F6AB"/>
-    <w:rsid w:val="000604B4"/>
-  </w:style>
-  <w:style w:type="paragraph" w:customStyle="1" w:styleId="1A0F48112FC84DBABE3CC9C4DD21A2A4">
-    <w:name w:val="1A0F48112FC84DBABE3CC9C4DD21A2A4"/>
-    <w:rsid w:val="000604B4"/>
-  </w:style>
-  <w:style w:type="paragraph" w:customStyle="1" w:styleId="AEEFB13BECFE465699209749EFE3B1E3">
-    <w:name w:val="AEEFB13BECFE465699209749EFE3B1E3"/>
-    <w:rsid w:val="000604B4"/>
-  </w:style>
-  <w:style w:type="paragraph" w:customStyle="1" w:styleId="CDF603E53BAB453F80E634C4CCECDE2A">
-    <w:name w:val="CDF603E53BAB453F80E634C4CCECDE2A"/>
-    <w:rsid w:val="000604B4"/>
-  </w:style>
-  <w:style w:type="paragraph" w:customStyle="1" w:styleId="606B4E5522E3416984ED749CE1D30B31">
-    <w:name w:val="606B4E5522E3416984ED749CE1D30B31"/>
-    <w:rsid w:val="000604B4"/>
-  </w:style>
-  <w:style w:type="paragraph" w:customStyle="1" w:styleId="C3D21FBD7FA9429BBBBEF88B4B34EBDA">
-    <w:name w:val="C3D21FBD7FA9429BBBBEF88B4B34EBDA"/>
-    <w:rsid w:val="000604B4"/>
-  </w:style>
-  <w:style w:type="paragraph" w:customStyle="1" w:styleId="A0238C702BA246998652801D16440FAA">
-    <w:name w:val="A0238C702BA246998652801D16440FAA"/>
-    <w:rsid w:val="000604B4"/>
-  </w:style>
-  <w:style w:type="paragraph" w:customStyle="1" w:styleId="95A3D430CFB34776BE7DF5A4031146E0">
-    <w:name w:val="95A3D430CFB34776BE7DF5A4031146E0"/>
-    <w:rsid w:val="000604B4"/>
-  </w:style>
-  <w:style w:type="paragraph" w:customStyle="1" w:styleId="228C2D685E0A4E369A032458C0102423">
-    <w:name w:val="228C2D685E0A4E369A032458C0102423"/>
-    <w:rsid w:val="000604B4"/>
-  </w:style>
-  <w:style w:type="paragraph" w:customStyle="1" w:styleId="958D6FED6C1F475DB58E6DA7C6E0C7C6">
-    <w:name w:val="958D6FED6C1F475DB58E6DA7C6E0C7C6"/>
-    <w:rsid w:val="000604B4"/>
-  </w:style>
-  <w:style w:type="paragraph" w:customStyle="1" w:styleId="F53A2CA17D804187A6D87115D3788EAE">
-    <w:name w:val="F53A2CA17D804187A6D87115D3788EAE"/>
-    <w:rsid w:val="000604B4"/>
-  </w:style>
-  <w:style w:type="paragraph" w:customStyle="1" w:styleId="4FA72E694F2E444CBAFCDEBC8559F709">
-    <w:name w:val="4FA72E694F2E444CBAFCDEBC8559F709"/>
-    <w:rsid w:val="000604B4"/>
-  </w:style>
-  <w:style w:type="paragraph" w:customStyle="1" w:styleId="9F97C14EEF4D44898BCE5BBE0D032AA6">
-    <w:name w:val="9F97C14EEF4D44898BCE5BBE0D032AA6"/>
-    <w:rsid w:val="000604B4"/>
-  </w:style>
-  <w:style w:type="paragraph" w:customStyle="1" w:styleId="955CE92A453747E8B278466D3C9CFB1B">
-    <w:name w:val="955CE92A453747E8B278466D3C9CFB1B"/>
-    <w:rsid w:val="000604B4"/>
-  </w:style>
-  <w:style w:type="paragraph" w:customStyle="1" w:styleId="313B3368C7E1493BAB7B4BAD5EE0B2A3">
-    <w:name w:val="313B3368C7E1493BAB7B4BAD5EE0B2A3"/>
-    <w:rsid w:val="000604B4"/>
-  </w:style>
-  <w:style w:type="paragraph" w:customStyle="1" w:styleId="A5B0CC1448844D06A7B0E8CE960555EB">
-    <w:name w:val="A5B0CC1448844D06A7B0E8CE960555EB"/>
-    <w:rsid w:val="000604B4"/>
-  </w:style>
-  <w:style w:type="paragraph" w:customStyle="1" w:styleId="6450EF2025F843E29D6739AF7A2A31E2">
-    <w:name w:val="6450EF2025F843E29D6739AF7A2A31E2"/>
-    <w:rsid w:val="000604B4"/>
-  </w:style>
-  <w:style w:type="paragraph" w:customStyle="1" w:styleId="1B786093F3FA4878A45E4BE17179275D">
-    <w:name w:val="1B786093F3FA4878A45E4BE17179275D"/>
-    <w:rsid w:val="000604B4"/>
-  </w:style>
-  <w:style w:type="paragraph" w:customStyle="1" w:styleId="9BAA6C9D4D184F03A24FDCC2B08C30F8">
-    <w:name w:val="9BAA6C9D4D184F03A24FDCC2B08C30F8"/>
-    <w:rsid w:val="000604B4"/>
-  </w:style>
-  <w:style w:type="paragraph" w:customStyle="1" w:styleId="AB9EBBBF95D049698CE16771A0B30F84">
-    <w:name w:val="AB9EBBBF95D049698CE16771A0B30F84"/>
-    <w:rsid w:val="000604B4"/>
-  </w:style>
-  <w:style w:type="paragraph" w:customStyle="1" w:styleId="002B322FFE3C4708A8FA472ED1990103">
-    <w:name w:val="002B322FFE3C4708A8FA472ED1990103"/>
-    <w:rsid w:val="000604B4"/>
-  </w:style>
-  <w:style w:type="paragraph" w:customStyle="1" w:styleId="B704577DF12E46B8A3DEEC6E3C2BD0C4">
-    <w:name w:val="B704577DF12E46B8A3DEEC6E3C2BD0C4"/>
-    <w:rsid w:val="000604B4"/>
-  </w:style>
-  <w:style w:type="paragraph" w:customStyle="1" w:styleId="4E3AC91DBF054F4BA663672E8D2B4A37">
-    <w:name w:val="4E3AC91DBF054F4BA663672E8D2B4A37"/>
-    <w:rsid w:val="000604B4"/>
-  </w:style>
-  <w:style w:type="paragraph" w:customStyle="1" w:styleId="CA144800F0A74C8A9EFC66FA050DE29D">
-    <w:name w:val="CA144800F0A74C8A9EFC66FA050DE29D"/>
-    <w:rsid w:val="000604B4"/>
-  </w:style>
-  <w:style w:type="paragraph" w:customStyle="1" w:styleId="B0EAA95079EA4DCA862DEDD7E77B9514">
-    <w:name w:val="B0EAA95079EA4DCA862DEDD7E77B9514"/>
-    <w:rsid w:val="000604B4"/>
-  </w:style>
-  <w:style w:type="paragraph" w:customStyle="1" w:styleId="F288F2B8415F4579A495CDCC7FD48A71">
-    <w:name w:val="F288F2B8415F4579A495CDCC7FD48A71"/>
-    <w:rsid w:val="000604B4"/>
-  </w:style>
-  <w:style w:type="paragraph" w:customStyle="1" w:styleId="F627E0876D6B4AEDA91219EF558152DF">
-    <w:name w:val="F627E0876D6B4AEDA91219EF558152DF"/>
-    <w:rsid w:val="000604B4"/>
-  </w:style>
-  <w:style w:type="paragraph" w:customStyle="1" w:styleId="837E59D1DB5C4ECA80C580D13550DFF9">
-    <w:name w:val="837E59D1DB5C4ECA80C580D13550DFF9"/>
-    <w:rsid w:val="000604B4"/>
-  </w:style>
-  <w:style w:type="paragraph" w:customStyle="1" w:styleId="68A74AC46C034918B7C0F6047E332B09">
-    <w:name w:val="68A74AC46C034918B7C0F6047E332B09"/>
-    <w:rsid w:val="000604B4"/>
-  </w:style>
-  <w:style w:type="paragraph" w:customStyle="1" w:styleId="6E9187368FAE4FA68582C11A5815DFAB">
-    <w:name w:val="6E9187368FAE4FA68582C11A5815DFAB"/>
-    <w:rsid w:val="000604B4"/>
-  </w:style>
-  <w:style w:type="paragraph" w:customStyle="1" w:styleId="2671CC88F37B4B8B9B1F5825B8E2C9D3">
-    <w:name w:val="2671CC88F37B4B8B9B1F5825B8E2C9D3"/>
-    <w:rsid w:val="000604B4"/>
-  </w:style>
-  <w:style w:type="paragraph" w:customStyle="1" w:styleId="557C7C2FC56E4A5F9EB1B0CACCC35C13">
-    <w:name w:val="557C7C2FC56E4A5F9EB1B0CACCC35C13"/>
-    <w:rsid w:val="000604B4"/>
-  </w:style>
-  <w:style w:type="paragraph" w:customStyle="1" w:styleId="BA7C8F09CDBC4BE8B0FD49370EA4D005">
-    <w:name w:val="BA7C8F09CDBC4BE8B0FD49370EA4D005"/>
-    <w:rsid w:val="000604B4"/>
-  </w:style>
-  <w:style w:type="paragraph" w:customStyle="1" w:styleId="73E11DBAC7DE4EC5AAC324F3A7C4C800">
-    <w:name w:val="73E11DBAC7DE4EC5AAC324F3A7C4C800"/>
-    <w:rsid w:val="000604B4"/>
-  </w:style>
-  <w:style w:type="paragraph" w:customStyle="1" w:styleId="596232B851744092BAB08D47D35126C8">
-    <w:name w:val="596232B851744092BAB08D47D35126C8"/>
-    <w:rsid w:val="000604B4"/>
-  </w:style>
-  <w:style w:type="paragraph" w:customStyle="1" w:styleId="C399382068624D24841B5C3C46C1DCCD">
-    <w:name w:val="C399382068624D24841B5C3C46C1DCCD"/>
-    <w:rsid w:val="000604B4"/>
-  </w:style>
-  <w:style w:type="paragraph" w:customStyle="1" w:styleId="A036FDDE98E44E78A993C86B6C638187">
-    <w:name w:val="A036FDDE98E44E78A993C86B6C638187"/>
-    <w:rsid w:val="000604B4"/>
-  </w:style>
-  <w:style w:type="paragraph" w:customStyle="1" w:styleId="6C9E2E8AA4724B49A39455DDDF542E16">
-    <w:name w:val="6C9E2E8AA4724B49A39455DDDF542E16"/>
-    <w:rsid w:val="000604B4"/>
-  </w:style>
-  <w:style w:type="paragraph" w:customStyle="1" w:styleId="2236EDB43FC64E209493AD9D83B0C885">
-    <w:name w:val="2236EDB43FC64E209493AD9D83B0C885"/>
-    <w:rsid w:val="000604B4"/>
-  </w:style>
-  <w:style w:type="paragraph" w:customStyle="1" w:styleId="36E8A00DE50642FBABD89A5E66559043">
-    <w:name w:val="36E8A00DE50642FBABD89A5E66559043"/>
-    <w:rsid w:val="000604B4"/>
-  </w:style>
-  <w:style w:type="paragraph" w:customStyle="1" w:styleId="8CE7834AD6B24FF590D6A231AB0D6C78">
-    <w:name w:val="8CE7834AD6B24FF590D6A231AB0D6C78"/>
-    <w:rsid w:val="000604B4"/>
-  </w:style>
-  <w:style w:type="paragraph" w:customStyle="1" w:styleId="75BCBB88BA424C85B3AB572EF7925803">
-    <w:name w:val="75BCBB88BA424C85B3AB572EF7925803"/>
-    <w:rsid w:val="000604B4"/>
-  </w:style>
-  <w:style w:type="paragraph" w:customStyle="1" w:styleId="EFAE89046D544AB58D3F2ED8027CD8AA">
-    <w:name w:val="EFAE89046D544AB58D3F2ED8027CD8AA"/>
-    <w:rsid w:val="000604B4"/>
-  </w:style>
-  <w:style w:type="paragraph" w:customStyle="1" w:styleId="E4E4C1E8BE0F464CAC2A34BA65B1E8A2">
-    <w:name w:val="E4E4C1E8BE0F464CAC2A34BA65B1E8A2"/>
-    <w:rsid w:val="000604B4"/>
-  </w:style>
-  <w:style w:type="paragraph" w:customStyle="1" w:styleId="6A9386C3E4874A32BCEF7507974C5C3F">
-    <w:name w:val="6A9386C3E4874A32BCEF7507974C5C3F"/>
-    <w:rsid w:val="000604B4"/>
-  </w:style>
-  <w:style w:type="paragraph" w:customStyle="1" w:styleId="34B53F8F52544B0E997F0B9D4AD95F63">
-    <w:name w:val="34B53F8F52544B0E997F0B9D4AD95F63"/>
-    <w:rsid w:val="000604B4"/>
-  </w:style>
-  <w:style w:type="paragraph" w:customStyle="1" w:styleId="DCDF7D1C203A4E75AF09975469D589DD">
-    <w:name w:val="DCDF7D1C203A4E75AF09975469D589DD"/>
-    <w:rsid w:val="000604B4"/>
-  </w:style>
-  <w:style w:type="paragraph" w:customStyle="1" w:styleId="CBC4CE12CF154C3EAB49D06A5D1EB265">
-    <w:name w:val="CBC4CE12CF154C3EAB49D06A5D1EB265"/>
-    <w:rsid w:val="000604B4"/>
-  </w:style>
-  <w:style w:type="paragraph" w:customStyle="1" w:styleId="10BF3B04F5BB4E9BAC0C0E898C38ADCB">
-    <w:name w:val="10BF3B04F5BB4E9BAC0C0E898C38ADCB"/>
-    <w:rsid w:val="000604B4"/>
-  </w:style>
-  <w:style w:type="paragraph" w:customStyle="1" w:styleId="14ACF3F619B3411EB5C94C834E6775C8">
-    <w:name w:val="14ACF3F619B3411EB5C94C834E6775C8"/>
-    <w:rsid w:val="000604B4"/>
-  </w:style>
-  <w:style w:type="paragraph" w:customStyle="1" w:styleId="DDB439AE75A041AC9600A6C549E07D95">
-    <w:name w:val="DDB439AE75A041AC9600A6C549E07D95"/>
-    <w:rsid w:val="000604B4"/>
-  </w:style>
-  <w:style w:type="paragraph" w:customStyle="1" w:styleId="19E2315D7AD74CBD9D4F5597106523A8">
-    <w:name w:val="19E2315D7AD74CBD9D4F5597106523A8"/>
-    <w:rsid w:val="000604B4"/>
-  </w:style>
-  <w:style w:type="paragraph" w:customStyle="1" w:styleId="D0CF60C09C024464BDCC6D5AF4030FAC">
-    <w:name w:val="D0CF60C09C024464BDCC6D5AF4030FAC"/>
-    <w:rsid w:val="000604B4"/>
-  </w:style>
-  <w:style w:type="paragraph" w:customStyle="1" w:styleId="8D432DB93A99406787EE6469C52CDF8C">
-    <w:name w:val="8D432DB93A99406787EE6469C52CDF8C"/>
-    <w:rsid w:val="000604B4"/>
-  </w:style>
-  <w:style w:type="paragraph" w:customStyle="1" w:styleId="B32F2F0E932A4AFFA820A8DBCBA90F86">
-    <w:name w:val="B32F2F0E932A4AFFA820A8DBCBA90F86"/>
-    <w:rsid w:val="000604B4"/>
-  </w:style>
-  <w:style w:type="paragraph" w:customStyle="1" w:styleId="F0087BCF5688436E8AED06F477CE5C73">
-    <w:name w:val="F0087BCF5688436E8AED06F477CE5C73"/>
-    <w:rsid w:val="000604B4"/>
-  </w:style>
-  <w:style w:type="paragraph" w:customStyle="1" w:styleId="056C9B2C79B647EA9290359103158443">
-    <w:name w:val="056C9B2C79B647EA9290359103158443"/>
-    <w:rsid w:val="000604B4"/>
-  </w:style>
-  <w:style w:type="paragraph" w:customStyle="1" w:styleId="9C392C960E894C2D808A566E7DF15FED">
-    <w:name w:val="9C392C960E894C2D808A566E7DF15FED"/>
-    <w:rsid w:val="000604B4"/>
-  </w:style>
-  <w:style w:type="paragraph" w:customStyle="1" w:styleId="29C8CFCAE0C14CD49D26CBEB0E1F2F63">
-    <w:name w:val="29C8CFCAE0C14CD49D26CBEB0E1F2F63"/>
-    <w:rsid w:val="000604B4"/>
-  </w:style>
-  <w:style w:type="paragraph" w:customStyle="1" w:styleId="F9FF112D14C74D299716E1BD6EFBB49C">
-    <w:name w:val="F9FF112D14C74D299716E1BD6EFBB49C"/>
-    <w:rsid w:val="000604B4"/>
-  </w:style>
-  <w:style w:type="paragraph" w:customStyle="1" w:styleId="65C3DFF7857F48CE8429C9C61A6986C3">
-    <w:name w:val="65C3DFF7857F48CE8429C9C61A6986C3"/>
-    <w:rsid w:val="000604B4"/>
-  </w:style>
-  <w:style w:type="paragraph" w:customStyle="1" w:styleId="357545EB42DC4A1AA99C711AFB336558">
-    <w:name w:val="357545EB42DC4A1AA99C711AFB336558"/>
-    <w:rsid w:val="000604B4"/>
-  </w:style>
-  <w:style w:type="paragraph" w:customStyle="1" w:styleId="C7E5345900F245909CE9B9278D22FD26">
-    <w:name w:val="C7E5345900F245909CE9B9278D22FD26"/>
-    <w:rsid w:val="000604B4"/>
-  </w:style>
-  <w:style w:type="paragraph" w:customStyle="1" w:styleId="555FF3EA8EA34CB1A0F33FE21A404558">
-    <w:name w:val="555FF3EA8EA34CB1A0F33FE21A404558"/>
-    <w:rsid w:val="000604B4"/>
-  </w:style>
-  <w:style w:type="paragraph" w:customStyle="1" w:styleId="AAC3A455512144E69AB22441B8A25788">
-    <w:name w:val="AAC3A455512144E69AB22441B8A25788"/>
-    <w:rsid w:val="000604B4"/>
-  </w:style>
-  <w:style w:type="paragraph" w:customStyle="1" w:styleId="79215EFC368D4B618DB14741BAA15ED0">
-    <w:name w:val="79215EFC368D4B618DB14741BAA15ED0"/>
-    <w:rsid w:val="000604B4"/>
-  </w:style>
-  <w:style w:type="paragraph" w:customStyle="1" w:styleId="E61482B9F0EA48A9B517D034919A3C69">
-    <w:name w:val="E61482B9F0EA48A9B517D034919A3C69"/>
-    <w:rsid w:val="000604B4"/>
-  </w:style>
-  <w:style w:type="paragraph" w:customStyle="1" w:styleId="20E1D9A04D3E4185AE09ECD9F95ECCD8">
-    <w:name w:val="20E1D9A04D3E4185AE09ECD9F95ECCD8"/>
-    <w:rsid w:val="000604B4"/>
-  </w:style>
-  <w:style w:type="paragraph" w:customStyle="1" w:styleId="A8CDCFE6141344B296735829E7899600">
-    <w:name w:val="A8CDCFE6141344B296735829E7899600"/>
-    <w:rsid w:val="000604B4"/>
-  </w:style>
-  <w:style w:type="paragraph" w:customStyle="1" w:styleId="591D911025A04C36B94298841826193E">
-    <w:name w:val="591D911025A04C36B94298841826193E"/>
-    <w:rsid w:val="000604B4"/>
-  </w:style>
-  <w:style w:type="paragraph" w:customStyle="1" w:styleId="DE0114F5C9FE473BB9B8B65721539059">
-    <w:name w:val="DE0114F5C9FE473BB9B8B65721539059"/>
-    <w:rsid w:val="000604B4"/>
-  </w:style>
-  <w:style w:type="paragraph" w:customStyle="1" w:styleId="ED772DE6C1074EC3935260F1C8ADCCC1">
-    <w:name w:val="ED772DE6C1074EC3935260F1C8ADCCC1"/>
-    <w:rsid w:val="000604B4"/>
-  </w:style>
-  <w:style w:type="paragraph" w:customStyle="1" w:styleId="F23B338E375845C2BA254EEB55A42E7C">
-    <w:name w:val="F23B338E375845C2BA254EEB55A42E7C"/>
-    <w:rsid w:val="000604B4"/>
-  </w:style>
-  <w:style w:type="paragraph" w:customStyle="1" w:styleId="ED9694D9C29D4D4DA0FA038FA701DFEF">
-    <w:name w:val="ED9694D9C29D4D4DA0FA038FA701DFEF"/>
-    <w:rsid w:val="000604B4"/>
-  </w:style>
-  <w:style w:type="paragraph" w:customStyle="1" w:styleId="3685B43295EC4C5F98DAA251BC91E8F5">
-    <w:name w:val="3685B43295EC4C5F98DAA251BC91E8F5"/>
-    <w:rsid w:val="000604B4"/>
-  </w:style>
-  <w:style w:type="paragraph" w:customStyle="1" w:styleId="A5C585BEDFBE4178A8215EAB25A8009C">
-    <w:name w:val="A5C585BEDFBE4178A8215EAB25A8009C"/>
-    <w:rsid w:val="000604B4"/>
-  </w:style>
-  <w:style w:type="paragraph" w:customStyle="1" w:styleId="099E977F64294966AA26B229F06D721A">
-    <w:name w:val="099E977F64294966AA26B229F06D721A"/>
-    <w:rsid w:val="000604B4"/>
-  </w:style>
-  <w:style w:type="paragraph" w:customStyle="1" w:styleId="992B9F61673744A0A5BC292C69C0991D">
-    <w:name w:val="992B9F61673744A0A5BC292C69C0991D"/>
-    <w:rsid w:val="000604B4"/>
-  </w:style>
-  <w:style w:type="paragraph" w:customStyle="1" w:styleId="F7B7D953248944509CFB65A82C44D4F2">
-    <w:name w:val="F7B7D953248944509CFB65A82C44D4F2"/>
-    <w:rsid w:val="000604B4"/>
-  </w:style>
-  <w:style w:type="paragraph" w:customStyle="1" w:styleId="B21054DC3A184BA0B70584AECE79BA3B">
-    <w:name w:val="B21054DC3A184BA0B70584AECE79BA3B"/>
-    <w:rsid w:val="000604B4"/>
-  </w:style>
-  <w:style w:type="paragraph" w:customStyle="1" w:styleId="84ECFB1788E64555A2FEE396E45EC9F1">
-    <w:name w:val="84ECFB1788E64555A2FEE396E45EC9F1"/>
-    <w:rsid w:val="000604B4"/>
-  </w:style>
-  <w:style w:type="paragraph" w:customStyle="1" w:styleId="38ADFA6158BA4580A3D944F8DEED4568">
-    <w:name w:val="38ADFA6158BA4580A3D944F8DEED4568"/>
-    <w:rsid w:val="000604B4"/>
-  </w:style>
-  <w:style w:type="paragraph" w:customStyle="1" w:styleId="ACEB56B3F28D40E688FD5A84D5C766B6">
-    <w:name w:val="ACEB56B3F28D40E688FD5A84D5C766B6"/>
-    <w:rsid w:val="000604B4"/>
-  </w:style>
-  <w:style w:type="paragraph" w:customStyle="1" w:styleId="417727B869E042819E96DD683D0EF8C6">
-    <w:name w:val="417727B869E042819E96DD683D0EF8C6"/>
-    <w:rsid w:val="000604B4"/>
-  </w:style>
-  <w:style w:type="paragraph" w:customStyle="1" w:styleId="EC561264AF1F4BF7941173768A1DDDD2">
-    <w:name w:val="EC561264AF1F4BF7941173768A1DDDD2"/>
-    <w:rsid w:val="000604B4"/>
-  </w:style>
-  <w:style w:type="paragraph" w:customStyle="1" w:styleId="50F48428E4884C91A272205495F77096">
-    <w:name w:val="50F48428E4884C91A272205495F77096"/>
-    <w:rsid w:val="000604B4"/>
-  </w:style>
-  <w:style w:type="paragraph" w:customStyle="1" w:styleId="19C9E7510AB64FBD8BC34E43B2CB1ABD">
-    <w:name w:val="19C9E7510AB64FBD8BC34E43B2CB1ABD"/>
-    <w:rsid w:val="000604B4"/>
-  </w:style>
-  <w:style w:type="paragraph" w:customStyle="1" w:styleId="7340D716DAFE4947A175D110192AFE8D">
-    <w:name w:val="7340D716DAFE4947A175D110192AFE8D"/>
-    <w:rsid w:val="000604B4"/>
-  </w:style>
-  <w:style w:type="paragraph" w:customStyle="1" w:styleId="54EA1113246A4B4DB042D0B7384CD26A">
-    <w:name w:val="54EA1113246A4B4DB042D0B7384CD26A"/>
-    <w:rsid w:val="000604B4"/>
-  </w:style>
-  <w:style w:type="paragraph" w:customStyle="1" w:styleId="F703D0260E454E6A9E85BE0CF1934149">
-    <w:name w:val="F703D0260E454E6A9E85BE0CF1934149"/>
-    <w:rsid w:val="000604B4"/>
-  </w:style>
-  <w:style w:type="paragraph" w:customStyle="1" w:styleId="2509B0FB69454C3BB913DD9DFDF1F604">
-    <w:name w:val="2509B0FB69454C3BB913DD9DFDF1F604"/>
-    <w:rsid w:val="000604B4"/>
-  </w:style>
-  <w:style w:type="paragraph" w:customStyle="1" w:styleId="C20FE7F8329D45BEA06270004DA54EA0">
-    <w:name w:val="C20FE7F8329D45BEA06270004DA54EA0"/>
-    <w:rsid w:val="000604B4"/>
-  </w:style>
-  <w:style w:type="paragraph" w:customStyle="1" w:styleId="92FF7D934C814BE3878706BD78590F1F">
-    <w:name w:val="92FF7D934C814BE3878706BD78590F1F"/>
-    <w:rsid w:val="000604B4"/>
-  </w:style>
-  <w:style w:type="paragraph" w:customStyle="1" w:styleId="C054EBDA4C64494E8B44B5DB3CF21AC2">
-    <w:name w:val="C054EBDA4C64494E8B44B5DB3CF21AC2"/>
-    <w:rsid w:val="000604B4"/>
-  </w:style>
-  <w:style w:type="paragraph" w:customStyle="1" w:styleId="00595BCD34264DA2BEDDFB7CE4520EDC">
-    <w:name w:val="00595BCD34264DA2BEDDFB7CE4520EDC"/>
-    <w:rsid w:val="000604B4"/>
-  </w:style>
-  <w:style w:type="paragraph" w:customStyle="1" w:styleId="6C8705E3F686416EBD2A5E258DBB94A9">
-    <w:name w:val="6C8705E3F686416EBD2A5E258DBB94A9"/>
-    <w:rsid w:val="000604B4"/>
-  </w:style>
-  <w:style w:type="paragraph" w:customStyle="1" w:styleId="6A871A553AFE423F812237D3A24F9A69">
-    <w:name w:val="6A871A553AFE423F812237D3A24F9A69"/>
-    <w:rsid w:val="000604B4"/>
-  </w:style>
-  <w:style w:type="paragraph" w:customStyle="1" w:styleId="C39C933E80C84F8E9FCBD573477236D2">
-    <w:name w:val="C39C933E80C84F8E9FCBD573477236D2"/>
-    <w:rsid w:val="000604B4"/>
-  </w:style>
-  <w:style w:type="paragraph" w:customStyle="1" w:styleId="F1763F81716F451392961032A7C980FD">
-    <w:name w:val="F1763F81716F451392961032A7C980FD"/>
-    <w:rsid w:val="000604B4"/>
-  </w:style>
-  <w:style w:type="paragraph" w:customStyle="1" w:styleId="14C6703F1C1A4FB48F22A0FCDD78F47D">
-    <w:name w:val="14C6703F1C1A4FB48F22A0FCDD78F47D"/>
-    <w:rsid w:val="000604B4"/>
-  </w:style>
-  <w:style w:type="paragraph" w:customStyle="1" w:styleId="3EFD976386B6457BA3DFBDC13D36BD77">
-    <w:name w:val="3EFD976386B6457BA3DFBDC13D36BD77"/>
-    <w:rsid w:val="000604B4"/>
-  </w:style>
-  <w:style w:type="paragraph" w:customStyle="1" w:styleId="BE4C9B44C30D4DE19EA404ECD89941DD">
-    <w:name w:val="BE4C9B44C30D4DE19EA404ECD89941DD"/>
-    <w:rsid w:val="000604B4"/>
-  </w:style>
-  <w:style w:type="paragraph" w:customStyle="1" w:styleId="A20AC9D3B3934B72A63955382D0B3B28">
-    <w:name w:val="A20AC9D3B3934B72A63955382D0B3B28"/>
-    <w:rsid w:val="000604B4"/>
-  </w:style>
-  <w:style w:type="paragraph" w:customStyle="1" w:styleId="A4D6C903BF3C45A4AA8F4ACA91CA6B37">
-    <w:name w:val="A4D6C903BF3C45A4AA8F4ACA91CA6B37"/>
-    <w:rsid w:val="000604B4"/>
-  </w:style>
-  <w:style w:type="paragraph" w:customStyle="1" w:styleId="C37825EFE42F4E2B98B1236728B16E36">
-    <w:name w:val="C37825EFE42F4E2B98B1236728B16E36"/>
-    <w:rsid w:val="000604B4"/>
-  </w:style>
-  <w:style w:type="paragraph" w:customStyle="1" w:styleId="C79DF92E90494071AE1483753646223C">
-    <w:name w:val="C79DF92E90494071AE1483753646223C"/>
-    <w:rsid w:val="000604B4"/>
-  </w:style>
-  <w:style w:type="paragraph" w:customStyle="1" w:styleId="67EA4C0B2DF84A8BB1D42FC4E004B3FE">
-    <w:name w:val="67EA4C0B2DF84A8BB1D42FC4E004B3FE"/>
-    <w:rsid w:val="000604B4"/>
-  </w:style>
-  <w:style w:type="paragraph" w:customStyle="1" w:styleId="110306E0FB5044D7AE8F2751A912725C">
-    <w:name w:val="110306E0FB5044D7AE8F2751A912725C"/>
-    <w:rsid w:val="000604B4"/>
-  </w:style>
-  <w:style w:type="paragraph" w:customStyle="1" w:styleId="60C78B9BDBFF46B5B6F95349EEC80463">
-    <w:name w:val="60C78B9BDBFF46B5B6F95349EEC80463"/>
-    <w:rsid w:val="000604B4"/>
-  </w:style>
-  <w:style w:type="paragraph" w:customStyle="1" w:styleId="EF37CF551D5D4B16BCA1B123E1DE4ADB">
-    <w:name w:val="EF37CF551D5D4B16BCA1B123E1DE4ADB"/>
-    <w:rsid w:val="000604B4"/>
-  </w:style>
-  <w:style w:type="paragraph" w:customStyle="1" w:styleId="3D92DCE976014F6D9D7345D97A38AD45">
-    <w:name w:val="3D92DCE976014F6D9D7345D97A38AD45"/>
-    <w:rsid w:val="000604B4"/>
-  </w:style>
-  <w:style w:type="paragraph" w:customStyle="1" w:styleId="44E819CFE5F7418580E42D2E8DCA779B">
-    <w:name w:val="44E819CFE5F7418580E42D2E8DCA779B"/>
-    <w:rsid w:val="000604B4"/>
-  </w:style>
-  <w:style w:type="paragraph" w:customStyle="1" w:styleId="C58C465532E7493BBF76C875BAFAE45A">
-    <w:name w:val="C58C465532E7493BBF76C875BAFAE45A"/>
-    <w:rsid w:val="000604B4"/>
-  </w:style>
-  <w:style w:type="paragraph" w:customStyle="1" w:styleId="30FD6513B95246209096E50559269D66">
-    <w:name w:val="30FD6513B95246209096E50559269D66"/>
-    <w:rsid w:val="000604B4"/>
-  </w:style>
-  <w:style w:type="paragraph" w:customStyle="1" w:styleId="E1156881AA0D45FC8A0D1DA672859965">
-    <w:name w:val="E1156881AA0D45FC8A0D1DA672859965"/>
-    <w:rsid w:val="000604B4"/>
-  </w:style>
-  <w:style w:type="paragraph" w:customStyle="1" w:styleId="E2CD3E4EF5FE4861AE3F37C96369EABF">
-    <w:name w:val="E2CD3E4EF5FE4861AE3F37C96369EABF"/>
-    <w:rsid w:val="000604B4"/>
-  </w:style>
-  <w:style w:type="paragraph" w:customStyle="1" w:styleId="65EA84E78740464DA56C07618BAE898B">
-    <w:name w:val="65EA84E78740464DA56C07618BAE898B"/>
-    <w:rsid w:val="000604B4"/>
-  </w:style>
-  <w:style w:type="paragraph" w:customStyle="1" w:styleId="DEE3D6B6CC804175A49A05EA3371548A">
-    <w:name w:val="DEE3D6B6CC804175A49A05EA3371548A"/>
-    <w:rsid w:val="000604B4"/>
-  </w:style>
-  <w:style w:type="paragraph" w:customStyle="1" w:styleId="2995144D48914D009CD28F5371F60B47">
-    <w:name w:val="2995144D48914D009CD28F5371F60B47"/>
-    <w:rsid w:val="000604B4"/>
-  </w:style>
-  <w:style w:type="paragraph" w:customStyle="1" w:styleId="E08276BB09E24D8D97102136A94D4B04">
-    <w:name w:val="E08276BB09E24D8D97102136A94D4B04"/>
-    <w:rsid w:val="000604B4"/>
-  </w:style>
-  <w:style w:type="paragraph" w:customStyle="1" w:styleId="D9FF7763897744BFA4114C4B32D0B35F">
-    <w:name w:val="D9FF7763897744BFA4114C4B32D0B35F"/>
-    <w:rsid w:val="000604B4"/>
-  </w:style>
-  <w:style w:type="paragraph" w:customStyle="1" w:styleId="8C307CABEBF64C6D978DA1C86774BAC5">
-    <w:name w:val="8C307CABEBF64C6D978DA1C86774BAC5"/>
-    <w:rsid w:val="000604B4"/>
-  </w:style>
-  <w:style w:type="paragraph" w:customStyle="1" w:styleId="278CEEF9734C4905981EC5642EFBCB00">
-    <w:name w:val="278CEEF9734C4905981EC5642EFBCB00"/>
-    <w:rsid w:val="000604B4"/>
-  </w:style>
-  <w:style w:type="paragraph" w:customStyle="1" w:styleId="DB2752EFBD744A40B0DC075AD41F9938">
-    <w:name w:val="DB2752EFBD744A40B0DC075AD41F9938"/>
-    <w:rsid w:val="000604B4"/>
-  </w:style>
-  <w:style w:type="paragraph" w:customStyle="1" w:styleId="7BB4E0AD255D4417A374AFD8F3F2D2E3">
-    <w:name w:val="7BB4E0AD255D4417A374AFD8F3F2D2E3"/>
-    <w:rsid w:val="000604B4"/>
-  </w:style>
-  <w:style w:type="paragraph" w:customStyle="1" w:styleId="F5941159283E4CDC9EDD67BEFA316A3C">
-    <w:name w:val="F5941159283E4CDC9EDD67BEFA316A3C"/>
-    <w:rsid w:val="000604B4"/>
-  </w:style>
-  <w:style w:type="paragraph" w:customStyle="1" w:styleId="120F4B6DB48E4940AE7FD52E704F63C9">
-    <w:name w:val="120F4B6DB48E4940AE7FD52E704F63C9"/>
-    <w:rsid w:val="000604B4"/>
-  </w:style>
-  <w:style w:type="paragraph" w:customStyle="1" w:styleId="577F0B06ABBD41CDA7A0F6269CAF3B49">
-    <w:name w:val="577F0B06ABBD41CDA7A0F6269CAF3B49"/>
-    <w:rsid w:val="000604B4"/>
-  </w:style>
-  <w:style w:type="paragraph" w:customStyle="1" w:styleId="CF50F6FCFAE44BF6BEE8673B9C2FBB22">
-    <w:name w:val="CF50F6FCFAE44BF6BEE8673B9C2FBB22"/>
-    <w:rsid w:val="000604B4"/>
-  </w:style>
-  <w:style w:type="paragraph" w:customStyle="1" w:styleId="EE3FA4F307CE46BB85DF434D5C3AB241">
-    <w:name w:val="EE3FA4F307CE46BB85DF434D5C3AB241"/>
-    <w:rsid w:val="000604B4"/>
-  </w:style>
-  <w:style w:type="paragraph" w:customStyle="1" w:styleId="272A9662E69A4A0685512C824917335D">
-    <w:name w:val="272A9662E69A4A0685512C824917335D"/>
-    <w:rsid w:val="000604B4"/>
-  </w:style>
-  <w:style w:type="paragraph" w:customStyle="1" w:styleId="29F6AD08BA8641F296F2CED7D1167093">
-    <w:name w:val="29F6AD08BA8641F296F2CED7D1167093"/>
-    <w:rsid w:val="000604B4"/>
-  </w:style>
-  <w:style w:type="paragraph" w:customStyle="1" w:styleId="827E79B0CA7149458E29795F65D897B4">
-    <w:name w:val="827E79B0CA7149458E29795F65D897B4"/>
-    <w:rsid w:val="000604B4"/>
-  </w:style>
-  <w:style w:type="paragraph" w:customStyle="1" w:styleId="F957CB28E99F4EDCA5EA5EC6C0EFF7B1">
-    <w:name w:val="F957CB28E99F4EDCA5EA5EC6C0EFF7B1"/>
-    <w:rsid w:val="000604B4"/>
-  </w:style>
-  <w:style w:type="paragraph" w:customStyle="1" w:styleId="A2496BB71730419DA1DFABD0E3FC8C1A">
-    <w:name w:val="A2496BB71730419DA1DFABD0E3FC8C1A"/>
-    <w:rsid w:val="000604B4"/>
-  </w:style>
-  <w:style w:type="paragraph" w:customStyle="1" w:styleId="523F5BA3A93E45FD9C11B364B9566020">
-    <w:name w:val="523F5BA3A93E45FD9C11B364B9566020"/>
-    <w:rsid w:val="000604B4"/>
-  </w:style>
-  <w:style w:type="paragraph" w:customStyle="1" w:styleId="D7EE0DD6FF6C49B3B3F417EB5A4EBE99">
-    <w:name w:val="D7EE0DD6FF6C49B3B3F417EB5A4EBE99"/>
-    <w:rsid w:val="000604B4"/>
-  </w:style>
-  <w:style w:type="paragraph" w:customStyle="1" w:styleId="3B203A734D6F4AB8A8E50D912E7B8185">
-    <w:name w:val="3B203A734D6F4AB8A8E50D912E7B8185"/>
-    <w:rsid w:val="000604B4"/>
-  </w:style>
-  <w:style w:type="paragraph" w:customStyle="1" w:styleId="7C8FC6FAEC7F4E79A2A7D2E7803AA49E">
-    <w:name w:val="7C8FC6FAEC7F4E79A2A7D2E7803AA49E"/>
-    <w:rsid w:val="000604B4"/>
-  </w:style>
-  <w:style w:type="paragraph" w:customStyle="1" w:styleId="2677227492D742E58E60E4215EC243A7">
-    <w:name w:val="2677227492D742E58E60E4215EC243A7"/>
-    <w:rsid w:val="000604B4"/>
-  </w:style>
-  <w:style w:type="paragraph" w:customStyle="1" w:styleId="EA43A8BD4973464FB018DEA31CA5A4CC">
-    <w:name w:val="EA43A8BD4973464FB018DEA31CA5A4CC"/>
-    <w:rsid w:val="000604B4"/>
-  </w:style>
-  <w:style w:type="paragraph" w:customStyle="1" w:styleId="7F48222C9E134C42859F2A7F5EE774D0">
-    <w:name w:val="7F48222C9E134C42859F2A7F5EE774D0"/>
-    <w:rsid w:val="000604B4"/>
-  </w:style>
-  <w:style w:type="paragraph" w:customStyle="1" w:styleId="DC5C9462EA0741B28C5B4E7322323C5F">
-    <w:name w:val="DC5C9462EA0741B28C5B4E7322323C5F"/>
-    <w:rsid w:val="000604B4"/>
-  </w:style>
-  <w:style w:type="paragraph" w:customStyle="1" w:styleId="5946181A0D9A484EA1D3A6FE40A458BE">
-    <w:name w:val="5946181A0D9A484EA1D3A6FE40A458BE"/>
-    <w:rsid w:val="000604B4"/>
-  </w:style>
-  <w:style w:type="paragraph" w:customStyle="1" w:styleId="18E95F7BB8A24DEFB357A3B2822A36E2">
-    <w:name w:val="18E95F7BB8A24DEFB357A3B2822A36E2"/>
-    <w:rsid w:val="000604B4"/>
-  </w:style>
-  <w:style w:type="paragraph" w:customStyle="1" w:styleId="89CD549B26454908AA7CEE043046626C">
-    <w:name w:val="89CD549B26454908AA7CEE043046626C"/>
-    <w:rsid w:val="000604B4"/>
-  </w:style>
-  <w:style w:type="paragraph" w:customStyle="1" w:styleId="3C7C9BBD4CAC4912ACD4DAF5CB5318E4">
-    <w:name w:val="3C7C9BBD4CAC4912ACD4DAF5CB5318E4"/>
-    <w:rsid w:val="000604B4"/>
-  </w:style>
-  <w:style w:type="paragraph" w:customStyle="1" w:styleId="5662A58C3FD84DF7A1D45A9649E63001">
-    <w:name w:val="5662A58C3FD84DF7A1D45A9649E63001"/>
-    <w:rsid w:val="000604B4"/>
-  </w:style>
-  <w:style w:type="paragraph" w:customStyle="1" w:styleId="8A18EDAA61C4424CBA1C709FDC6E0AC2">
-    <w:name w:val="8A18EDAA61C4424CBA1C709FDC6E0AC2"/>
-    <w:rsid w:val="000604B4"/>
-  </w:style>
-  <w:style w:type="paragraph" w:customStyle="1" w:styleId="4A1E119CFFA74DB9A12FB4E66972CA84">
-    <w:name w:val="4A1E119CFFA74DB9A12FB4E66972CA84"/>
-    <w:rsid w:val="000604B4"/>
-  </w:style>
-  <w:style w:type="paragraph" w:customStyle="1" w:styleId="EBC0595A6960499CACE3EA556488E2BA">
-    <w:name w:val="EBC0595A6960499CACE3EA556488E2BA"/>
-    <w:rsid w:val="000604B4"/>
-  </w:style>
-  <w:style w:type="paragraph" w:customStyle="1" w:styleId="6F8947D3A1984AFA90763E68D8F7AC6D">
-    <w:name w:val="6F8947D3A1984AFA90763E68D8F7AC6D"/>
-    <w:rsid w:val="000604B4"/>
-  </w:style>
-  <w:style w:type="paragraph" w:customStyle="1" w:styleId="32661B6213C246AF9C0A1E39F86461CE">
-    <w:name w:val="32661B6213C246AF9C0A1E39F86461CE"/>
-    <w:rsid w:val="000604B4"/>
-  </w:style>
-  <w:style w:type="paragraph" w:customStyle="1" w:styleId="816E79B6318F4BA99F55F48A896779F2">
-    <w:name w:val="816E79B6318F4BA99F55F48A896779F2"/>
-    <w:rsid w:val="000604B4"/>
-  </w:style>
-  <w:style w:type="paragraph" w:customStyle="1" w:styleId="C261FCCEDFEC49688F0BF42799302CDC">
-    <w:name w:val="C261FCCEDFEC49688F0BF42799302CDC"/>
-    <w:rsid w:val="000604B4"/>
-  </w:style>
-  <w:style w:type="paragraph" w:customStyle="1" w:styleId="B4F0E41AD3D748FA854AD40BDEE1489A">
-    <w:name w:val="B4F0E41AD3D748FA854AD40BDEE1489A"/>
-    <w:rsid w:val="000604B4"/>
-  </w:style>
-  <w:style w:type="paragraph" w:customStyle="1" w:styleId="38B0217DC16F4C149C32BE04525EEC11">
-    <w:name w:val="38B0217DC16F4C149C32BE04525EEC11"/>
-    <w:rsid w:val="000604B4"/>
-  </w:style>
-  <w:style w:type="paragraph" w:customStyle="1" w:styleId="B03788F66715471982CA201BEEACF50C">
-    <w:name w:val="B03788F66715471982CA201BEEACF50C"/>
-    <w:rsid w:val="000604B4"/>
-  </w:style>
-  <w:style w:type="paragraph" w:customStyle="1" w:styleId="1940578C32EB44AA9670F6C0B7DF6932">
-    <w:name w:val="1940578C32EB44AA9670F6C0B7DF6932"/>
-    <w:rsid w:val="000604B4"/>
-  </w:style>
-  <w:style w:type="paragraph" w:customStyle="1" w:styleId="9249C46CFDCD486C95F0B44A4CEEF0AF">
-    <w:name w:val="9249C46CFDCD486C95F0B44A4CEEF0AF"/>
-    <w:rsid w:val="000604B4"/>
-  </w:style>
-  <w:style w:type="paragraph" w:customStyle="1" w:styleId="A65D0FD1EDB041D68017F616E3C41CE3">
-    <w:name w:val="A65D0FD1EDB041D68017F616E3C41CE3"/>
-    <w:rsid w:val="000604B4"/>
-  </w:style>
-  <w:style w:type="paragraph" w:customStyle="1" w:styleId="D9C45BFBF7A441188BAF9166F914557A">
-    <w:name w:val="D9C45BFBF7A441188BAF9166F914557A"/>
-    <w:rsid w:val="000604B4"/>
-  </w:style>
-  <w:style w:type="paragraph" w:customStyle="1" w:styleId="456BBC3138554A839C36A513278616B8">
-    <w:name w:val="456BBC3138554A839C36A513278616B8"/>
-    <w:rsid w:val="000604B4"/>
-  </w:style>
-  <w:style w:type="paragraph" w:customStyle="1" w:styleId="D7B41E6CC58D4F1E96BE3CE84B38CEE9">
-    <w:name w:val="D7B41E6CC58D4F1E96BE3CE84B38CEE9"/>
-    <w:rsid w:val="000604B4"/>
-  </w:style>
-  <w:style w:type="paragraph" w:customStyle="1" w:styleId="D3E8A62604A347E3AF9183674E8856EF">
-    <w:name w:val="D3E8A62604A347E3AF9183674E8856EF"/>
-    <w:rsid w:val="000604B4"/>
-  </w:style>
-  <w:style w:type="paragraph" w:customStyle="1" w:styleId="C145136826AE4BC29021B0CA9E84F135">
-    <w:name w:val="C145136826AE4BC29021B0CA9E84F135"/>
-    <w:rsid w:val="000604B4"/>
-  </w:style>
-  <w:style w:type="paragraph" w:customStyle="1" w:styleId="FB6ADEE4458749F9BD7A3B3599CF2241">
-    <w:name w:val="FB6ADEE4458749F9BD7A3B3599CF2241"/>
-    <w:rsid w:val="000604B4"/>
-  </w:style>
-  <w:style w:type="paragraph" w:customStyle="1" w:styleId="9E1A300960DD45148FFEB252EDE18B79">
-    <w:name w:val="9E1A300960DD45148FFEB252EDE18B79"/>
-    <w:rsid w:val="000604B4"/>
-  </w:style>
-  <w:style w:type="paragraph" w:customStyle="1" w:styleId="66FF4EA527CB4F498C7F9DE1EE2BA64E">
-    <w:name w:val="66FF4EA527CB4F498C7F9DE1EE2BA64E"/>
-    <w:rsid w:val="000604B4"/>
-  </w:style>
-  <w:style w:type="paragraph" w:customStyle="1" w:styleId="3C5F643522BF4AFFA5E54FCA93A04E6E">
-    <w:name w:val="3C5F643522BF4AFFA5E54FCA93A04E6E"/>
-    <w:rsid w:val="000604B4"/>
-  </w:style>
-  <w:style w:type="paragraph" w:customStyle="1" w:styleId="3D1526002ADD415F94A1498F4C1810C3">
-    <w:name w:val="3D1526002ADD415F94A1498F4C1810C3"/>
-    <w:rsid w:val="000604B4"/>
-  </w:style>
-  <w:style w:type="paragraph" w:customStyle="1" w:styleId="2BAC48F1444545E68E206853429EE6F0">
-    <w:name w:val="2BAC48F1444545E68E206853429EE6F0"/>
-    <w:rsid w:val="000604B4"/>
-  </w:style>
-  <w:style w:type="paragraph" w:customStyle="1" w:styleId="3247EB67D9DF4E51B6BCFE73D330FC23">
-    <w:name w:val="3247EB67D9DF4E51B6BCFE73D330FC23"/>
-    <w:rsid w:val="000604B4"/>
-  </w:style>
-  <w:style w:type="paragraph" w:customStyle="1" w:styleId="E63CB3728B9B4A7FBBBD28C3A8730C8C">
-    <w:name w:val="E63CB3728B9B4A7FBBBD28C3A8730C8C"/>
-    <w:rsid w:val="000604B4"/>
-  </w:style>
-  <w:style w:type="paragraph" w:customStyle="1" w:styleId="77B60603DB03407E936F4DC582ED7030">
-    <w:name w:val="77B60603DB03407E936F4DC582ED7030"/>
-    <w:rsid w:val="000604B4"/>
-  </w:style>
-  <w:style w:type="paragraph" w:customStyle="1" w:styleId="E5508DD5643E40F994AFFC8CF327894B">
-    <w:name w:val="E5508DD5643E40F994AFFC8CF327894B"/>
-    <w:rsid w:val="000604B4"/>
-  </w:style>
-  <w:style w:type="paragraph" w:customStyle="1" w:styleId="A4FAA15C29C740B69B80A0C30A69511B">
-    <w:name w:val="A4FAA15C29C740B69B80A0C30A69511B"/>
-    <w:rsid w:val="000604B4"/>
-  </w:style>
-  <w:style w:type="paragraph" w:customStyle="1" w:styleId="0F195903A2564C9EA1E1D27BDE56B827">
-    <w:name w:val="0F195903A2564C9EA1E1D27BDE56B827"/>
-    <w:rsid w:val="000604B4"/>
-  </w:style>
-  <w:style w:type="paragraph" w:customStyle="1" w:styleId="951C1B4544484F7882A18DEC5F0929E0">
-    <w:name w:val="951C1B4544484F7882A18DEC5F0929E0"/>
-    <w:rsid w:val="000604B4"/>
-  </w:style>
-  <w:style w:type="paragraph" w:customStyle="1" w:styleId="FE8A290A7B4548419DC58F206D2AA235">
-    <w:name w:val="FE8A290A7B4548419DC58F206D2AA235"/>
-    <w:rsid w:val="000604B4"/>
-  </w:style>
-  <w:style w:type="paragraph" w:customStyle="1" w:styleId="E2B1F379AE744FF8A67BEE9F00B2F66E">
-    <w:name w:val="E2B1F379AE744FF8A67BEE9F00B2F66E"/>
-    <w:rsid w:val="000604B4"/>
-  </w:style>
-  <w:style w:type="paragraph" w:customStyle="1" w:styleId="15ACFE025ADB445F86FE8816548F166F">
-    <w:name w:val="15ACFE025ADB445F86FE8816548F166F"/>
-    <w:rsid w:val="000604B4"/>
-  </w:style>
-  <w:style w:type="paragraph" w:customStyle="1" w:styleId="A60C42C157C44008A2768BC50267F45B">
-    <w:name w:val="A60C42C157C44008A2768BC50267F45B"/>
-    <w:rsid w:val="000604B4"/>
-  </w:style>
-  <w:style w:type="paragraph" w:customStyle="1" w:styleId="61FB9A1F68384BD3AC9A5E14B622351B">
-    <w:name w:val="61FB9A1F68384BD3AC9A5E14B622351B"/>
-    <w:rsid w:val="000604B4"/>
-  </w:style>
-  <w:style w:type="paragraph" w:customStyle="1" w:styleId="CEC1EAFF700F4068BC4B00E18F41C00A">
-    <w:name w:val="CEC1EAFF700F4068BC4B00E18F41C00A"/>
-    <w:rsid w:val="000604B4"/>
-  </w:style>
-  <w:style w:type="paragraph" w:customStyle="1" w:styleId="E4E0E085626141AAAC0ED12FDB8E9A29">
-    <w:name w:val="E4E0E085626141AAAC0ED12FDB8E9A29"/>
-    <w:rsid w:val="000604B4"/>
-  </w:style>
-  <w:style w:type="paragraph" w:customStyle="1" w:styleId="23E2D56608A2463F9C9612FF1C56ED39">
-    <w:name w:val="23E2D56608A2463F9C9612FF1C56ED39"/>
-    <w:rsid w:val="000604B4"/>
-  </w:style>
-  <w:style w:type="paragraph" w:customStyle="1" w:styleId="C338C3C52DD44F178E6FEC62065BC0B0">
-    <w:name w:val="C338C3C52DD44F178E6FEC62065BC0B0"/>
-    <w:rsid w:val="000604B4"/>
-  </w:style>
-  <w:style w:type="paragraph" w:customStyle="1" w:styleId="7A2F5620B8B344609D1D02A12527CCAB">
-    <w:name w:val="7A2F5620B8B344609D1D02A12527CCAB"/>
-    <w:rsid w:val="000604B4"/>
-  </w:style>
-  <w:style w:type="paragraph" w:customStyle="1" w:styleId="A34F4A6B872E45D4B4D431842B6CAB7F">
-    <w:name w:val="A34F4A6B872E45D4B4D431842B6CAB7F"/>
-    <w:rsid w:val="000604B4"/>
-  </w:style>
-  <w:style w:type="paragraph" w:customStyle="1" w:styleId="091B13E1941A42C69E1626A09F371A66">
-    <w:name w:val="091B13E1941A42C69E1626A09F371A66"/>
-    <w:rsid w:val="000604B4"/>
-  </w:style>
-  <w:style w:type="paragraph" w:customStyle="1" w:styleId="4FA479764C5C467EB428069FE5866259">
-    <w:name w:val="4FA479764C5C467EB428069FE5866259"/>
-    <w:rsid w:val="000604B4"/>
-  </w:style>
-  <w:style w:type="paragraph" w:customStyle="1" w:styleId="7171055A8739488CA8DBDCEE4258AD73">
-    <w:name w:val="7171055A8739488CA8DBDCEE4258AD73"/>
-    <w:rsid w:val="000604B4"/>
-  </w:style>
-  <w:style w:type="paragraph" w:customStyle="1" w:styleId="788524DD32D740BAA9D35EE637AC5E01">
-    <w:name w:val="788524DD32D740BAA9D35EE637AC5E01"/>
-    <w:rsid w:val="000604B4"/>
-  </w:style>
-  <w:style w:type="paragraph" w:customStyle="1" w:styleId="07F187B8F4C3452BB4F28B2B165D97A6">
-    <w:name w:val="07F187B8F4C3452BB4F28B2B165D97A6"/>
-    <w:rsid w:val="000604B4"/>
-  </w:style>
-  <w:style w:type="paragraph" w:customStyle="1" w:styleId="62FF6C8C30EC4DF5BEF1AF7538730160">
-    <w:name w:val="62FF6C8C30EC4DF5BEF1AF7538730160"/>
-    <w:rsid w:val="000604B4"/>
-  </w:style>
-  <w:style w:type="paragraph" w:customStyle="1" w:styleId="995F7E8F7FFF4073891DCBF4F65D3C42">
-    <w:name w:val="995F7E8F7FFF4073891DCBF4F65D3C42"/>
-    <w:rsid w:val="000604B4"/>
-  </w:style>
-  <w:style w:type="paragraph" w:customStyle="1" w:styleId="AB8442A7D37043709BE45B3BF65B69E6">
-    <w:name w:val="AB8442A7D37043709BE45B3BF65B69E6"/>
-    <w:rsid w:val="000604B4"/>
-  </w:style>
-  <w:style w:type="paragraph" w:customStyle="1" w:styleId="4E6A3A0310644AF8BF6ABE4E68CF2F74">
-    <w:name w:val="4E6A3A0310644AF8BF6ABE4E68CF2F74"/>
-    <w:rsid w:val="000604B4"/>
-  </w:style>
-  <w:style w:type="paragraph" w:customStyle="1" w:styleId="F73027183ED14136B5A9484D39EE3076">
-    <w:name w:val="F73027183ED14136B5A9484D39EE3076"/>
-    <w:rsid w:val="000604B4"/>
-  </w:style>
-  <w:style w:type="paragraph" w:customStyle="1" w:styleId="C783113EC15845418EB5802723CF3F60">
-    <w:name w:val="C783113EC15845418EB5802723CF3F60"/>
-    <w:rsid w:val="000604B4"/>
-  </w:style>
-  <w:style w:type="paragraph" w:customStyle="1" w:styleId="F17A9D344397487491A12ABCD58594C2">
-    <w:name w:val="F17A9D344397487491A12ABCD58594C2"/>
-    <w:rsid w:val="000604B4"/>
-  </w:style>
-  <w:style w:type="paragraph" w:customStyle="1" w:styleId="969F0A0B9BDB419B9FACD8E40F6080B9">
-    <w:name w:val="969F0A0B9BDB419B9FACD8E40F6080B9"/>
-    <w:rsid w:val="000604B4"/>
-  </w:style>
-  <w:style w:type="paragraph" w:customStyle="1" w:styleId="58A6563BB0B945BC8056210FDD9193F3">
-    <w:name w:val="58A6563BB0B945BC8056210FDD9193F3"/>
-    <w:rsid w:val="000604B4"/>
-  </w:style>
-  <w:style w:type="paragraph" w:customStyle="1" w:styleId="7A66F188584A41C9A21503653859F923">
-    <w:name w:val="7A66F188584A41C9A21503653859F923"/>
-    <w:rsid w:val="000604B4"/>
-  </w:style>
-  <w:style w:type="paragraph" w:customStyle="1" w:styleId="E8B4F1DB58814EA3B32C29FC36FF63D3">
-    <w:name w:val="E8B4F1DB58814EA3B32C29FC36FF63D3"/>
-    <w:rsid w:val="000604B4"/>
-  </w:style>
-  <w:style w:type="paragraph" w:customStyle="1" w:styleId="E810E739F5D249D2AB29813E8C068A53">
-    <w:name w:val="E810E739F5D249D2AB29813E8C068A53"/>
-    <w:rsid w:val="000604B4"/>
-  </w:style>
-  <w:style w:type="paragraph" w:customStyle="1" w:styleId="6312696B366447DFA68B3D6F5B5E1E04">
-    <w:name w:val="6312696B366447DFA68B3D6F5B5E1E04"/>
-    <w:rsid w:val="000604B4"/>
-  </w:style>
-  <w:style w:type="paragraph" w:customStyle="1" w:styleId="A5454D934DAD4BA4994FFF5FF7ADF799">
-    <w:name w:val="A5454D934DAD4BA4994FFF5FF7ADF799"/>
-    <w:rsid w:val="000604B4"/>
-  </w:style>
-  <w:style w:type="paragraph" w:customStyle="1" w:styleId="6A40986053904F2D9A077887B8979BE5">
-    <w:name w:val="6A40986053904F2D9A077887B8979BE5"/>
-    <w:rsid w:val="000604B4"/>
-  </w:style>
-  <w:style w:type="paragraph" w:customStyle="1" w:styleId="9CD5D2CA8C37431EA2D8229ADDE7B7A1">
-    <w:name w:val="9CD5D2CA8C37431EA2D8229ADDE7B7A1"/>
-    <w:rsid w:val="000604B4"/>
-  </w:style>
-  <w:style w:type="paragraph" w:customStyle="1" w:styleId="6F353D262D1C44F1BB6B9CD332A6F2B3">
-    <w:name w:val="6F353D262D1C44F1BB6B9CD332A6F2B3"/>
-    <w:rsid w:val="000604B4"/>
-  </w:style>
-  <w:style w:type="paragraph" w:customStyle="1" w:styleId="53344E6325BA4CB5B41DD5AD2FBD5715">
-    <w:name w:val="53344E6325BA4CB5B41DD5AD2FBD5715"/>
-    <w:rsid w:val="000604B4"/>
-  </w:style>
-  <w:style w:type="paragraph" w:customStyle="1" w:styleId="363DF424FF5041A4B1267183F7AD9BC6">
-    <w:name w:val="363DF424FF5041A4B1267183F7AD9BC6"/>
-    <w:rsid w:val="000604B4"/>
-  </w:style>
-  <w:style w:type="paragraph" w:customStyle="1" w:styleId="1098F98C2912431B993F5A38A34D66EA">
-    <w:name w:val="1098F98C2912431B993F5A38A34D66EA"/>
-    <w:rsid w:val="000604B4"/>
-  </w:style>
-  <w:style w:type="paragraph" w:customStyle="1" w:styleId="4825BF85379248C0A172CF3959252F4C">
-    <w:name w:val="4825BF85379248C0A172CF3959252F4C"/>
-    <w:rsid w:val="000604B4"/>
-  </w:style>
-  <w:style w:type="paragraph" w:customStyle="1" w:styleId="AB556BEFFEDD4298A913520A2AA3C068">
-    <w:name w:val="AB556BEFFEDD4298A913520A2AA3C068"/>
-    <w:rsid w:val="000604B4"/>
-  </w:style>
-  <w:style w:type="paragraph" w:customStyle="1" w:styleId="A8ECCD38264046EDAF05F897589D315A">
-    <w:name w:val="A8ECCD38264046EDAF05F897589D315A"/>
-    <w:rsid w:val="000604B4"/>
-  </w:style>
-  <w:style w:type="paragraph" w:customStyle="1" w:styleId="3604098476954446AA47B702EE4CB1A4">
-    <w:name w:val="3604098476954446AA47B702EE4CB1A4"/>
-    <w:rsid w:val="000604B4"/>
-  </w:style>
-  <w:style w:type="paragraph" w:customStyle="1" w:styleId="67E199819FAC43D081B777768FD88B9C">
-    <w:name w:val="67E199819FAC43D081B777768FD88B9C"/>
-    <w:rsid w:val="000604B4"/>
-  </w:style>
-  <w:style w:type="paragraph" w:customStyle="1" w:styleId="705CCE0F76A04F53AD301F803AB08FCD">
-    <w:name w:val="705CCE0F76A04F53AD301F803AB08FCD"/>
-    <w:rsid w:val="000604B4"/>
-  </w:style>
-  <w:style w:type="paragraph" w:customStyle="1" w:styleId="CAC38E04E34645ABBBDC9FC8C0DE079A">
-    <w:name w:val="CAC38E04E34645ABBBDC9FC8C0DE079A"/>
-    <w:rsid w:val="000604B4"/>
-  </w:style>
-  <w:style w:type="paragraph" w:customStyle="1" w:styleId="B554EFDB44054628A15C913344A49E98">
-    <w:name w:val="B554EFDB44054628A15C913344A49E98"/>
-    <w:rsid w:val="000604B4"/>
-  </w:style>
-  <w:style w:type="paragraph" w:customStyle="1" w:styleId="C1E03954811440899CA2381A242F038E">
-    <w:name w:val="C1E03954811440899CA2381A242F038E"/>
-    <w:rsid w:val="000604B4"/>
-  </w:style>
-  <w:style w:type="paragraph" w:customStyle="1" w:styleId="DE895CA84EA84D0983AD1517530C78AD">
-    <w:name w:val="DE895CA84EA84D0983AD1517530C78AD"/>
-    <w:rsid w:val="000604B4"/>
-  </w:style>
-  <w:style w:type="paragraph" w:customStyle="1" w:styleId="996283C7A3294E539A39E08FB0829B54">
-    <w:name w:val="996283C7A3294E539A39E08FB0829B54"/>
-    <w:rsid w:val="000604B4"/>
-  </w:style>
-  <w:style w:type="paragraph" w:customStyle="1" w:styleId="0F7DC9D9EC9F4B8487D425C32EC0C339">
-    <w:name w:val="0F7DC9D9EC9F4B8487D425C32EC0C339"/>
-    <w:rsid w:val="000604B4"/>
-  </w:style>
-  <w:style w:type="paragraph" w:customStyle="1" w:styleId="D537449ED36A41CD96EBA7654531847D">
-    <w:name w:val="D537449ED36A41CD96EBA7654531847D"/>
-    <w:rsid w:val="000604B4"/>
-  </w:style>
-  <w:style w:type="paragraph" w:customStyle="1" w:styleId="59B51F2569644C83A55341E1F45E9155">
-    <w:name w:val="59B51F2569644C83A55341E1F45E9155"/>
-    <w:rsid w:val="000604B4"/>
-  </w:style>
-  <w:style w:type="paragraph" w:customStyle="1" w:styleId="4B8583C452034DA5AD64D4CCD6144CF3">
-    <w:name w:val="4B8583C452034DA5AD64D4CCD6144CF3"/>
-    <w:rsid w:val="000604B4"/>
-  </w:style>
-  <w:style w:type="paragraph" w:customStyle="1" w:styleId="CE053E43CBE7461D877B26E2B113B7B7">
-    <w:name w:val="CE053E43CBE7461D877B26E2B113B7B7"/>
-    <w:rsid w:val="000604B4"/>
-  </w:style>
-  <w:style w:type="paragraph" w:customStyle="1" w:styleId="D43493897A2849AFB6F6085BEB5E8D23">
-    <w:name w:val="D43493897A2849AFB6F6085BEB5E8D23"/>
-    <w:rsid w:val="000604B4"/>
-  </w:style>
-  <w:style w:type="paragraph" w:customStyle="1" w:styleId="35D75564525C4AB0A0696A963490B7F4">
-    <w:name w:val="35D75564525C4AB0A0696A963490B7F4"/>
-    <w:rsid w:val="000604B4"/>
-  </w:style>
-  <w:style w:type="paragraph" w:customStyle="1" w:styleId="8B4C516179BB47BBAD3EE87074047D8F">
-    <w:name w:val="8B4C516179BB47BBAD3EE87074047D8F"/>
-    <w:rsid w:val="000604B4"/>
-  </w:style>
-  <w:style w:type="paragraph" w:customStyle="1" w:styleId="443E66B8700B48DF86D4A6F204AE0DA5">
-    <w:name w:val="443E66B8700B48DF86D4A6F204AE0DA5"/>
-    <w:rsid w:val="000604B4"/>
-  </w:style>
-  <w:style w:type="paragraph" w:customStyle="1" w:styleId="272233C92F384459AD81F51ACD22C741">
-    <w:name w:val="272233C92F384459AD81F51ACD22C741"/>
-    <w:rsid w:val="000604B4"/>
-  </w:style>
-  <w:style w:type="paragraph" w:customStyle="1" w:styleId="953BDB8082C64CF19BA091057CCAA286">
-    <w:name w:val="953BDB8082C64CF19BA091057CCAA286"/>
-    <w:rsid w:val="000604B4"/>
-  </w:style>
-  <w:style w:type="paragraph" w:customStyle="1" w:styleId="FA60F28BEED744FA901C5D389DDB142D">
-    <w:name w:val="FA60F28BEED744FA901C5D389DDB142D"/>
-    <w:rsid w:val="000604B4"/>
-  </w:style>
-  <w:style w:type="paragraph" w:customStyle="1" w:styleId="E75531CFB5FD486D8D7F39F4C7075BD7">
-    <w:name w:val="E75531CFB5FD486D8D7F39F4C7075BD7"/>
-    <w:rsid w:val="000604B4"/>
-  </w:style>
-  <w:style w:type="paragraph" w:customStyle="1" w:styleId="1CA0E5FB3B1042DDAB025411843548E4">
-    <w:name w:val="1CA0E5FB3B1042DDAB025411843548E4"/>
-    <w:rsid w:val="000604B4"/>
-  </w:style>
-  <w:style w:type="paragraph" w:customStyle="1" w:styleId="6758F9ECA2774116A6704410491B7733">
-    <w:name w:val="6758F9ECA2774116A6704410491B7733"/>
-    <w:rsid w:val="000604B4"/>
-  </w:style>
-  <w:style w:type="paragraph" w:customStyle="1" w:styleId="8276CF3B17E84A3BA45A36AA21CEBAB4">
-    <w:name w:val="8276CF3B17E84A3BA45A36AA21CEBAB4"/>
-    <w:rsid w:val="000604B4"/>
-  </w:style>
-  <w:style w:type="paragraph" w:customStyle="1" w:styleId="864C869777DD476CA2CA0594D6E7F325">
-    <w:name w:val="864C869777DD476CA2CA0594D6E7F325"/>
-    <w:rsid w:val="000604B4"/>
-  </w:style>
-  <w:style w:type="paragraph" w:customStyle="1" w:styleId="111DAF85C10B480B8417CC14815E36D8">
-    <w:name w:val="111DAF85C10B480B8417CC14815E36D8"/>
-    <w:rsid w:val="000604B4"/>
-  </w:style>
-  <w:style w:type="paragraph" w:customStyle="1" w:styleId="76072597A4E749C28F3754EEBD137DDD">
-    <w:name w:val="76072597A4E749C28F3754EEBD137DDD"/>
-    <w:rsid w:val="000604B4"/>
-  </w:style>
-  <w:style w:type="paragraph" w:customStyle="1" w:styleId="495515C43ED6406D8672A111480C50F9">
-    <w:name w:val="495515C43ED6406D8672A111480C50F9"/>
-    <w:rsid w:val="000604B4"/>
-  </w:style>
-  <w:style w:type="paragraph" w:customStyle="1" w:styleId="49ECBB6695DF497587F5F52198E3CC11">
-    <w:name w:val="49ECBB6695DF497587F5F52198E3CC11"/>
-    <w:rsid w:val="000604B4"/>
-  </w:style>
-  <w:style w:type="paragraph" w:customStyle="1" w:styleId="C7AAA5C083D14829BCB01DC3D92393C0">
-    <w:name w:val="C7AAA5C083D14829BCB01DC3D92393C0"/>
-    <w:rsid w:val="000604B4"/>
-  </w:style>
-  <w:style w:type="paragraph" w:customStyle="1" w:styleId="7B1250B2EA1544C399FABE534FA78B68">
-    <w:name w:val="7B1250B2EA1544C399FABE534FA78B68"/>
-    <w:rsid w:val="000604B4"/>
-  </w:style>
-  <w:style w:type="paragraph" w:customStyle="1" w:styleId="D0A5090138F24EB18360F0CA1D4EA583">
-    <w:name w:val="D0A5090138F24EB18360F0CA1D4EA583"/>
-    <w:rsid w:val="000604B4"/>
-  </w:style>
-  <w:style w:type="paragraph" w:customStyle="1" w:styleId="799EC57EB74F4A17BC8F9B13396A04A7">
-    <w:name w:val="799EC57EB74F4A17BC8F9B13396A04A7"/>
-    <w:rsid w:val="000604B4"/>
-  </w:style>
-  <w:style w:type="paragraph" w:customStyle="1" w:styleId="D827C86DD83A49D0A80E2ECF9683B058">
-    <w:name w:val="D827C86DD83A49D0A80E2ECF9683B058"/>
-    <w:rsid w:val="000604B4"/>
-  </w:style>
-  <w:style w:type="paragraph" w:customStyle="1" w:styleId="5964B5CD58A74971B546FB4BD742AC65">
-    <w:name w:val="5964B5CD58A74971B546FB4BD742AC65"/>
-    <w:rsid w:val="000604B4"/>
-  </w:style>
-  <w:style w:type="paragraph" w:customStyle="1" w:styleId="3EA5ADFF5CF04290A45F03661F2CD1AA">
-    <w:name w:val="3EA5ADFF5CF04290A45F03661F2CD1AA"/>
-    <w:rsid w:val="000604B4"/>
-  </w:style>
-  <w:style w:type="paragraph" w:customStyle="1" w:styleId="6578CFEECEC443D780B385713D3EE273">
-    <w:name w:val="6578CFEECEC443D780B385713D3EE273"/>
-    <w:rsid w:val="000604B4"/>
-  </w:style>
-  <w:style w:type="paragraph" w:customStyle="1" w:styleId="B27791879AD24C8CADD31645B74A5678">
-    <w:name w:val="B27791879AD24C8CADD31645B74A5678"/>
-    <w:rsid w:val="000604B4"/>
-  </w:style>
-  <w:style w:type="paragraph" w:customStyle="1" w:styleId="394CA97C659845F9A8EB63C940C5D3E9">
-    <w:name w:val="394CA97C659845F9A8EB63C940C5D3E9"/>
-    <w:rsid w:val="000604B4"/>
-  </w:style>
-  <w:style w:type="paragraph" w:customStyle="1" w:styleId="B47F2804317A478E834ABA81515E4FD9">
-    <w:name w:val="B47F2804317A478E834ABA81515E4FD9"/>
-    <w:rsid w:val="000604B4"/>
-  </w:style>
-  <w:style w:type="paragraph" w:customStyle="1" w:styleId="630FE93EE35E4E1AB29E69E9C8C32B8D">
-    <w:name w:val="630FE93EE35E4E1AB29E69E9C8C32B8D"/>
-    <w:rsid w:val="000604B4"/>
-  </w:style>
-  <w:style w:type="paragraph" w:customStyle="1" w:styleId="8FE0A2E4FD9C44D59CF57550CDB8ED27">
-    <w:name w:val="8FE0A2E4FD9C44D59CF57550CDB8ED27"/>
-    <w:rsid w:val="000604B4"/>
-  </w:style>
-  <w:style w:type="paragraph" w:customStyle="1" w:styleId="7073DD45F7B34DE2849B967A1FCC08A2">
-    <w:name w:val="7073DD45F7B34DE2849B967A1FCC08A2"/>
-    <w:rsid w:val="000604B4"/>
-  </w:style>
-  <w:style w:type="paragraph" w:customStyle="1" w:styleId="9F469EF8305B4A4487187C00CE4EB883">
-    <w:name w:val="9F469EF8305B4A4487187C00CE4EB883"/>
-    <w:rsid w:val="000604B4"/>
-  </w:style>
-  <w:style w:type="paragraph" w:customStyle="1" w:styleId="219980DB9CE74431934ED369EE9E8546">
-    <w:name w:val="219980DB9CE74431934ED369EE9E8546"/>
-    <w:rsid w:val="000604B4"/>
-  </w:style>
-  <w:style w:type="paragraph" w:customStyle="1" w:styleId="997B9F3275654CE5A54349D1B79D755C">
-    <w:name w:val="997B9F3275654CE5A54349D1B79D755C"/>
-    <w:rsid w:val="000604B4"/>
-  </w:style>
-  <w:style w:type="paragraph" w:customStyle="1" w:styleId="1FA3E6489AAF4BC5A93E425E5E942965">
-    <w:name w:val="1FA3E6489AAF4BC5A93E425E5E942965"/>
-    <w:rsid w:val="000604B4"/>
-  </w:style>
-  <w:style w:type="paragraph" w:customStyle="1" w:styleId="39EB763140F542299ABCB9B233F50D7C">
-    <w:name w:val="39EB763140F542299ABCB9B233F50D7C"/>
-    <w:rsid w:val="000604B4"/>
-  </w:style>
-  <w:style w:type="paragraph" w:customStyle="1" w:styleId="43D225258D564904A48D49BD95A5F1D2">
-    <w:name w:val="43D225258D564904A48D49BD95A5F1D2"/>
-    <w:rsid w:val="000604B4"/>
-  </w:style>
-  <w:style w:type="paragraph" w:customStyle="1" w:styleId="30B313E6377F48169B1BAD182ECA3EE2">
-    <w:name w:val="30B313E6377F48169B1BAD182ECA3EE2"/>
-    <w:rsid w:val="000604B4"/>
-  </w:style>
-  <w:style w:type="paragraph" w:customStyle="1" w:styleId="E42A72F366654BB7B356CBC5CB06E163">
-    <w:name w:val="E42A72F366654BB7B356CBC5CB06E163"/>
-    <w:rsid w:val="000604B4"/>
-  </w:style>
-  <w:style w:type="paragraph" w:customStyle="1" w:styleId="3F12FDFF78384DAAADC00A682F0F9901">
-    <w:name w:val="3F12FDFF78384DAAADC00A682F0F9901"/>
-    <w:rsid w:val="000604B4"/>
-  </w:style>
-  <w:style w:type="paragraph" w:customStyle="1" w:styleId="2BA641D6A21845608BF09C7208BE4E64">
-    <w:name w:val="2BA641D6A21845608BF09C7208BE4E64"/>
-    <w:rsid w:val="000604B4"/>
-  </w:style>
-  <w:style w:type="paragraph" w:customStyle="1" w:styleId="4F3CE039FC454D44B33EC8EFFD330C3C">
-    <w:name w:val="4F3CE039FC454D44B33EC8EFFD330C3C"/>
-    <w:rsid w:val="000604B4"/>
-  </w:style>
-  <w:style w:type="paragraph" w:customStyle="1" w:styleId="9400402582E2414C8E13192C7C94A191">
-    <w:name w:val="9400402582E2414C8E13192C7C94A191"/>
-    <w:rsid w:val="000604B4"/>
-  </w:style>
-  <w:style w:type="paragraph" w:customStyle="1" w:styleId="8A6EFCB5559441039645F1C22ACEF6E6">
-    <w:name w:val="8A6EFCB5559441039645F1C22ACEF6E6"/>
-    <w:rsid w:val="000604B4"/>
-  </w:style>
-  <w:style w:type="paragraph" w:customStyle="1" w:styleId="33D1C06DFC704A2E96FBD79D999031F2">
-    <w:name w:val="33D1C06DFC704A2E96FBD79D999031F2"/>
-    <w:rsid w:val="000604B4"/>
-  </w:style>
-  <w:style w:type="paragraph" w:customStyle="1" w:styleId="0B65598679744C11AB5E6A47145A1248">
-    <w:name w:val="0B65598679744C11AB5E6A47145A1248"/>
-    <w:rsid w:val="000604B4"/>
-  </w:style>
-  <w:style w:type="paragraph" w:customStyle="1" w:styleId="6A550555BA4745B2880FDE3D6C497A96">
-    <w:name w:val="6A550555BA4745B2880FDE3D6C497A96"/>
-    <w:rsid w:val="000604B4"/>
-  </w:style>
-  <w:style w:type="paragraph" w:customStyle="1" w:styleId="4913E08FFCD44D318A1FBB10F8683C33">
-    <w:name w:val="4913E08FFCD44D318A1FBB10F8683C33"/>
-    <w:rsid w:val="000604B4"/>
-  </w:style>
-  <w:style w:type="paragraph" w:customStyle="1" w:styleId="21C08E267E2B4E1687F33562B6BD768F">
-    <w:name w:val="21C08E267E2B4E1687F33562B6BD768F"/>
-    <w:rsid w:val="000604B4"/>
-  </w:style>
-  <w:style w:type="paragraph" w:customStyle="1" w:styleId="5D92D87F8B6C46499A73E57A33D810EE">
-    <w:name w:val="5D92D87F8B6C46499A73E57A33D810EE"/>
-    <w:rsid w:val="000604B4"/>
-  </w:style>
-  <w:style w:type="paragraph" w:customStyle="1" w:styleId="B7385CBC7D214835A83F8645A3C0ED38">
-    <w:name w:val="B7385CBC7D214835A83F8645A3C0ED38"/>
-    <w:rsid w:val="000604B4"/>
-  </w:style>
-  <w:style w:type="paragraph" w:customStyle="1" w:styleId="3879D0C5DAB449A59C271C33E169EA8A">
-    <w:name w:val="3879D0C5DAB449A59C271C33E169EA8A"/>
-    <w:rsid w:val="000604B4"/>
-  </w:style>
-  <w:style w:type="paragraph" w:customStyle="1" w:styleId="C1500773E1CC48BB8C2F76C8429241ED">
-    <w:name w:val="C1500773E1CC48BB8C2F76C8429241ED"/>
-    <w:rsid w:val="000604B4"/>
-  </w:style>
-  <w:style w:type="paragraph" w:customStyle="1" w:styleId="68EAC2ACCB9943FF80C673E4FC418DE3">
-    <w:name w:val="68EAC2ACCB9943FF80C673E4FC418DE3"/>
-    <w:rsid w:val="000604B4"/>
-  </w:style>
-  <w:style w:type="paragraph" w:customStyle="1" w:styleId="1D56EEC6B9BD48088DA638EAE3B04E6E">
-    <w:name w:val="1D56EEC6B9BD48088DA638EAE3B04E6E"/>
-    <w:rsid w:val="000604B4"/>
-  </w:style>
-  <w:style w:type="paragraph" w:customStyle="1" w:styleId="DC0026D1BD1848F1A6CBC7F1D5C6DBFD">
-    <w:name w:val="DC0026D1BD1848F1A6CBC7F1D5C6DBFD"/>
-    <w:rsid w:val="000604B4"/>
-  </w:style>
-  <w:style w:type="paragraph" w:customStyle="1" w:styleId="5837F69967B947268F2E192CA2C50A41">
-    <w:name w:val="5837F69967B947268F2E192CA2C50A41"/>
-    <w:rsid w:val="000604B4"/>
-  </w:style>
-  <w:style w:type="paragraph" w:customStyle="1" w:styleId="56426C77836E46448C2B3AE8B0C429EB">
-    <w:name w:val="56426C77836E46448C2B3AE8B0C429EB"/>
-    <w:rsid w:val="000604B4"/>
-  </w:style>
-  <w:style w:type="paragraph" w:customStyle="1" w:styleId="60687B0A1ED0407E84E8A49E1BDE6CAA">
-    <w:name w:val="60687B0A1ED0407E84E8A49E1BDE6CAA"/>
-    <w:rsid w:val="000604B4"/>
-  </w:style>
-  <w:style w:type="paragraph" w:customStyle="1" w:styleId="957E16CEAD054AD6823715AC83455AEC">
-    <w:name w:val="957E16CEAD054AD6823715AC83455AEC"/>
-    <w:rsid w:val="000604B4"/>
-  </w:style>
-  <w:style w:type="paragraph" w:customStyle="1" w:styleId="9212B04C241D42B2A09536A0B56D7A9C">
-    <w:name w:val="9212B04C241D42B2A09536A0B56D7A9C"/>
-    <w:rsid w:val="000604B4"/>
-  </w:style>
-  <w:style w:type="paragraph" w:customStyle="1" w:styleId="1A8D594548F6467B9A33F77501F35306">
-    <w:name w:val="1A8D594548F6467B9A33F77501F35306"/>
-    <w:rsid w:val="000604B4"/>
-  </w:style>
-  <w:style w:type="paragraph" w:customStyle="1" w:styleId="C99AF9A25F6048488A469FA169B5EA31">
-    <w:name w:val="C99AF9A25F6048488A469FA169B5EA31"/>
-    <w:rsid w:val="000604B4"/>
-  </w:style>
-  <w:style w:type="paragraph" w:customStyle="1" w:styleId="DD2603A536024E01BE417A69EBF06A3B">
-    <w:name w:val="DD2603A536024E01BE417A69EBF06A3B"/>
-    <w:rsid w:val="000604B4"/>
-  </w:style>
-  <w:style w:type="paragraph" w:customStyle="1" w:styleId="CA0FD87E54E54566AC12C0E71662B0BE">
-    <w:name w:val="CA0FD87E54E54566AC12C0E71662B0BE"/>
-    <w:rsid w:val="000604B4"/>
-  </w:style>
-  <w:style w:type="paragraph" w:customStyle="1" w:styleId="711729247BCD43CD8485E12D3396D459">
-    <w:name w:val="711729247BCD43CD8485E12D3396D459"/>
-    <w:rsid w:val="000604B4"/>
-  </w:style>
-  <w:style w:type="paragraph" w:customStyle="1" w:styleId="3C8699340F144DBDB639754B90CCD504">
-    <w:name w:val="3C8699340F144DBDB639754B90CCD504"/>
-    <w:rsid w:val="000604B4"/>
-  </w:style>
-  <w:style w:type="paragraph" w:customStyle="1" w:styleId="CF9A3B12BF794DA6A2C58F65BFA1910A">
-    <w:name w:val="CF9A3B12BF794DA6A2C58F65BFA1910A"/>
-    <w:rsid w:val="000604B4"/>
-  </w:style>
-  <w:style w:type="paragraph" w:customStyle="1" w:styleId="F4073FA86C634BD6B646044062ED6285">
-    <w:name w:val="F4073FA86C634BD6B646044062ED6285"/>
-    <w:rsid w:val="000604B4"/>
-  </w:style>
-  <w:style w:type="paragraph" w:customStyle="1" w:styleId="8A562F94829A4D7BB9B33290C6B3B17C">
-    <w:name w:val="8A562F94829A4D7BB9B33290C6B3B17C"/>
-    <w:rsid w:val="000604B4"/>
-  </w:style>
-  <w:style w:type="paragraph" w:customStyle="1" w:styleId="6F8DE4EBBEDA4CCBA1402E729E7FB18C">
-    <w:name w:val="6F8DE4EBBEDA4CCBA1402E729E7FB18C"/>
-    <w:rsid w:val="000604B4"/>
-  </w:style>
-  <w:style w:type="paragraph" w:customStyle="1" w:styleId="111EF09D4EFA4840A9D0BFDBE558300E">
-    <w:name w:val="111EF09D4EFA4840A9D0BFDBE558300E"/>
-    <w:rsid w:val="000604B4"/>
-  </w:style>
-  <w:style w:type="paragraph" w:customStyle="1" w:styleId="6DB1EC143ADC4DDD8BBAF71AD672D361">
-    <w:name w:val="6DB1EC143ADC4DDD8BBAF71AD672D361"/>
-    <w:rsid w:val="000604B4"/>
-  </w:style>
-  <w:style w:type="paragraph" w:customStyle="1" w:styleId="9F9FAD01BDFA4E47B21928245C51FFA4">
-    <w:name w:val="9F9FAD01BDFA4E47B21928245C51FFA4"/>
-    <w:rsid w:val="000604B4"/>
-  </w:style>
-  <w:style w:type="paragraph" w:customStyle="1" w:styleId="98C84846355D4CE3948B56B1B5C8FFDD">
-    <w:name w:val="98C84846355D4CE3948B56B1B5C8FFDD"/>
-    <w:rsid w:val="000604B4"/>
-  </w:style>
-  <w:style w:type="paragraph" w:customStyle="1" w:styleId="30F8588044784746AC4EE1DDB9FCDE11">
-    <w:name w:val="30F8588044784746AC4EE1DDB9FCDE11"/>
-    <w:rsid w:val="000604B4"/>
-  </w:style>
-  <w:style w:type="paragraph" w:customStyle="1" w:styleId="6A517E72A65C45F48E3B16494F9BAC9F">
-    <w:name w:val="6A517E72A65C45F48E3B16494F9BAC9F"/>
-    <w:rsid w:val="000604B4"/>
-  </w:style>
-  <w:style w:type="paragraph" w:customStyle="1" w:styleId="7BAD9963F48B409395C1B3ADC3B0A9C4">
-    <w:name w:val="7BAD9963F48B409395C1B3ADC3B0A9C4"/>
-    <w:rsid w:val="000604B4"/>
-  </w:style>
-  <w:style w:type="paragraph" w:customStyle="1" w:styleId="04F43C3EA49746B28C47FCF58265E15E">
-    <w:name w:val="04F43C3EA49746B28C47FCF58265E15E"/>
-    <w:rsid w:val="000604B4"/>
-  </w:style>
-  <w:style w:type="paragraph" w:customStyle="1" w:styleId="9DBF8894EE7B4D33916B88762313D4A4">
-    <w:name w:val="9DBF8894EE7B4D33916B88762313D4A4"/>
-    <w:rsid w:val="000604B4"/>
-  </w:style>
-  <w:style w:type="paragraph" w:customStyle="1" w:styleId="07C865CBE8C94D3E8E2424F5AE7FA8C3">
-    <w:name w:val="07C865CBE8C94D3E8E2424F5AE7FA8C3"/>
-    <w:rsid w:val="000604B4"/>
-  </w:style>
-  <w:style w:type="paragraph" w:customStyle="1" w:styleId="8FB62FFBE19B4541A146836F94839F4F">
-    <w:name w:val="8FB62FFBE19B4541A146836F94839F4F"/>
-    <w:rsid w:val="000604B4"/>
-  </w:style>
-  <w:style w:type="paragraph" w:customStyle="1" w:styleId="4CC60CCBBAEB4D338BD37264AE347CBA">
-    <w:name w:val="4CC60CCBBAEB4D338BD37264AE347CBA"/>
-    <w:rsid w:val="000604B4"/>
-  </w:style>
-  <w:style w:type="paragraph" w:customStyle="1" w:styleId="CE1851CA7F2244BAA31F7F839EDC6EF9">
-    <w:name w:val="CE1851CA7F2244BAA31F7F839EDC6EF9"/>
-    <w:rsid w:val="000604B4"/>
-  </w:style>
-  <w:style w:type="paragraph" w:customStyle="1" w:styleId="162FD3B2780344F79707A5E45FC95DB3">
-    <w:name w:val="162FD3B2780344F79707A5E45FC95DB3"/>
-    <w:rsid w:val="000604B4"/>
-  </w:style>
-  <w:style w:type="paragraph" w:customStyle="1" w:styleId="3D606843EE544271BFA76FB1580275CC">
-    <w:name w:val="3D606843EE544271BFA76FB1580275CC"/>
-    <w:rsid w:val="000604B4"/>
-  </w:style>
-  <w:style w:type="paragraph" w:customStyle="1" w:styleId="8F7D62A54B7D408784C15ED876AF7BA2">
-    <w:name w:val="8F7D62A54B7D408784C15ED876AF7BA2"/>
-    <w:rsid w:val="000604B4"/>
-  </w:style>
-  <w:style w:type="paragraph" w:customStyle="1" w:styleId="1E3F1E34F5F44962A59A207BF72D2750">
-    <w:name w:val="1E3F1E34F5F44962A59A207BF72D2750"/>
-    <w:rsid w:val="000604B4"/>
-  </w:style>
-  <w:style w:type="paragraph" w:customStyle="1" w:styleId="DEF96048F8F24B5E9B4A83384492A2B8">
-    <w:name w:val="DEF96048F8F24B5E9B4A83384492A2B8"/>
-    <w:rsid w:val="000604B4"/>
-  </w:style>
-  <w:style w:type="paragraph" w:customStyle="1" w:styleId="E8B07A7DD44E40678385E23653B86DD0">
-    <w:name w:val="E8B07A7DD44E40678385E23653B86DD0"/>
-    <w:rsid w:val="000604B4"/>
-  </w:style>
-  <w:style w:type="paragraph" w:customStyle="1" w:styleId="71518470410849E1BF2C5B82662E5B50">
-    <w:name w:val="71518470410849E1BF2C5B82662E5B50"/>
-    <w:rsid w:val="000604B4"/>
-  </w:style>
-  <w:style w:type="paragraph" w:customStyle="1" w:styleId="94767E9BD9674328988248933635F0D6">
-    <w:name w:val="94767E9BD9674328988248933635F0D6"/>
-    <w:rsid w:val="000604B4"/>
-  </w:style>
-  <w:style w:type="paragraph" w:customStyle="1" w:styleId="DB07AB39D27B4AC4B07907CB15EAEBD7">
-    <w:name w:val="DB07AB39D27B4AC4B07907CB15EAEBD7"/>
-    <w:rsid w:val="000604B4"/>
-  </w:style>
-  <w:style w:type="paragraph" w:customStyle="1" w:styleId="B1DE4043509E4E0CA2FD59E6ABD85DDC">
-    <w:name w:val="B1DE4043509E4E0CA2FD59E6ABD85DDC"/>
-    <w:rsid w:val="000604B4"/>
-  </w:style>
-  <w:style w:type="paragraph" w:customStyle="1" w:styleId="20ABFD89D72A49C6AC7F5BB2A611C2B4">
-    <w:name w:val="20ABFD89D72A49C6AC7F5BB2A611C2B4"/>
-    <w:rsid w:val="000604B4"/>
-  </w:style>
-  <w:style w:type="paragraph" w:customStyle="1" w:styleId="12EB04D7BB7B4FF29CE498D9F8EA1D11">
-    <w:name w:val="12EB04D7BB7B4FF29CE498D9F8EA1D11"/>
-    <w:rsid w:val="000604B4"/>
-  </w:style>
-  <w:style w:type="paragraph" w:customStyle="1" w:styleId="4E37C5E60D914975A4DCC23E7F7BEEB2">
-    <w:name w:val="4E37C5E60D914975A4DCC23E7F7BEEB2"/>
-    <w:rsid w:val="000604B4"/>
-  </w:style>
-  <w:style w:type="paragraph" w:customStyle="1" w:styleId="9D60BD7CFB9642F181058DFB56526571">
-    <w:name w:val="9D60BD7CFB9642F181058DFB56526571"/>
-    <w:rsid w:val="000604B4"/>
-  </w:style>
-  <w:style w:type="paragraph" w:customStyle="1" w:styleId="927FF508916845778E659AA68F7F31AD">
-    <w:name w:val="927FF508916845778E659AA68F7F31AD"/>
-    <w:rsid w:val="000604B4"/>
-  </w:style>
-  <w:style w:type="paragraph" w:customStyle="1" w:styleId="307E0FFC0DDA4E57AA53FE5675DBD469">
-    <w:name w:val="307E0FFC0DDA4E57AA53FE5675DBD469"/>
-    <w:rsid w:val="000604B4"/>
-  </w:style>
-  <w:style w:type="paragraph" w:customStyle="1" w:styleId="AF68F247109E4897B230622F60C5D859">
-    <w:name w:val="AF68F247109E4897B230622F60C5D859"/>
-    <w:rsid w:val="000604B4"/>
-  </w:style>
-  <w:style w:type="paragraph" w:customStyle="1" w:styleId="81E89952250545618E9A980554E0156B">
-    <w:name w:val="81E89952250545618E9A980554E0156B"/>
-    <w:rsid w:val="000604B4"/>
-  </w:style>
-  <w:style w:type="paragraph" w:customStyle="1" w:styleId="A2BA819908D24358BF609AAC101C8A08">
-    <w:name w:val="A2BA819908D24358BF609AAC101C8A08"/>
-    <w:rsid w:val="000604B4"/>
-  </w:style>
-  <w:style w:type="paragraph" w:customStyle="1" w:styleId="4E9673EE91F6419DAD2F47D2338CB292">
-    <w:name w:val="4E9673EE91F6419DAD2F47D2338CB292"/>
-    <w:rsid w:val="000604B4"/>
-  </w:style>
-  <w:style w:type="paragraph" w:customStyle="1" w:styleId="72C6281F387E44C79893EF1EB4742157">
-    <w:name w:val="72C6281F387E44C79893EF1EB4742157"/>
-    <w:rsid w:val="000604B4"/>
-  </w:style>
-  <w:style w:type="paragraph" w:customStyle="1" w:styleId="74DBC7FC09B94156BE24F593D55ED442">
-    <w:name w:val="74DBC7FC09B94156BE24F593D55ED442"/>
-    <w:rsid w:val="000604B4"/>
-  </w:style>
-  <w:style w:type="paragraph" w:customStyle="1" w:styleId="64F0AE54980244E199EFB91E7538BC8E">
-    <w:name w:val="64F0AE54980244E199EFB91E7538BC8E"/>
-    <w:rsid w:val="000604B4"/>
-  </w:style>
-  <w:style w:type="paragraph" w:customStyle="1" w:styleId="EC417CF9A4D54B0691309CF33FC37149">
-    <w:name w:val="EC417CF9A4D54B0691309CF33FC37149"/>
-    <w:rsid w:val="000604B4"/>
-  </w:style>
-</w:styles>
-</file>
-
-<file path=word/glossary/webSettings.xml><?xml version="1.0" encoding="utf-8"?>
-<w:webSettings xmlns:mc="http://schemas.openxmlformats.org/markup-compatibility/2006" xmlns:r="http://schemas.openxmlformats.org/officeDocument/2006/relationships" xmlns:w="http://schemas.openxmlformats.org/wordprocessingml/2006/main" xmlns:w14="http://schemas.microsoft.com/office/word/2010/wordml" xmlns:w15="http://schemas.microsoft.com/office/word/2012/wordml" xmlns:w16cex="http://schemas.microsoft.com/office/word/2018/wordml/cex" xmlns:w16cid="http://schemas.microsoft.com/office/word/2016/wordml/cid" xmlns:w16="http://schemas.microsoft.com/office/word/2018/wordml" xmlns:w16se="http://schemas.microsoft.com/office/word/2015/wordml/symex" mc:Ignorable="w14 w15 w16se w16cid w16 w16cex">
-  <w:optimizeForBrowser/>
-  <w:allowPNG/>
-</w:webSettings>
-</file>
-
 <file path=word/theme/theme1.xml><?xml version="1.0" encoding="utf-8"?>
 <a:theme xmlns:a="http://schemas.openxmlformats.org/drawingml/2006/main" name="Mailing labels">
   <a:themeElements>
@@ -12132,311 +7514,4 @@
   <a:objectDefaults/>
   <a:extraClrSchemeLst/>
 </a:theme>
-</file>
-
-<file path=customXml/item1.xml><?xml version="1.0" encoding="utf-8"?>
-<CoverPageProperties xmlns="http://schemas.microsoft.com/office/2006/coverPageProps">
-  <PublishDate/>
-  <Abstract/>
-  <CompanyAddress/>
-  <CompanyPhone/>
-  <CompanyFax/>
-  <CompanyEmail/>
-</CoverPageProperties>
-</file>
-
-<file path=customXml/item2.xml><?xml version="1.0" encoding="utf-8"?>
-<?mso-contentType ?>
-<FormTemplates xmlns="http://schemas.microsoft.com/sharepoint/v3/contenttype/forms">
-  <Display>DocumentLibraryForm</Display>
-  <Edit>DocumentLibraryForm</Edit>
-  <New>DocumentLibraryForm</New>
-</FormTemplates>
-</file>
-
-<file path=customXml/item3.xml><?xml version="1.0" encoding="utf-8"?>
-<ct:contentTypeSchema xmlns:ct="http://schemas.microsoft.com/office/2006/metadata/contentType" xmlns:ma="http://schemas.microsoft.com/office/2006/metadata/properties/metaAttributes" ct:_="" ma:_="" ma:contentTypeName="Document" ma:contentTypeID="0x01010079F111ED35F8CC479449609E8A0923A6" ma:contentTypeVersion="12" ma:contentTypeDescription="Create a new document." ma:contentTypeScope="" ma:versionID="e2fe73d34af300204b2c04d95f547fc8">
-  <xsd:schema xmlns:xsd="http://www.w3.org/2001/XMLSchema" xmlns:xs="http://www.w3.org/2001/XMLSchema" xmlns:p="http://schemas.microsoft.com/office/2006/metadata/properties" xmlns:ns2="71af3243-3dd4-4a8d-8c0d-dd76da1f02a5" xmlns:ns3="16c05727-aa75-4e4a-9b5f-8a80a1165891" targetNamespace="http://schemas.microsoft.com/office/2006/metadata/properties" ma:root="true" ma:fieldsID="cb4f6533a2a85f2c78aa0456c298b376" ns2:_="" ns3:_="">
-    <xsd:import namespace="71af3243-3dd4-4a8d-8c0d-dd76da1f02a5"/>
-    <xsd:import namespace="16c05727-aa75-4e4a-9b5f-8a80a1165891"/>
-    <xsd:element name="properties">
-      <xsd:complexType>
-        <xsd:sequence>
-          <xsd:element name="documentManagement">
-            <xsd:complexType>
-              <xsd:all>
-                <xsd:element ref="ns2:MediaServiceMetadata" minOccurs="0"/>
-                <xsd:element ref="ns2:MediaServiceFastMetadata" minOccurs="0"/>
-                <xsd:element ref="ns2:MediaServiceOCR" minOccurs="0"/>
-                <xsd:element ref="ns2:MediaServiceAutoTags" minOccurs="0"/>
-                <xsd:element ref="ns2:MediaServiceEventHashCode" minOccurs="0"/>
-                <xsd:element ref="ns2:MediaServiceGenerationTime" minOccurs="0"/>
-                <xsd:element ref="ns3:SharedWithUsers" minOccurs="0"/>
-                <xsd:element ref="ns3:SharedWithDetails" minOccurs="0"/>
-                <xsd:element ref="ns2:MediaServiceAutoKeyPoints" minOccurs="0"/>
-                <xsd:element ref="ns2:MediaServiceKeyPoints" minOccurs="0"/>
-                <xsd:element ref="ns2:MediaServiceDateTaken" minOccurs="0"/>
-                <xsd:element ref="ns2:Status" minOccurs="0"/>
-              </xsd:all>
-            </xsd:complexType>
-          </xsd:element>
-        </xsd:sequence>
-      </xsd:complexType>
-    </xsd:element>
-  </xsd:schema>
-  <xsd:schema xmlns:xsd="http://www.w3.org/2001/XMLSchema" xmlns:xs="http://www.w3.org/2001/XMLSchema" xmlns:dms="http://schemas.microsoft.com/office/2006/documentManagement/types" xmlns:pc="http://schemas.microsoft.com/office/infopath/2007/PartnerControls" targetNamespace="71af3243-3dd4-4a8d-8c0d-dd76da1f02a5" elementFormDefault="qualified">
-    <xsd:import namespace="http://schemas.microsoft.com/office/2006/documentManagement/types"/>
-    <xsd:import namespace="http://schemas.microsoft.com/office/infopath/2007/PartnerControls"/>
-    <xsd:element name="MediaServiceMetadata" ma:index="8" nillable="true" ma:displayName="MediaServiceMetadata" ma:hidden="true" ma:internalName="MediaServiceMetadata" ma:readOnly="true">
-      <xsd:simpleType>
-        <xsd:restriction base="dms:Note"/>
-      </xsd:simpleType>
-    </xsd:element>
-    <xsd:element name="MediaServiceFastMetadata" ma:index="9" nillable="true" ma:displayName="MediaServiceFastMetadata" ma:hidden="true" ma:internalName="MediaServiceFastMetadata" ma:readOnly="true">
-      <xsd:simpleType>
-        <xsd:restriction base="dms:Note"/>
-      </xsd:simpleType>
-    </xsd:element>
-    <xsd:element name="MediaServiceOCR" ma:index="10" nillable="true" ma:displayName="MediaServiceOCR" ma:internalName="MediaServiceOCR" ma:readOnly="true">
-      <xsd:simpleType>
-        <xsd:restriction base="dms:Note">
-          <xsd:maxLength value="255"/>
-        </xsd:restriction>
-      </xsd:simpleType>
-    </xsd:element>
-    <xsd:element name="MediaServiceAutoTags" ma:index="11" nillable="true" ma:displayName="MediaServiceAutoTags" ma:internalName="MediaServiceAutoTags" ma:readOnly="true">
-      <xsd:simpleType>
-        <xsd:restriction base="dms:Text"/>
-      </xsd:simpleType>
-    </xsd:element>
-    <xsd:element name="MediaServiceEventHashCode" ma:index="12" nillable="true" ma:displayName="MediaServiceEventHashCode" ma:hidden="true" ma:internalName="MediaServiceEventHashCode" ma:readOnly="true">
-      <xsd:simpleType>
-        <xsd:restriction base="dms:Text"/>
-      </xsd:simpleType>
-    </xsd:element>
-    <xsd:element name="MediaServiceGenerationTime" ma:index="13" nillable="true" ma:displayName="MediaServiceGenerationTime" ma:hidden="true" ma:internalName="MediaServiceGenerationTime" ma:readOnly="true">
-      <xsd:simpleType>
-        <xsd:restriction base="dms:Text"/>
-      </xsd:simpleType>
-    </xsd:element>
-    <xsd:element name="MediaServiceAutoKeyPoints" ma:index="16" nillable="true" ma:displayName="MediaServiceAutoKeyPoints" ma:hidden="true" ma:internalName="MediaServiceAutoKeyPoints" ma:readOnly="true">
-      <xsd:simpleType>
-        <xsd:restriction base="dms:Note"/>
-      </xsd:simpleType>
-    </xsd:element>
-    <xsd:element name="MediaServiceKeyPoints" ma:index="17" nillable="true" ma:displayName="KeyPoints" ma:internalName="MediaServiceKeyPoints" ma:readOnly="false">
-      <xsd:simpleType>
-        <xsd:restriction base="dms:Note">
-          <xsd:maxLength value="255"/>
-        </xsd:restriction>
-      </xsd:simpleType>
-    </xsd:element>
-    <xsd:element name="MediaServiceDateTaken" ma:index="18" nillable="true" ma:displayName="MediaServiceDateTaken" ma:hidden="true" ma:internalName="MediaServiceDateTaken" ma:readOnly="true">
-      <xsd:simpleType>
-        <xsd:restriction base="dms:Text"/>
-      </xsd:simpleType>
-    </xsd:element>
-    <xsd:element name="Status" ma:index="19" nillable="true" ma:displayName="Status" ma:default="Not started" ma:format="Dropdown" ma:internalName="Status">
-      <xsd:simpleType>
-        <xsd:restriction base="dms:Choice">
-          <xsd:enumeration value="Not started"/>
-          <xsd:enumeration value="In Progress"/>
-          <xsd:enumeration value="Completed"/>
-        </xsd:restriction>
-      </xsd:simpleType>
-    </xsd:element>
-  </xsd:schema>
-  <xsd:schema xmlns:xsd="http://www.w3.org/2001/XMLSchema" xmlns:xs="http://www.w3.org/2001/XMLSchema" xmlns:dms="http://schemas.microsoft.com/office/2006/documentManagement/types" xmlns:pc="http://schemas.microsoft.com/office/infopath/2007/PartnerControls" targetNamespace="16c05727-aa75-4e4a-9b5f-8a80a1165891" elementFormDefault="qualified">
-    <xsd:import namespace="http://schemas.microsoft.com/office/2006/documentManagement/types"/>
-    <xsd:import namespace="http://schemas.microsoft.com/office/infopath/2007/PartnerControls"/>
-    <xsd:element name="SharedWithUsers" ma:index="14" nillable="true" ma:displayName="Shared With" ma:internalName="SharedWithUsers" ma:readOnly="true">
-      <xsd:complexType>
-        <xsd:complexContent>
-          <xsd:extension base="dms:UserMulti">
-            <xsd:sequence>
-              <xsd:element name="UserInfo" minOccurs="0" maxOccurs="unbounded">
-                <xsd:complexType>
-                  <xsd:sequence>
-                    <xsd:element name="DisplayName" type="xsd:string" minOccurs="0"/>
-                    <xsd:element name="AccountId" type="dms:UserId" minOccurs="0" nillable="true"/>
-                    <xsd:element name="AccountType" type="xsd:string" minOccurs="0"/>
-                  </xsd:sequence>
-                </xsd:complexType>
-              </xsd:element>
-            </xsd:sequence>
-          </xsd:extension>
-        </xsd:complexContent>
-      </xsd:complexType>
-    </xsd:element>
-    <xsd:element name="SharedWithDetails" ma:index="15" nillable="true" ma:displayName="Shared With Details" ma:internalName="SharedWithDetails" ma:readOnly="true">
-      <xsd:simpleType>
-        <xsd:restriction base="dms:Note">
-          <xsd:maxLength value="255"/>
-        </xsd:restriction>
-      </xsd:simpleType>
-    </xsd:element>
-  </xsd:schema>
-  <xsd:schema xmlns="http://schemas.openxmlformats.org/package/2006/metadata/core-properties" xmlns:xsd="http://www.w3.org/2001/XMLSchema" xmlns:xsi="http://www.w3.org/2001/XMLSchema-instance" xmlns:dc="http://purl.org/dc/elements/1.1/" xmlns:dcterms="http://purl.org/dc/terms/" xmlns:odoc="http://schemas.microsoft.com/internal/obd" targetNamespace="http://schemas.openxmlformats.org/package/2006/metadata/core-properties" elementFormDefault="qualified" attributeFormDefault="unqualified" blockDefault="#all">
-    <xsd:import namespace="http://purl.org/dc/elements/1.1/" schemaLocation="http://dublincore.org/schemas/xmls/qdc/2003/04/02/dc.xsd"/>
-    <xsd:import namespace="http://purl.org/dc/terms/" schemaLocation="http://dublincore.org/schemas/xmls/qdc/2003/04/02/dcterms.xsd"/>
-    <xsd:element name="coreProperties" type="CT_coreProperties"/>
-    <xsd:complexType name="CT_coreProperties">
-      <xsd:all>
-        <xsd:element ref="dc:creator" minOccurs="0" maxOccurs="1"/>
-        <xsd:element ref="dcterms:created" minOccurs="0" maxOccurs="1"/>
-        <xsd:element ref="dc:identifier" minOccurs="0" maxOccurs="1"/>
-        <xsd:element name="contentType" minOccurs="0" maxOccurs="1" type="xsd:string" ma:index="0" ma:displayName="Content Type"/>
-        <xsd:element ref="dc:title" minOccurs="0" maxOccurs="1" ma:index="4" ma:displayName="Title"/>
-        <xsd:element ref="dc:subject" minOccurs="0" maxOccurs="1"/>
-        <xsd:element ref="dc:description" minOccurs="0" maxOccurs="1"/>
-        <xsd:element name="keywords" minOccurs="0" maxOccurs="1" type="xsd:string"/>
-        <xsd:element ref="dc:language" minOccurs="0" maxOccurs="1"/>
-        <xsd:element name="category" minOccurs="0" maxOccurs="1" type="xsd:string"/>
-        <xsd:element name="version" minOccurs="0" maxOccurs="1" type="xsd:string"/>
-        <xsd:element name="revision" minOccurs="0" maxOccurs="1" type="xsd:string">
-          <xsd:annotation>
-            <xsd:documentation>
-                        This value indicates the number of saves or revisions. The application is responsible for updating this value after each revision.
-                    </xsd:documentation>
-          </xsd:annotation>
-        </xsd:element>
-        <xsd:element name="lastModifiedBy" minOccurs="0" maxOccurs="1" type="xsd:string"/>
-        <xsd:element ref="dcterms:modified" minOccurs="0" maxOccurs="1"/>
-        <xsd:element name="contentStatus" minOccurs="0" maxOccurs="1" type="xsd:string"/>
-      </xsd:all>
-    </xsd:complexType>
-  </xsd:schema>
-  <xs:schema xmlns:pc="http://schemas.microsoft.com/office/infopath/2007/PartnerControls" xmlns:xs="http://www.w3.org/2001/XMLSchema" targetNamespace="http://schemas.microsoft.com/office/infopath/2007/PartnerControls" elementFormDefault="qualified" attributeFormDefault="unqualified">
-    <xs:element name="Person">
-      <xs:complexType>
-        <xs:sequence>
-          <xs:element ref="pc:DisplayName" minOccurs="0"/>
-          <xs:element ref="pc:AccountId" minOccurs="0"/>
-          <xs:element ref="pc:AccountType" minOccurs="0"/>
-        </xs:sequence>
-      </xs:complexType>
-    </xs:element>
-    <xs:element name="DisplayName" type="xs:string"/>
-    <xs:element name="AccountId" type="xs:string"/>
-    <xs:element name="AccountType" type="xs:string"/>
-    <xs:element name="BDCAssociatedEntity">
-      <xs:complexType>
-        <xs:sequence>
-          <xs:element ref="pc:BDCEntity" minOccurs="0" maxOccurs="unbounded"/>
-        </xs:sequence>
-        <xs:attribute ref="pc:EntityNamespace"/>
-        <xs:attribute ref="pc:EntityName"/>
-        <xs:attribute ref="pc:SystemInstanceName"/>
-        <xs:attribute ref="pc:AssociationName"/>
-      </xs:complexType>
-    </xs:element>
-    <xs:attribute name="EntityNamespace" type="xs:string"/>
-    <xs:attribute name="EntityName" type="xs:string"/>
-    <xs:attribute name="SystemInstanceName" type="xs:string"/>
-    <xs:attribute name="AssociationName" type="xs:string"/>
-    <xs:element name="BDCEntity">
-      <xs:complexType>
-        <xs:sequence>
-          <xs:element ref="pc:EntityDisplayName" minOccurs="0"/>
-          <xs:element ref="pc:EntityInstanceReference" minOccurs="0"/>
-          <xs:element ref="pc:EntityId1" minOccurs="0"/>
-          <xs:element ref="pc:EntityId2" minOccurs="0"/>
-          <xs:element ref="pc:EntityId3" minOccurs="0"/>
-          <xs:element ref="pc:EntityId4" minOccurs="0"/>
-          <xs:element ref="pc:EntityId5" minOccurs="0"/>
-        </xs:sequence>
-      </xs:complexType>
-    </xs:element>
-    <xs:element name="EntityDisplayName" type="xs:string"/>
-    <xs:element name="EntityInstanceReference" type="xs:string"/>
-    <xs:element name="EntityId1" type="xs:string"/>
-    <xs:element name="EntityId2" type="xs:string"/>
-    <xs:element name="EntityId3" type="xs:string"/>
-    <xs:element name="EntityId4" type="xs:string"/>
-    <xs:element name="EntityId5" type="xs:string"/>
-    <xs:element name="Terms">
-      <xs:complexType>
-        <xs:sequence>
-          <xs:element ref="pc:TermInfo" minOccurs="0" maxOccurs="unbounded"/>
-        </xs:sequence>
-      </xs:complexType>
-    </xs:element>
-    <xs:element name="TermInfo">
-      <xs:complexType>
-        <xs:sequence>
-          <xs:element ref="pc:TermName" minOccurs="0"/>
-          <xs:element ref="pc:TermId" minOccurs="0"/>
-        </xs:sequence>
-      </xs:complexType>
-    </xs:element>
-    <xs:element name="TermName" type="xs:string"/>
-    <xs:element name="TermId" type="xs:string"/>
-  </xs:schema>
-</ct:contentTypeSchema>
-</file>
-
-<file path=customXml/item4.xml><?xml version="1.0" encoding="utf-8"?>
-<p:properties xmlns:p="http://schemas.microsoft.com/office/2006/metadata/properties" xmlns:xsi="http://www.w3.org/2001/XMLSchema-instance" xmlns:pc="http://schemas.microsoft.com/office/infopath/2007/PartnerControls">
-  <documentManagement>
-    <Status xmlns="71af3243-3dd4-4a8d-8c0d-dd76da1f02a5">Not started</Status>
-    <MediaServiceKeyPoints xmlns="71af3243-3dd4-4a8d-8c0d-dd76da1f02a5" xsi:nil="true"/>
-  </documentManagement>
-</p:properties>
-</file>
-
-<file path=customXml/item5.xml><?xml version="1.0" encoding="utf-8"?>
-<b:Sources xmlns:b="http://schemas.openxmlformats.org/officeDocument/2006/bibliography" xmlns="http://schemas.openxmlformats.org/officeDocument/2006/bibliography" SelectedStyle="\APASixthEditionOfficeOnline.xsl" StyleName="APA" Version="6"/>
-</file>
-
-<file path=customXml/itemProps1.xml><?xml version="1.0" encoding="utf-8"?>
-<ds:datastoreItem xmlns:ds="http://schemas.openxmlformats.org/officeDocument/2006/customXml" ds:itemID="{55AF091B-3C7A-41E3-B477-F2FDAA23CFDA}">
-  <ds:schemaRefs>
-    <ds:schemaRef ds:uri="http://schemas.microsoft.com/office/2006/coverPageProps"/>
-  </ds:schemaRefs>
-</ds:datastoreItem>
-</file>
-
-<file path=customXml/itemProps2.xml><?xml version="1.0" encoding="utf-8"?>
-<ds:datastoreItem xmlns:ds="http://schemas.openxmlformats.org/officeDocument/2006/customXml" ds:itemID="{11AFEAE2-FAAB-4C0F-B133-DCDABB9FCAD5}">
-  <ds:schemaRefs>
-    <ds:schemaRef ds:uri="http://schemas.microsoft.com/sharepoint/v3/contenttype/forms"/>
-  </ds:schemaRefs>
-</ds:datastoreItem>
-</file>
-
-<file path=customXml/itemProps3.xml><?xml version="1.0" encoding="utf-8"?>
-<ds:datastoreItem xmlns:ds="http://schemas.openxmlformats.org/officeDocument/2006/customXml" ds:itemID="{889EDF3A-DE50-45DD-9D07-B4C9586EB641}">
-  <ds:schemaRefs>
-    <ds:schemaRef ds:uri="http://schemas.microsoft.com/office/2006/metadata/contentType"/>
-    <ds:schemaRef ds:uri="http://schemas.microsoft.com/office/2006/metadata/properties/metaAttributes"/>
-    <ds:schemaRef ds:uri="http://www.w3.org/2001/XMLSchema"/>
-    <ds:schemaRef ds:uri="http://schemas.microsoft.com/office/2006/metadata/properties"/>
-    <ds:schemaRef ds:uri="71af3243-3dd4-4a8d-8c0d-dd76da1f02a5"/>
-    <ds:schemaRef ds:uri="16c05727-aa75-4e4a-9b5f-8a80a1165891"/>
-    <ds:schemaRef ds:uri="http://schemas.microsoft.com/office/2006/documentManagement/types"/>
-    <ds:schemaRef ds:uri="http://schemas.microsoft.com/office/infopath/2007/PartnerControls"/>
-    <ds:schemaRef ds:uri="http://schemas.openxmlformats.org/package/2006/metadata/core-properties"/>
-    <ds:schemaRef ds:uri="http://purl.org/dc/elements/1.1/"/>
-    <ds:schemaRef ds:uri="http://purl.org/dc/terms/"/>
-    <ds:schemaRef ds:uri="http://schemas.microsoft.com/internal/obd"/>
-  </ds:schemaRefs>
-</ds:datastoreItem>
-</file>
-
-<file path=customXml/itemProps4.xml><?xml version="1.0" encoding="utf-8"?>
-<ds:datastoreItem xmlns:ds="http://schemas.openxmlformats.org/officeDocument/2006/customXml" ds:itemID="{D003E28B-13B7-40BE-B719-CB7E4CDE1352}">
-  <ds:schemaRefs>
-    <ds:schemaRef ds:uri="http://schemas.microsoft.com/office/2006/metadata/properties"/>
-    <ds:schemaRef ds:uri="http://schemas.microsoft.com/office/infopath/2007/PartnerControls"/>
-    <ds:schemaRef ds:uri="71af3243-3dd4-4a8d-8c0d-dd76da1f02a5"/>
-  </ds:schemaRefs>
-</ds:datastoreItem>
-</file>
-
-<file path=customXml/itemProps5.xml><?xml version="1.0" encoding="utf-8"?>
-<ds:datastoreItem xmlns:ds="http://schemas.openxmlformats.org/officeDocument/2006/customXml" ds:itemID="{7D4D55AD-DFA4-4969-999B-A61FC1A1EF8E}">
-  <ds:schemaRefs>
-    <ds:schemaRef ds:uri="http://schemas.openxmlformats.org/officeDocument/2006/bibliography"/>
-  </ds:schemaRefs>
-</ds:datastoreItem>
 </file>